--- a/fraud_detection_report.docx
+++ b/fraud_detection_report.docx
@@ -30,7 +30,7 @@
           <w:szCs w:val="32"/>
           <w:rtl/>
         </w:rPr>
-        <w:t>گزارش فنی جامع</w:t>
+        <w:t>گزارش فنی</w:t>
       </w:r>
     </w:p>
     <w:p>
@@ -60,7 +60,7 @@
           <w:szCs w:val="24"/>
           <w:rtl/>
         </w:rPr>
-        <w:t>تاریخ: مهر ۱۴۰۵</w:t>
+        <w:t>تاریخ: آبان ۱۴۰۵</w:t>
       </w:r>
     </w:p>
     <w:p>
@@ -87,56 +87,56 @@
       <w:pPr>
         <w:pStyle w:val="Heading1"/>
         <w:bidi/>
-        <w:jc w:val="right"/>
-      </w:pPr>
-      <w:r>
-        <w:rPr>
-          <w:rtl/>
-        </w:rPr>
-        <w:t>۱. مقدمه و اهداف پروژه</w:t>
-      </w:r>
-    </w:p>
-    <w:p>
-      <w:pPr>
-        <w:bidi/>
-        <w:jc w:val="right"/>
-      </w:pPr>
-      <w:r>
-        <w:rPr>
-          <w:rFonts w:ascii="Vazirmatn" w:hAnsi="Vazirmatn" w:cs="Vazirmatn" w:eastAsia="Vazirmatn"/>
-          <w:sz w:val="22"/>
-          <w:szCs w:val="22"/>
-          <w:rtl/>
-        </w:rPr>
-        <w:t>این پروژه 9 سناریوی تقلب و پولشویی را روی داده‌های کاملاً مصنوعی ولی نزدیک به واقعیتِ نظام بانکی ایران شبیه‌سازی می‌کند. هدف، آزمودن این است که تحلیل گرافی تا چه حد می‌تواند الگوهایی را که عمداً در میان فعالیت عادی پنهان شده‌اند پیدا کند.</w:t>
-      </w:r>
-    </w:p>
-    <w:p>
-      <w:pPr>
-        <w:bidi/>
-        <w:jc w:val="right"/>
-      </w:pPr>
-      <w:r>
-        <w:rPr>
-          <w:rFonts w:ascii="Vazirmatn" w:hAnsi="Vazirmatn" w:cs="Vazirmatn" w:eastAsia="Vazirmatn"/>
-          <w:sz w:val="22"/>
-          <w:szCs w:val="22"/>
-          <w:rtl/>
-        </w:rPr>
-        <w:t>داده‌ها شامل 180 حساب متعلق به 150 مشتری در ۱۰ بانک و 1665 تراکنش است که 228 مورد آن تراکنش کاشته‌شده تقلب و بقیه فعالیت عادی (نویز) است. همه داده‌ها در پایگاه داده گرافی Neo4j بارگذاری شده و یک API برای تحلیل مسیر روی آن ساخته شده است.</w:t>
+        <w:jc w:val="start"/>
+      </w:pPr>
+      <w:r>
+        <w:rPr>
+          <w:rtl/>
+        </w:rPr>
+        <w:t>۱. مقدمه و هدف</w:t>
+      </w:r>
+    </w:p>
+    <w:p>
+      <w:pPr>
+        <w:bidi/>
+        <w:jc w:val="start"/>
+      </w:pPr>
+      <w:r>
+        <w:rPr>
+          <w:rFonts w:ascii="Vazirmatn" w:hAnsi="Vazirmatn" w:cs="Vazirmatn" w:eastAsia="Vazirmatn"/>
+          <w:sz w:val="22"/>
+          <w:szCs w:val="22"/>
+          <w:rtl/>
+        </w:rPr>
+        <w:t>در این پروژه ۹ سناریوی تقلب و پولشویی روی داده‌های مصنوعی شبیه‌سازی شده است. داده‌ها کاملاً ساختگی‌اند ولی قواعد نظام بانکی ایران را رعایت می‌کنند. سؤال اصلی این بود که تحلیل گرافی تا کجا می‌تواند الگوهایی را پیدا کند که عمداً لای فعالیت عادی پنهان شده‌اند.</w:t>
+      </w:r>
+    </w:p>
+    <w:p>
+      <w:pPr>
+        <w:bidi/>
+        <w:jc w:val="start"/>
+      </w:pPr>
+      <w:r>
+        <w:rPr>
+          <w:rFonts w:ascii="Vazirmatn" w:hAnsi="Vazirmatn" w:cs="Vazirmatn" w:eastAsia="Vazirmatn"/>
+          <w:sz w:val="22"/>
+          <w:szCs w:val="22"/>
+          <w:rtl/>
+        </w:rPr>
+        <w:t>داده‌ها شامل ۱۸۰ حساب متعلق به ۱۵۰ مشتری در ۱۰ بانک و ۱٬۶۶۵ تراکنش است. از این تراکنش‌ها ۲۲۸ مورد تقلبِ کاشته‌شده است و بقیه فعالیت عادی (نویز). داده‌ها در پایگاه داده‌ی گرافی Neo4j بارگذاری شده‌اند و یک API برای تحلیل مسیر روی آن ساخته شده است.</w:t>
       </w:r>
     </w:p>
     <w:p>
       <w:pPr>
         <w:pStyle w:val="Heading2"/>
         <w:bidi/>
-        <w:jc w:val="right"/>
-      </w:pPr>
-      <w:r>
-        <w:rPr>
-          <w:rtl/>
-        </w:rPr>
-        <w:t>۱.۱ ابزارها و فناوری‌های مورد استفاده</w:t>
+        <w:jc w:val="start"/>
+      </w:pPr>
+      <w:r>
+        <w:rPr>
+          <w:rtl/>
+        </w:rPr>
+        <w:t>۱.۱ ابزارها</w:t>
       </w:r>
     </w:p>
     <w:tbl>
@@ -200,7 +200,7 @@
                 <w:szCs w:val="18"/>
                 <w:rtl/>
               </w:rPr>
-              <w:t>توضیحات</w:t>
+              <w:t>کاربرد</w:t>
             </w:r>
           </w:p>
         </w:tc>
@@ -244,7 +244,7 @@
                 <w:szCs w:val="18"/>
                 <w:rtl/>
               </w:rPr>
-              <w:t>تولید داده مصنوعی، اعتبارسنجی و تحلیل</w:t>
+              <w:t>تولید داده‌ی مصنوعی، اعتبارسنجی و تحلیل</w:t>
             </w:r>
           </w:p>
         </w:tc>
@@ -288,7 +288,7 @@
                 <w:szCs w:val="18"/>
                 <w:rtl/>
               </w:rPr>
-              <w:t>پایگاه داده گرافی</w:t>
+              <w:t>پایگاه داده‌ی گرافی</w:t>
             </w:r>
           </w:p>
         </w:tc>
@@ -420,7 +420,7 @@
                 <w:szCs w:val="18"/>
                 <w:rtl/>
               </w:rPr>
-              <w:t>API تحلیل مسیر</w:t>
+              <w:t>سرویس تحلیل مسیر</w:t>
             </w:r>
           </w:p>
         </w:tc>
@@ -464,7 +464,7 @@
                 <w:szCs w:val="18"/>
                 <w:rtl/>
               </w:rPr>
-              <w:t>مصورسازی</w:t>
+              <w:t>رسم نمودارها</w:t>
             </w:r>
           </w:p>
         </w:tc>
@@ -475,7 +475,7 @@
       <w:pPr>
         <w:pStyle w:val="Heading1"/>
         <w:bidi/>
-        <w:jc w:val="right"/>
+        <w:jc w:val="start"/>
       </w:pPr>
       <w:r>
         <w:rPr>
@@ -487,23 +487,23 @@
     <w:p>
       <w:pPr>
         <w:bidi/>
-        <w:jc w:val="right"/>
-      </w:pPr>
-      <w:r>
-        <w:rPr>
-          <w:rFonts w:ascii="Vazirmatn" w:hAnsi="Vazirmatn" w:cs="Vazirmatn" w:eastAsia="Vazirmatn"/>
-          <w:sz w:val="22"/>
-          <w:szCs w:val="22"/>
-          <w:rtl/>
-        </w:rPr>
-        <w:t>داده‌ها با اسکریپت تولید می‌شوند و با seed ثابت کاملاً قابل بازتولید هستند. دو قید اصلی رعایت شده است: نزدیکی به داده واقعی بانکی، و پنهان بودن الگوی تقلب در میان نویز.</w:t>
+        <w:jc w:val="start"/>
+      </w:pPr>
+      <w:r>
+        <w:rPr>
+          <w:rFonts w:ascii="Vazirmatn" w:hAnsi="Vazirmatn" w:cs="Vazirmatn" w:eastAsia="Vazirmatn"/>
+          <w:sz w:val="22"/>
+          <w:szCs w:val="22"/>
+          <w:rtl/>
+        </w:rPr>
+        <w:t>داده‌ها با اسکریپت تولید می‌شوند و چون seed ثابت است، هر اجرا دقیقاً همان داده را می‌سازد. در تولید داده دو قید رعایت شده: داده باید به داده‌ی واقعی بانکی نزدیک باشد و الگوی تقلب باید لای نویز پنهان بماند.</w:t>
       </w:r>
     </w:p>
     <w:p>
       <w:pPr>
         <w:pStyle w:val="Heading2"/>
         <w:bidi/>
-        <w:jc w:val="right"/>
+        <w:jc w:val="start"/>
       </w:pPr>
       <w:r>
         <w:rPr>
@@ -515,98 +515,98 @@
     <w:p>
       <w:pPr>
         <w:bidi/>
-        <w:jc w:val="right"/>
-      </w:pPr>
-      <w:r>
-        <w:rPr>
-          <w:rFonts w:ascii="Vazirmatn" w:hAnsi="Vazirmatn" w:cs="Vazirmatn" w:eastAsia="Vazirmatn"/>
-          <w:sz w:val="22"/>
-          <w:szCs w:val="22"/>
-          <w:rtl/>
-        </w:rPr>
-        <w:t>- شماره شبا: ۲۶ کاراکتر با رقم کنترل mod-97 و شناسه واقعی بانک‌ها (مثلاً 017 ملی، 012 ملت، 057 پاسارگاد)</w:t>
-      </w:r>
-    </w:p>
-    <w:p>
-      <w:pPr>
-        <w:bidi/>
-        <w:jc w:val="right"/>
-      </w:pPr>
-      <w:r>
-        <w:rPr>
-          <w:rFonts w:ascii="Vazirmatn" w:hAnsi="Vazirmatn" w:cs="Vazirmatn" w:eastAsia="Vazirmatn"/>
-          <w:sz w:val="22"/>
-          <w:szCs w:val="22"/>
-          <w:rtl/>
-        </w:rPr>
-        <w:t>- شماره ملی اشخاص حقیقی: ۱۰ رقم با رقم کنترل معتبر</w:t>
-      </w:r>
-    </w:p>
-    <w:p>
-      <w:pPr>
-        <w:bidi/>
-        <w:jc w:val="right"/>
-      </w:pPr>
-      <w:r>
-        <w:rPr>
-          <w:rFonts w:ascii="Vazirmatn" w:hAnsi="Vazirmatn" w:cs="Vazirmatn" w:eastAsia="Vazirmatn"/>
-          <w:sz w:val="22"/>
-          <w:szCs w:val="22"/>
-          <w:rtl/>
-        </w:rPr>
-        <w:t>- شناسه ملی اشخاص حقوقی: ۱۱ رقم با رقم کنترل معتبر</w:t>
-      </w:r>
-    </w:p>
-    <w:p>
-      <w:pPr>
-        <w:bidi/>
-        <w:jc w:val="right"/>
-      </w:pPr>
-      <w:r>
-        <w:rPr>
-          <w:rFonts w:ascii="Vazirmatn" w:hAnsi="Vazirmatn" w:cs="Vazirmatn" w:eastAsia="Vazirmatn"/>
-          <w:sz w:val="22"/>
-          <w:szCs w:val="22"/>
-          <w:rtl/>
-        </w:rPr>
-        <w:t>- شناسه شهاب: ۱۶ رقم برای هر مشتری</w:t>
-      </w:r>
-    </w:p>
-    <w:p>
-      <w:pPr>
-        <w:bidi/>
-        <w:jc w:val="right"/>
-      </w:pPr>
-      <w:r>
-        <w:rPr>
-          <w:rFonts w:ascii="Vazirmatn" w:hAnsi="Vazirmatn" w:cs="Vazirmatn" w:eastAsia="Vazirmatn"/>
-          <w:sz w:val="22"/>
-          <w:szCs w:val="22"/>
-          <w:rtl/>
-        </w:rPr>
-        <w:t>- هر بانک شعبه‌های خود را دارد و حساب در شعبه همان بانک افتتاح می‌شود</w:t>
-      </w:r>
-    </w:p>
-    <w:p>
-      <w:pPr>
-        <w:bidi/>
-        <w:jc w:val="right"/>
-      </w:pPr>
-      <w:r>
-        <w:rPr>
-          <w:rFonts w:ascii="Vazirmatn" w:hAnsi="Vazirmatn" w:cs="Vazirmatn" w:eastAsia="Vazirmatn"/>
-          <w:sz w:val="22"/>
-          <w:szCs w:val="22"/>
-          <w:rtl/>
-        </w:rPr>
-        <w:t>- ۳۰ ستون فارسی مطابق قالب گزارش‌های واقعی بانکی؛ هر سطر یک رابطه مشتری–حساب (مالک، شریک، صاحب امضا)</w:t>
+        <w:jc w:val="start"/>
+      </w:pPr>
+      <w:r>
+        <w:rPr>
+          <w:rFonts w:ascii="Vazirmatn" w:hAnsi="Vazirmatn" w:cs="Vazirmatn" w:eastAsia="Vazirmatn"/>
+          <w:sz w:val="22"/>
+          <w:szCs w:val="22"/>
+          <w:rtl/>
+        </w:rPr>
+        <w:t>•  شماره‌ی شبا: ۲۶ کاراکتر با رقم کنترل mod-97 و شناسه‌ی واقعی بانک‌ها (مثلاً 017 برای ملی، 012 برای ملت و 057 برای پاسارگاد)</w:t>
+      </w:r>
+    </w:p>
+    <w:p>
+      <w:pPr>
+        <w:bidi/>
+        <w:jc w:val="start"/>
+      </w:pPr>
+      <w:r>
+        <w:rPr>
+          <w:rFonts w:ascii="Vazirmatn" w:hAnsi="Vazirmatn" w:cs="Vazirmatn" w:eastAsia="Vazirmatn"/>
+          <w:sz w:val="22"/>
+          <w:szCs w:val="22"/>
+          <w:rtl/>
+        </w:rPr>
+        <w:t>•  شماره‌ی ملی اشخاص حقیقی: ۱۰ رقم با رقم کنترل معتبر</w:t>
+      </w:r>
+    </w:p>
+    <w:p>
+      <w:pPr>
+        <w:bidi/>
+        <w:jc w:val="start"/>
+      </w:pPr>
+      <w:r>
+        <w:rPr>
+          <w:rFonts w:ascii="Vazirmatn" w:hAnsi="Vazirmatn" w:cs="Vazirmatn" w:eastAsia="Vazirmatn"/>
+          <w:sz w:val="22"/>
+          <w:szCs w:val="22"/>
+          <w:rtl/>
+        </w:rPr>
+        <w:t>•  شناسه‌ی ملی اشخاص حقوقی: ۱۱ رقم با رقم کنترل معتبر</w:t>
+      </w:r>
+    </w:p>
+    <w:p>
+      <w:pPr>
+        <w:bidi/>
+        <w:jc w:val="start"/>
+      </w:pPr>
+      <w:r>
+        <w:rPr>
+          <w:rFonts w:ascii="Vazirmatn" w:hAnsi="Vazirmatn" w:cs="Vazirmatn" w:eastAsia="Vazirmatn"/>
+          <w:sz w:val="22"/>
+          <w:szCs w:val="22"/>
+          <w:rtl/>
+        </w:rPr>
+        <w:t>•  شناسه‌ی شهاب: ۱۶ رقم برای هر مشتری</w:t>
+      </w:r>
+    </w:p>
+    <w:p>
+      <w:pPr>
+        <w:bidi/>
+        <w:jc w:val="start"/>
+      </w:pPr>
+      <w:r>
+        <w:rPr>
+          <w:rFonts w:ascii="Vazirmatn" w:hAnsi="Vazirmatn" w:cs="Vazirmatn" w:eastAsia="Vazirmatn"/>
+          <w:sz w:val="22"/>
+          <w:szCs w:val="22"/>
+          <w:rtl/>
+        </w:rPr>
+        <w:t>•  هر بانک شعبه‌های خودش را دارد و هر حساب در یکی از شعبه‌های همان بانک باز می‌شود</w:t>
+      </w:r>
+    </w:p>
+    <w:p>
+      <w:pPr>
+        <w:bidi/>
+        <w:jc w:val="start"/>
+      </w:pPr>
+      <w:r>
+        <w:rPr>
+          <w:rFonts w:ascii="Vazirmatn" w:hAnsi="Vazirmatn" w:cs="Vazirmatn" w:eastAsia="Vazirmatn"/>
+          <w:sz w:val="22"/>
+          <w:szCs w:val="22"/>
+          <w:rtl/>
+        </w:rPr>
+        <w:t>•  فایل حساب‌ها در قالب ۳۰ ستونی FATF است؛ هر سطر یک رابطه‌ی مشتری و حساب است (مالک، شریک یا صاحب امضا)</w:t>
       </w:r>
     </w:p>
     <w:p>
       <w:pPr>
         <w:pStyle w:val="Heading2"/>
         <w:bidi/>
-        <w:jc w:val="right"/>
+        <w:jc w:val="start"/>
       </w:pPr>
       <w:r>
         <w:rPr>
@@ -618,83 +618,83 @@
     <w:p>
       <w:pPr>
         <w:bidi/>
-        <w:jc w:val="right"/>
-      </w:pPr>
-      <w:r>
-        <w:rPr>
-          <w:rFonts w:ascii="Vazirmatn" w:hAnsi="Vazirmatn" w:cs="Vazirmatn" w:eastAsia="Vazirmatn"/>
-          <w:sz w:val="22"/>
-          <w:szCs w:val="22"/>
-          <w:rtl/>
-        </w:rPr>
-        <w:t>- انواع تراکنش: واریز نقدی، برداشت نقدی، انتقال داخلی (هم‌بانک)، پایا، و ساتنا (بین‌بانکی از ۱۵۰ میلیون ریال به بالا)</w:t>
-      </w:r>
-    </w:p>
-    <w:p>
-      <w:pPr>
-        <w:bidi/>
-        <w:jc w:val="right"/>
-      </w:pPr>
-      <w:r>
-        <w:rPr>
-          <w:rFonts w:ascii="Vazirmatn" w:hAnsi="Vazirmatn" w:cs="Vazirmatn" w:eastAsia="Vazirmatn"/>
-          <w:sz w:val="22"/>
-          <w:szCs w:val="22"/>
-          <w:rtl/>
-        </w:rPr>
-        <w:t>- تراکنش نقدی طرف مقابل ندارد: واریز نقدی بدون فرستنده و برداشت نقدی بدون گیرنده است</w:t>
-      </w:r>
-    </w:p>
-    <w:p>
-      <w:pPr>
-        <w:bidi/>
-        <w:jc w:val="right"/>
-      </w:pPr>
-      <w:r>
-        <w:rPr>
-          <w:rFonts w:ascii="Vazirmatn" w:hAnsi="Vazirmatn" w:cs="Vazirmatn" w:eastAsia="Vazirmatn"/>
-          <w:sz w:val="22"/>
-          <w:szCs w:val="22"/>
-          <w:rtl/>
-        </w:rPr>
-        <w:t>- تقویم هجری شمسی واقعی (طول ماه‌ها و سال کبیسه)</w:t>
-      </w:r>
-    </w:p>
-    <w:p>
-      <w:pPr>
-        <w:bidi/>
-        <w:jc w:val="right"/>
-      </w:pPr>
-      <w:r>
-        <w:rPr>
-          <w:rFonts w:ascii="Vazirmatn" w:hAnsi="Vazirmatn" w:cs="Vazirmatn" w:eastAsia="Vazirmatn"/>
-          <w:sz w:val="22"/>
-          <w:szCs w:val="22"/>
-          <w:rtl/>
-        </w:rPr>
-        <w:t>- تراکنش شعبه‌ای، پایا و ساتنا در روز جمعه انجام نمی‌شود</w:t>
-      </w:r>
-    </w:p>
-    <w:p>
-      <w:pPr>
-        <w:bidi/>
-        <w:jc w:val="right"/>
-      </w:pPr>
-      <w:r>
-        <w:rPr>
-          <w:rFonts w:ascii="Vazirmatn" w:hAnsi="Vazirmatn" w:cs="Vazirmatn" w:eastAsia="Vazirmatn"/>
-          <w:sz w:val="22"/>
-          <w:szCs w:val="22"/>
-          <w:rtl/>
-        </w:rPr>
-        <w:t>- کانال‌ها: اینترنت‌بانک، موبایل‌بانک، شعبه، ATM</w:t>
+        <w:jc w:val="start"/>
+      </w:pPr>
+      <w:r>
+        <w:rPr>
+          <w:rFonts w:ascii="Vazirmatn" w:hAnsi="Vazirmatn" w:cs="Vazirmatn" w:eastAsia="Vazirmatn"/>
+          <w:sz w:val="22"/>
+          <w:szCs w:val="22"/>
+          <w:rtl/>
+        </w:rPr>
+        <w:t>•  انواع تراکنش: واریز نقدی، برداشت نقدی، انتقال داخلی (هم‌بانک)، پایا، و ساتنا برای انتقال بین‌بانکی ۱۵۰ میلیون ریال به بالا</w:t>
+      </w:r>
+    </w:p>
+    <w:p>
+      <w:pPr>
+        <w:bidi/>
+        <w:jc w:val="start"/>
+      </w:pPr>
+      <w:r>
+        <w:rPr>
+          <w:rFonts w:ascii="Vazirmatn" w:hAnsi="Vazirmatn" w:cs="Vazirmatn" w:eastAsia="Vazirmatn"/>
+          <w:sz w:val="22"/>
+          <w:szCs w:val="22"/>
+          <w:rtl/>
+        </w:rPr>
+        <w:t>•  تراکنش نقدی طرف مقابل ندارد: واریز نقدی فرستنده ندارد و برداشت نقدی گیرنده</w:t>
+      </w:r>
+    </w:p>
+    <w:p>
+      <w:pPr>
+        <w:bidi/>
+        <w:jc w:val="start"/>
+      </w:pPr>
+      <w:r>
+        <w:rPr>
+          <w:rFonts w:ascii="Vazirmatn" w:hAnsi="Vazirmatn" w:cs="Vazirmatn" w:eastAsia="Vazirmatn"/>
+          <w:sz w:val="22"/>
+          <w:szCs w:val="22"/>
+          <w:rtl/>
+        </w:rPr>
+        <w:t>•  تاریخ‌ها با تقویم شمسی واقعی ساخته می‌شوند (طول درست ماه‌ها و سال کبیسه)</w:t>
+      </w:r>
+    </w:p>
+    <w:p>
+      <w:pPr>
+        <w:bidi/>
+        <w:jc w:val="start"/>
+      </w:pPr>
+      <w:r>
+        <w:rPr>
+          <w:rFonts w:ascii="Vazirmatn" w:hAnsi="Vazirmatn" w:cs="Vazirmatn" w:eastAsia="Vazirmatn"/>
+          <w:sz w:val="22"/>
+          <w:szCs w:val="22"/>
+          <w:rtl/>
+        </w:rPr>
+        <w:t>•  تراکنش شعبه، پایا و ساتنا در روز جمعه انجام نمی‌شود</w:t>
+      </w:r>
+    </w:p>
+    <w:p>
+      <w:pPr>
+        <w:bidi/>
+        <w:jc w:val="start"/>
+      </w:pPr>
+      <w:r>
+        <w:rPr>
+          <w:rFonts w:ascii="Vazirmatn" w:hAnsi="Vazirmatn" w:cs="Vazirmatn" w:eastAsia="Vazirmatn"/>
+          <w:sz w:val="22"/>
+          <w:szCs w:val="22"/>
+          <w:rtl/>
+        </w:rPr>
+        <w:t>•  کانال‌ها: اینترنت‌بانک، موبایل‌بانک، شعبه و خودپرداز</w:t>
       </w:r>
     </w:p>
     <w:p>
       <w:pPr>
         <w:pStyle w:val="Heading2"/>
         <w:bidi/>
-        <w:jc w:val="right"/>
+        <w:jc w:val="start"/>
       </w:pPr>
       <w:r>
         <w:rPr>
@@ -706,38 +706,38 @@
     <w:p>
       <w:pPr>
         <w:bidi/>
-        <w:jc w:val="right"/>
-      </w:pPr>
-      <w:r>
-        <w:rPr>
-          <w:rFonts w:ascii="Vazirmatn" w:hAnsi="Vazirmatn" w:cs="Vazirmatn" w:eastAsia="Vazirmatn"/>
-          <w:sz w:val="22"/>
-          <w:szCs w:val="22"/>
-          <w:rtl/>
-        </w:rPr>
-        <w:t>در هر سناریو فعالیت عادی در تمام بازه زمانی سناریو تولید می‌شود: خرید از فروشگاه، انتقال شخصی با مبالغ رُند و شرح اغلب خالی، حقوق ماهانه (۲۲ تا ۴۹٫۵ میلیون، یعنی درست زیر سقف ۵۰ میلیونی)، واریز و برداشت نقدی، فاکتورهای B2B با دنباله سنگین (میانه حدود ۳۲۵ میلیون و برخی بالای ۱ میلیارد) و گاهی انتقال‌های شخصی ۱۵۰ تا ۶۰۰ میلیونی.</w:t>
-      </w:r>
-    </w:p>
-    <w:p>
-      <w:pPr>
-        <w:bidi/>
-        <w:jc w:val="right"/>
-      </w:pPr>
-      <w:r>
-        <w:rPr>
-          <w:rFonts w:ascii="Vazirmatn" w:hAnsi="Vazirmatn" w:cs="Vazirmatn" w:eastAsia="Vazirmatn"/>
-          <w:sz w:val="22"/>
-          <w:szCs w:val="22"/>
-          <w:rtl/>
-        </w:rPr>
-        <w:t>برای پنهان ماندن تقلب: شرح تراکنش‌های تقلب عادی یا خالی است، مبالغ تقلب با مبالغ قانونی هم‌پوشانی دارد، و حساب‌های درگیر تقلب در فعالیت عادی هم شرکت می‌کنند (به‌جز قربانیان راکد سناریوی ۰۷).</w:t>
+        <w:jc w:val="start"/>
+      </w:pPr>
+      <w:r>
+        <w:rPr>
+          <w:rFonts w:ascii="Vazirmatn" w:hAnsi="Vazirmatn" w:cs="Vazirmatn" w:eastAsia="Vazirmatn"/>
+          <w:sz w:val="22"/>
+          <w:szCs w:val="22"/>
+          <w:rtl/>
+        </w:rPr>
+        <w:t>در هر سناریو، فعالیت عادی در کل بازه‌ی زمانی سناریو پخش شده است: خرید از فروشگاه، انتقال شخصی با مبالغ رُند و اغلب بدون شرح، حقوق ماهانه‌ی ۲۲ تا ۴۹٫۵ میلیون ریال (درست زیر سقف ۵۰ میلیونی)، واریز و برداشت نقدی، فاکتورهای B2B که میانه‌شان حدود ۳۲۵ میلیون است و بعضی از ۱ میلیارد هم بیشترند، و گاهی انتقال شخصی ۱۵۰ تا ۶۰۰ میلیونی.</w:t>
+      </w:r>
+    </w:p>
+    <w:p>
+      <w:pPr>
+        <w:bidi/>
+        <w:jc w:val="start"/>
+      </w:pPr>
+      <w:r>
+        <w:rPr>
+          <w:rFonts w:ascii="Vazirmatn" w:hAnsi="Vazirmatn" w:cs="Vazirmatn" w:eastAsia="Vazirmatn"/>
+          <w:sz w:val="22"/>
+          <w:szCs w:val="22"/>
+          <w:rtl/>
+        </w:rPr>
+        <w:t>تراکنش‌های تقلب شرح معمولی یا خالی دارند و مبالغشان با تراکنش‌های قانونی هم‌پوشانی دارد. حساب‌های درگیر در تقلب هم فعالیت عادی دارند؛ تنها استثنا قربانیان راکد سناریوی ۰۷ هستند.</w:t>
       </w:r>
     </w:p>
     <w:p>
       <w:pPr>
         <w:pStyle w:val="Heading2"/>
         <w:bidi/>
-        <w:jc w:val="right"/>
+        <w:jc w:val="start"/>
       </w:pPr>
       <w:r>
         <w:rPr>
@@ -749,16 +749,16 @@
     <w:p>
       <w:pPr>
         <w:bidi/>
-        <w:jc w:val="right"/>
-      </w:pPr>
-      <w:r>
-        <w:rPr>
-          <w:rFonts w:ascii="Vazirmatn" w:hAnsi="Vazirmatn" w:cs="Vazirmatn" w:eastAsia="Vazirmatn"/>
-          <w:sz w:val="22"/>
-          <w:szCs w:val="22"/>
-          <w:rtl/>
-        </w:rPr>
-        <w:t xml:space="preserve">تراکنش‌های کاشته‌شده هر سناریو با نقش خود در فایل </w:t>
+        <w:jc w:val="start"/>
+      </w:pPr>
+      <w:r>
+        <w:rPr>
+          <w:rFonts w:ascii="Vazirmatn" w:hAnsi="Vazirmatn" w:cs="Vazirmatn" w:eastAsia="Vazirmatn"/>
+          <w:sz w:val="22"/>
+          <w:szCs w:val="22"/>
+          <w:rtl/>
+        </w:rPr>
+        <w:t xml:space="preserve">تراکنش‌های کاشته‌شده‌ی هر سناریو همراه با نقششان در فایل </w:t>
       </w:r>
       <w:r>
         <w:rPr>
@@ -776,7 +776,7 @@
           <w:szCs w:val="22"/>
           <w:rtl/>
         </w:rPr>
-        <w:t xml:space="preserve"> ثبت شده‌اند. این فایل عمداً در </w:t>
+        <w:t xml:space="preserve"> ثبت شده‌اند. این برچسب‌ها در فایل </w:t>
       </w:r>
       <w:r>
         <w:rPr>
@@ -794,14 +794,14 @@
           <w:szCs w:val="22"/>
           <w:rtl/>
         </w:rPr>
-        <w:t xml:space="preserve"> و در Neo4j وارد نمی‌شود تا کوئری‌های تشخیص نتوانند از آن استفاده کنند؛ فقط برای سنجش نتایج به‌کار می‌رود.</w:t>
+        <w:t xml:space="preserve"> نیامده‌اند و در Neo4j هم بارگذاری نمی‌شوند، پس کوئری‌های تشخیص به آن‌ها دسترسی ندارند. کاربرد این فایل فقط سنجیدن نتایج است.</w:t>
       </w:r>
     </w:p>
     <w:p>
       <w:pPr>
         <w:pStyle w:val="Heading1"/>
         <w:bidi/>
-        <w:jc w:val="right"/>
+        <w:jc w:val="start"/>
       </w:pPr>
       <w:r>
         <w:rPr>
@@ -939,7 +939,7 @@
                 <w:szCs w:val="18"/>
                 <w:rtl/>
               </w:rPr>
-              <w:t>180</w:t>
+              <w:t>۱۸۰</w:t>
             </w:r>
           </w:p>
         </w:tc>
@@ -1004,7 +1004,7 @@
                 <w:szCs w:val="18"/>
                 <w:rtl/>
               </w:rPr>
-              <w:t>150</w:t>
+              <w:t>۱۵۰</w:t>
             </w:r>
           </w:p>
         </w:tc>
@@ -1069,7 +1069,7 @@
                 <w:szCs w:val="18"/>
                 <w:rtl/>
               </w:rPr>
-              <w:t>1665</w:t>
+              <w:t>۱٬۶۶۵</w:t>
             </w:r>
           </w:p>
         </w:tc>
@@ -1113,7 +1113,7 @@
                 <w:szCs w:val="18"/>
                 <w:rtl/>
               </w:rPr>
-              <w:t>تراکنش نقدی (یک‌طرفه، مورد انتظار)</w:t>
+              <w:t>تراکنش نقدی (یک‌طرفه، طبق انتظار)</w:t>
             </w:r>
           </w:p>
         </w:tc>
@@ -1134,7 +1134,7 @@
                 <w:szCs w:val="18"/>
                 <w:rtl/>
               </w:rPr>
-              <w:t>267</w:t>
+              <w:t>۲۶۷</w:t>
             </w:r>
           </w:p>
         </w:tc>
@@ -1199,7 +1199,7 @@
                 <w:szCs w:val="18"/>
                 <w:rtl/>
               </w:rPr>
-              <w:t>0</w:t>
+              <w:t>۰</w:t>
             </w:r>
           </w:p>
         </w:tc>
@@ -1264,7 +1264,7 @@
                 <w:szCs w:val="18"/>
                 <w:rtl/>
               </w:rPr>
-              <w:t>0</w:t>
+              <w:t>۰</w:t>
             </w:r>
           </w:p>
         </w:tc>
@@ -1308,7 +1308,7 @@
                 <w:szCs w:val="18"/>
                 <w:rtl/>
               </w:rPr>
-              <w:t>شناسه تراکنش تکراری</w:t>
+              <w:t>شناسه‌ی تراکنش تکراری</w:t>
             </w:r>
           </w:p>
         </w:tc>
@@ -1329,7 +1329,7 @@
                 <w:szCs w:val="18"/>
                 <w:rtl/>
               </w:rPr>
-              <w:t>0</w:t>
+              <w:t>۰</w:t>
             </w:r>
           </w:p>
         </w:tc>
@@ -1394,7 +1394,7 @@
                 <w:szCs w:val="18"/>
                 <w:rtl/>
               </w:rPr>
-              <w:t>0</w:t>
+              <w:t>۰</w:t>
             </w:r>
           </w:p>
         </w:tc>
@@ -1459,7 +1459,7 @@
                 <w:szCs w:val="18"/>
                 <w:rtl/>
               </w:rPr>
-              <w:t>0</w:t>
+              <w:t>۰</w:t>
             </w:r>
           </w:p>
         </w:tc>
@@ -1490,16 +1490,16 @@
     <w:p>
       <w:pPr>
         <w:bidi/>
-        <w:jc w:val="right"/>
-      </w:pPr>
-      <w:r>
-        <w:rPr>
-          <w:rFonts w:ascii="Vazirmatn" w:hAnsi="Vazirmatn" w:cs="Vazirmatn" w:eastAsia="Vazirmatn"/>
-          <w:sz w:val="22"/>
-          <w:szCs w:val="22"/>
-          <w:rtl/>
-        </w:rPr>
-        <w:t>رقم کنترل همه شباها، شماره‌های ملی و شناسه‌های ملی معتبر است و هیچ تاریخ نامعتبری وجود ندارد.</w:t>
+        <w:jc w:val="start"/>
+      </w:pPr>
+      <w:r>
+        <w:rPr>
+          <w:rFonts w:ascii="Vazirmatn" w:hAnsi="Vazirmatn" w:cs="Vazirmatn" w:eastAsia="Vazirmatn"/>
+          <w:sz w:val="22"/>
+          <w:szCs w:val="22"/>
+          <w:rtl/>
+        </w:rPr>
+        <w:t>رقم کنترل همه‌ی شباها، شماره‌های ملی و شناسه‌های ملی معتبر است و تاریخ نامعتبری در داده نیست.</w:t>
       </w:r>
     </w:p>
     <w:p>
@@ -1560,7 +1560,7 @@
       <w:pPr>
         <w:pStyle w:val="Heading1"/>
         <w:bidi/>
-        <w:jc w:val="right"/>
+        <w:jc w:val="start"/>
       </w:pPr>
       <w:r>
         <w:rPr>
@@ -1573,7 +1573,7 @@
       <w:pPr>
         <w:pStyle w:val="Heading2"/>
         <w:bidi/>
-        <w:jc w:val="right"/>
+        <w:jc w:val="start"/>
       </w:pPr>
       <w:r>
         <w:rPr>
@@ -1687,7 +1687,7 @@
                 <w:szCs w:val="18"/>
                 <w:rtl/>
               </w:rPr>
-              <w:t>10</w:t>
+              <w:t>۱۰</w:t>
             </w:r>
           </w:p>
         </w:tc>
@@ -1731,7 +1731,7 @@
                 <w:szCs w:val="18"/>
                 <w:rtl/>
               </w:rPr>
-              <w:t>150</w:t>
+              <w:t>۱۵۰</w:t>
             </w:r>
           </w:p>
         </w:tc>
@@ -1775,7 +1775,7 @@
                 <w:szCs w:val="18"/>
                 <w:rtl/>
               </w:rPr>
-              <w:t>120</w:t>
+              <w:t>۱۲۰</w:t>
             </w:r>
           </w:p>
         </w:tc>
@@ -1819,7 +1819,7 @@
                 <w:szCs w:val="18"/>
                 <w:rtl/>
               </w:rPr>
-              <w:t>9</w:t>
+              <w:t>۹</w:t>
             </w:r>
           </w:p>
         </w:tc>
@@ -1863,7 +1863,7 @@
                 <w:szCs w:val="18"/>
                 <w:rtl/>
               </w:rPr>
-              <w:t>30</w:t>
+              <w:t>۳۰</w:t>
             </w:r>
           </w:p>
         </w:tc>
@@ -1907,7 +1907,7 @@
                 <w:szCs w:val="18"/>
                 <w:rtl/>
               </w:rPr>
-              <w:t>180</w:t>
+              <w:t>۱۸۰</w:t>
             </w:r>
           </w:p>
         </w:tc>
@@ -1951,7 +1951,7 @@
                 <w:szCs w:val="18"/>
                 <w:rtl/>
               </w:rPr>
-              <w:t>1665</w:t>
+              <w:t>۱٬۶۶۵</w:t>
             </w:r>
           </w:p>
         </w:tc>
@@ -1962,7 +1962,7 @@
       <w:pPr>
         <w:pStyle w:val="Heading2"/>
         <w:bidi/>
-        <w:jc w:val="right"/>
+        <w:jc w:val="start"/>
       </w:pPr>
       <w:r>
         <w:rPr>
@@ -2121,7 +2121,7 @@
                 <w:szCs w:val="18"/>
                 <w:rtl/>
               </w:rPr>
-              <w:t>217</w:t>
+              <w:t>۲۱۷</w:t>
             </w:r>
           </w:p>
         </w:tc>
@@ -2186,7 +2186,7 @@
                 <w:szCs w:val="18"/>
                 <w:rtl/>
               </w:rPr>
-              <w:t>180</w:t>
+              <w:t>۱۸۰</w:t>
             </w:r>
           </w:p>
         </w:tc>
@@ -2251,7 +2251,7 @@
                 <w:szCs w:val="18"/>
                 <w:rtl/>
               </w:rPr>
-              <w:t>1526</w:t>
+              <w:t>۱٬۵۲۶</w:t>
             </w:r>
           </w:p>
         </w:tc>
@@ -2316,7 +2316,7 @@
                 <w:szCs w:val="18"/>
                 <w:rtl/>
               </w:rPr>
-              <w:t>1537</w:t>
+              <w:t>۱٬۵۳۷</w:t>
             </w:r>
           </w:p>
         </w:tc>
@@ -2326,23 +2326,23 @@
     <w:p>
       <w:pPr>
         <w:bidi/>
-        <w:jc w:val="right"/>
-      </w:pPr>
-      <w:r>
-        <w:rPr>
-          <w:rFonts w:ascii="Vazirmatn" w:hAnsi="Vazirmatn" w:cs="Vazirmatn" w:eastAsia="Vazirmatn"/>
-          <w:sz w:val="22"/>
-          <w:szCs w:val="22"/>
-          <w:rtl/>
-        </w:rPr>
-        <w:t>واریز نقدی فقط رابطه RECEIVED و برداشت نقدی فقط رابطه SENT دارد.</w:t>
+        <w:jc w:val="start"/>
+      </w:pPr>
+      <w:r>
+        <w:rPr>
+          <w:rFonts w:ascii="Vazirmatn" w:hAnsi="Vazirmatn" w:cs="Vazirmatn" w:eastAsia="Vazirmatn"/>
+          <w:sz w:val="22"/>
+          <w:szCs w:val="22"/>
+          <w:rtl/>
+        </w:rPr>
+        <w:t>واریز نقدی فقط رابطه‌ی RECEIVED دارد و برداشت نقدی فقط رابطه‌ی SENT.</w:t>
       </w:r>
     </w:p>
     <w:p>
       <w:pPr>
         <w:pStyle w:val="Heading2"/>
         <w:bidi/>
-        <w:jc w:val="right"/>
+        <w:jc w:val="start"/>
       </w:pPr>
       <w:r>
         <w:rPr>
@@ -2402,20 +2402,20 @@
           <w:szCs w:val="18"/>
           <w:rtl/>
         </w:rPr>
-        <w:t>نمونه تصادفی از گراف</w:t>
+        <w:t>نمونه‌ی تصادفی از گراف</w:t>
       </w:r>
     </w:p>
     <w:p>
       <w:pPr>
         <w:pStyle w:val="Heading1"/>
         <w:bidi/>
-        <w:jc w:val="right"/>
-      </w:pPr>
-      <w:r>
-        <w:rPr>
-          <w:rtl/>
-        </w:rPr>
-        <w:t>۵. خلاصه سناریوهای تقلب</w:t>
+        <w:jc w:val="start"/>
+      </w:pPr>
+      <w:r>
+        <w:rPr>
+          <w:rtl/>
+        </w:rPr>
+        <w:t>۵. خلاصه‌ی سناریوها</w:t>
       </w:r>
     </w:p>
     <w:tbl>
@@ -2483,7 +2483,7 @@
                 <w:szCs w:val="18"/>
                 <w:rtl/>
               </w:rPr>
-              <w:t>نام سناریو</w:t>
+              <w:t>سناریو</w:t>
             </w:r>
           </w:p>
         </w:tc>
@@ -2598,7 +2598,7 @@
                 <w:szCs w:val="18"/>
                 <w:rtl/>
               </w:rPr>
-              <w:t>01</w:t>
+              <w:t>۰۱</w:t>
             </w:r>
           </w:p>
         </w:tc>
@@ -2619,7 +2619,7 @@
                 <w:szCs w:val="18"/>
                 <w:rtl/>
               </w:rPr>
-              <w:t>لایه‌گذاری ساده (Simple Layering)</w:t>
+              <w:t>لایه‌گذاری ساده</w:t>
             </w:r>
           </w:p>
         </w:tc>
@@ -2640,7 +2640,7 @@
                 <w:szCs w:val="18"/>
                 <w:rtl/>
               </w:rPr>
-              <w:t>135</w:t>
+              <w:t>۱۳۵</w:t>
             </w:r>
           </w:p>
         </w:tc>
@@ -2661,7 +2661,7 @@
                 <w:szCs w:val="18"/>
                 <w:rtl/>
               </w:rPr>
-              <w:t>15</w:t>
+              <w:t>۱۵</w:t>
             </w:r>
           </w:p>
         </w:tc>
@@ -2682,7 +2682,7 @@
                 <w:szCs w:val="18"/>
                 <w:rtl/>
               </w:rPr>
-              <w:t>14030101–14030204</w:t>
+              <w:t>۱ فروردین ۱۴۰۳ تا ۴ اردیبهشت ۱۴۰۳</w:t>
             </w:r>
           </w:p>
         </w:tc>
@@ -2726,7 +2726,7 @@
                 <w:szCs w:val="18"/>
                 <w:rtl/>
               </w:rPr>
-              <w:t>02</w:t>
+              <w:t>۰۲</w:t>
             </w:r>
           </w:p>
         </w:tc>
@@ -2747,7 +2747,7 @@
                 <w:szCs w:val="18"/>
                 <w:rtl/>
               </w:rPr>
-              <w:t>خرد کردن تراکنش (Structuring / Smurfing)</w:t>
+              <w:t>خرد کردن تراکنش</w:t>
             </w:r>
           </w:p>
         </w:tc>
@@ -2768,7 +2768,7 @@
                 <w:szCs w:val="18"/>
                 <w:rtl/>
               </w:rPr>
-              <w:t>181</w:t>
+              <w:t>۱۸۱</w:t>
             </w:r>
           </w:p>
         </w:tc>
@@ -2789,7 +2789,7 @@
                 <w:szCs w:val="18"/>
                 <w:rtl/>
               </w:rPr>
-              <w:t>31</w:t>
+              <w:t>۳۱</w:t>
             </w:r>
           </w:p>
         </w:tc>
@@ -2810,7 +2810,7 @@
                 <w:szCs w:val="18"/>
                 <w:rtl/>
               </w:rPr>
-              <w:t>14030101–14030204</w:t>
+              <w:t>۱ فروردین ۱۴۰۳ تا ۴ اردیبهشت ۱۴۰۳</w:t>
             </w:r>
           </w:p>
         </w:tc>
@@ -2854,7 +2854,7 @@
                 <w:szCs w:val="18"/>
                 <w:rtl/>
               </w:rPr>
-              <w:t>03</w:t>
+              <w:t>۰۳</w:t>
             </w:r>
           </w:p>
         </w:tc>
@@ -2875,7 +2875,7 @@
                 <w:szCs w:val="18"/>
                 <w:rtl/>
               </w:rPr>
-              <w:t>شبکه شرکت‌های کاغذی (Shell Company Network)</w:t>
+              <w:t>شبکه‌ی شرکت‌های کاغذی</w:t>
             </w:r>
           </w:p>
         </w:tc>
@@ -2896,7 +2896,7 @@
                 <w:szCs w:val="18"/>
                 <w:rtl/>
               </w:rPr>
-              <w:t>132</w:t>
+              <w:t>۱۳۲</w:t>
             </w:r>
           </w:p>
         </w:tc>
@@ -2917,7 +2917,7 @@
                 <w:szCs w:val="18"/>
                 <w:rtl/>
               </w:rPr>
-              <w:t>12</w:t>
+              <w:t>۱۲</w:t>
             </w:r>
           </w:p>
         </w:tc>
@@ -2938,7 +2938,7 @@
                 <w:szCs w:val="18"/>
                 <w:rtl/>
               </w:rPr>
-              <w:t>14030101–14030215</w:t>
+              <w:t>۱ فروردین ۱۴۰۳ تا ۱۵ اردیبهشت ۱۴۰۳</w:t>
             </w:r>
           </w:p>
         </w:tc>
@@ -2959,7 +2959,7 @@
                 <w:szCs w:val="18"/>
                 <w:rtl/>
               </w:rPr>
-              <w:t>A→B→C→A (۴ چرخه)</w:t>
+              <w:t>A→B→C→A (۴ دور)</w:t>
             </w:r>
           </w:p>
         </w:tc>
@@ -2982,7 +2982,7 @@
                 <w:szCs w:val="18"/>
                 <w:rtl/>
               </w:rPr>
-              <w:t>04</w:t>
+              <w:t>۰۴</w:t>
             </w:r>
           </w:p>
         </w:tc>
@@ -3003,7 +3003,7 @@
                 <w:szCs w:val="18"/>
                 <w:rtl/>
               </w:rPr>
-              <w:t>تامین مالی تروریسم (Terrorist Financing)</w:t>
+              <w:t>تأمین مالی تروریسم</w:t>
             </w:r>
           </w:p>
         </w:tc>
@@ -3024,7 +3024,7 @@
                 <w:szCs w:val="18"/>
                 <w:rtl/>
               </w:rPr>
-              <w:t>354</w:t>
+              <w:t>۳۵۴</w:t>
             </w:r>
           </w:p>
         </w:tc>
@@ -3045,7 +3045,7 @@
                 <w:szCs w:val="18"/>
                 <w:rtl/>
               </w:rPr>
-              <w:t>104</w:t>
+              <w:t>۱۰۴</w:t>
             </w:r>
           </w:p>
         </w:tc>
@@ -3066,7 +3066,7 @@
                 <w:szCs w:val="18"/>
                 <w:rtl/>
               </w:rPr>
-              <w:t>14030101–14030306</w:t>
+              <w:t>۱ فروردین ۱۴۰۳ تا ۶ خرداد ۱۴۰۳</w:t>
             </w:r>
           </w:p>
         </w:tc>
@@ -3087,7 +3087,7 @@
                 <w:szCs w:val="18"/>
                 <w:rtl/>
               </w:rPr>
-              <w:t>۵۰ اهداکننده → خیریه → NGO → تبعه خارجی</w:t>
+              <w:t>۵۰ اهداکننده → خیریه → NGO → تبعه‌ی خارجی</w:t>
             </w:r>
           </w:p>
         </w:tc>
@@ -3110,7 +3110,7 @@
                 <w:szCs w:val="18"/>
                 <w:rtl/>
               </w:rPr>
-              <w:t>05</w:t>
+              <w:t>۰۵</w:t>
             </w:r>
           </w:p>
         </w:tc>
@@ -3131,7 +3131,7 @@
                 <w:szCs w:val="18"/>
                 <w:rtl/>
               </w:rPr>
-              <w:t>تصاحب حساب (Account Takeover)</w:t>
+              <w:t>تصاحب حساب</w:t>
             </w:r>
           </w:p>
         </w:tc>
@@ -3152,7 +3152,7 @@
                 <w:szCs w:val="18"/>
                 <w:rtl/>
               </w:rPr>
-              <w:t>181</w:t>
+              <w:t>۱۸۱</w:t>
             </w:r>
           </w:p>
         </w:tc>
@@ -3173,7 +3173,7 @@
                 <w:szCs w:val="18"/>
                 <w:rtl/>
               </w:rPr>
-              <w:t>4</w:t>
+              <w:t>۴</w:t>
             </w:r>
           </w:p>
         </w:tc>
@@ -3194,7 +3194,7 @@
                 <w:szCs w:val="18"/>
                 <w:rtl/>
               </w:rPr>
-              <w:t>14030101–14030631</w:t>
+              <w:t>۱ فروردین ۱۴۰۳ تا ۳۱ شهریور ۱۴۰۳</w:t>
             </w:r>
           </w:p>
         </w:tc>
@@ -3215,7 +3215,7 @@
                 <w:szCs w:val="18"/>
                 <w:rtl/>
               </w:rPr>
-              <w:t>۶ ماه رفتار عادی، سپس تخلیه شبانه</w:t>
+              <w:t>۶ ماه رفتار عادی، بعد تخلیه‌ی شبانه</w:t>
             </w:r>
           </w:p>
         </w:tc>
@@ -3238,7 +3238,7 @@
                 <w:szCs w:val="18"/>
                 <w:rtl/>
               </w:rPr>
-              <w:t>06</w:t>
+              <w:t>۰۶</w:t>
             </w:r>
           </w:p>
         </w:tc>
@@ -3259,7 +3259,7 @@
                 <w:szCs w:val="18"/>
                 <w:rtl/>
               </w:rPr>
-              <w:t>پولشویی مبتنی بر تجارت (Trade-Based ML)</w:t>
+              <w:t>پولشویی مبتنی بر تجارت</w:t>
             </w:r>
           </w:p>
         </w:tc>
@@ -3280,7 +3280,7 @@
                 <w:szCs w:val="18"/>
                 <w:rtl/>
               </w:rPr>
-              <w:t>160</w:t>
+              <w:t>۱۶۰</w:t>
             </w:r>
           </w:p>
         </w:tc>
@@ -3301,7 +3301,7 @@
                 <w:szCs w:val="18"/>
                 <w:rtl/>
               </w:rPr>
-              <w:t>10</w:t>
+              <w:t>۱۰</w:t>
             </w:r>
           </w:p>
         </w:tc>
@@ -3322,7 +3322,7 @@
                 <w:szCs w:val="18"/>
                 <w:rtl/>
               </w:rPr>
-              <w:t>14030101–14030328</w:t>
+              <w:t>۱ فروردین ۱۴۰۳ تا ۲۸ خرداد ۱۴۰۳</w:t>
             </w:r>
           </w:p>
         </w:tc>
@@ -3343,7 +3343,7 @@
                 <w:szCs w:val="18"/>
                 <w:rtl/>
               </w:rPr>
-              <w:t>واردکننده → کارگزار (۱۵٪−) → تبعه خارجی (۵ چرخه)</w:t>
+              <w:t>واردکننده → کارگزار (۱۵٪−) → تبعه‌ی خارجی (۵ دور)</w:t>
             </w:r>
           </w:p>
         </w:tc>
@@ -3366,7 +3366,7 @@
                 <w:szCs w:val="18"/>
                 <w:rtl/>
               </w:rPr>
-              <w:t>07</w:t>
+              <w:t>۰۷</w:t>
             </w:r>
           </w:p>
         </w:tc>
@@ -3387,7 +3387,7 @@
                 <w:szCs w:val="18"/>
                 <w:rtl/>
               </w:rPr>
-              <w:t>تقلب کارمند بانک (Insider Fraud)</w:t>
+              <w:t>تقلب کارمند بانک</w:t>
             </w:r>
           </w:p>
         </w:tc>
@@ -3408,7 +3408,7 @@
                 <w:szCs w:val="18"/>
                 <w:rtl/>
               </w:rPr>
-              <w:t>132</w:t>
+              <w:t>۱۳۲</w:t>
             </w:r>
           </w:p>
         </w:tc>
@@ -3429,7 +3429,7 @@
                 <w:szCs w:val="18"/>
                 <w:rtl/>
               </w:rPr>
-              <w:t>12</w:t>
+              <w:t>۱۲</w:t>
             </w:r>
           </w:p>
         </w:tc>
@@ -3450,7 +3450,7 @@
                 <w:szCs w:val="18"/>
                 <w:rtl/>
               </w:rPr>
-              <w:t>14030101–14030204</w:t>
+              <w:t>۱ فروردین ۱۴۰۳ تا ۴ اردیبهشت ۱۴۰۳</w:t>
             </w:r>
           </w:p>
         </w:tc>
@@ -3494,7 +3494,7 @@
                 <w:szCs w:val="18"/>
                 <w:rtl/>
               </w:rPr>
-              <w:t>08</w:t>
+              <w:t>۰۸</w:t>
             </w:r>
           </w:p>
         </w:tc>
@@ -3515,7 +3515,7 @@
                 <w:szCs w:val="18"/>
                 <w:rtl/>
               </w:rPr>
-              <w:t>پرداخت‌های دایره‌ای (Circular Payments)</w:t>
+              <w:t>پرداخت‌های دایره‌ای</w:t>
             </w:r>
           </w:p>
         </w:tc>
@@ -3536,7 +3536,7 @@
                 <w:szCs w:val="18"/>
                 <w:rtl/>
               </w:rPr>
-              <w:t>224</w:t>
+              <w:t>۲۲۴</w:t>
             </w:r>
           </w:p>
         </w:tc>
@@ -3557,7 +3557,7 @@
                 <w:szCs w:val="18"/>
                 <w:rtl/>
               </w:rPr>
-              <w:t>24</w:t>
+              <w:t>۲۴</w:t>
             </w:r>
           </w:p>
         </w:tc>
@@ -3578,7 +3578,7 @@
                 <w:szCs w:val="18"/>
                 <w:rtl/>
               </w:rPr>
-              <w:t>14030101–14030224</w:t>
+              <w:t>۱ فروردین ۱۴۰۳ تا ۲۴ اردیبهشت ۱۴۰۳</w:t>
             </w:r>
           </w:p>
         </w:tc>
@@ -3599,7 +3599,7 @@
                 <w:szCs w:val="18"/>
                 <w:rtl/>
               </w:rPr>
-              <w:t>حلقه ۱۸ حسابی تا مبدا + ۳ مسیر فرعی</w:t>
+              <w:t>حلقه‌ی ۱۸ حسابی تا مبدا + ۳ مسیر فرعی</w:t>
             </w:r>
           </w:p>
         </w:tc>
@@ -3622,7 +3622,7 @@
                 <w:szCs w:val="18"/>
                 <w:rtl/>
               </w:rPr>
-              <w:t>09</w:t>
+              <w:t>۰۹</w:t>
             </w:r>
           </w:p>
         </w:tc>
@@ -3643,7 +3643,7 @@
                 <w:szCs w:val="18"/>
                 <w:rtl/>
               </w:rPr>
-              <w:t>پخش و تجمیع (Scatter-Gather)</w:t>
+              <w:t>پخش و تجمیع</w:t>
             </w:r>
           </w:p>
         </w:tc>
@@ -3664,7 +3664,7 @@
                 <w:szCs w:val="18"/>
                 <w:rtl/>
               </w:rPr>
-              <w:t>166</w:t>
+              <w:t>۱۶۶</w:t>
             </w:r>
           </w:p>
         </w:tc>
@@ -3685,7 +3685,7 @@
                 <w:szCs w:val="18"/>
                 <w:rtl/>
               </w:rPr>
-              <w:t>16</w:t>
+              <w:t>۱۶</w:t>
             </w:r>
           </w:p>
         </w:tc>
@@ -3706,7 +3706,7 @@
                 <w:szCs w:val="18"/>
                 <w:rtl/>
               </w:rPr>
-              <w:t>14030101–14030130</w:t>
+              <w:t>۱ فروردین ۱۴۰۳ تا ۳۰ فروردین ۱۴۰۳</w:t>
             </w:r>
           </w:p>
         </w:tc>
@@ -3785,54 +3785,54 @@
           <w:szCs w:val="18"/>
           <w:rtl/>
         </w:rPr>
-        <w:t>تراکنش کاشته‌شده در برابر عادی</w:t>
+        <w:t>تراکنش‌های کاشته‌شده در برابر تراکنش‌های عادی</w:t>
       </w:r>
     </w:p>
     <w:p>
       <w:pPr>
         <w:pStyle w:val="Heading1"/>
         <w:bidi/>
-        <w:jc w:val="right"/>
-      </w:pPr>
-      <w:r>
-        <w:rPr>
-          <w:rtl/>
-        </w:rPr>
-        <w:t>6. سناریوی 01: لایه‌گذاری ساده (Simple Layering)</w:t>
+        <w:jc w:val="start"/>
+      </w:pPr>
+      <w:r>
+        <w:rPr>
+          <w:rtl/>
+        </w:rPr>
+        <w:t>۶. سناریوی ۰۱: لایه‌گذاری ساده (Simple Layering)</w:t>
       </w:r>
     </w:p>
     <w:p>
       <w:pPr>
         <w:pStyle w:val="Heading2"/>
         <w:bidi/>
-        <w:jc w:val="right"/>
-      </w:pPr>
-      <w:r>
-        <w:rPr>
-          <w:rtl/>
-        </w:rPr>
-        <w:t>6.1 توضیح سناریو</w:t>
-      </w:r>
-    </w:p>
-    <w:p>
-      <w:pPr>
-        <w:bidi/>
-        <w:jc w:val="right"/>
-      </w:pPr>
-      <w:r>
-        <w:rPr>
-          <w:rFonts w:ascii="Vazirmatn" w:hAnsi="Vazirmatn" w:cs="Vazirmatn" w:eastAsia="Vazirmatn"/>
-          <w:sz w:val="22"/>
-          <w:szCs w:val="22"/>
-          <w:rtl/>
-        </w:rPr>
-        <w:t>وجه نقد با مبلغی کمی پایین‌تر از سقف گزارش‌دهی به یک حساب تازه‌افتتاح‌شده واریز می‌شود، ظرف حدود ۴ روز کاری از سه حساب حقیقی دیگر عبور می‌کند (در هر گام ۵۰۰ هزار ریال کم می‌شود) و در پایان به‌صورت نقدی برداشت می‌گردد. این چرخه سه بار با مبالغ ۴۵، ۴۸٫۵ و ۴۲ میلیون ریال تکرار شده است.</w:t>
-      </w:r>
-    </w:p>
-    <w:p>
-      <w:pPr>
-        <w:bidi/>
-        <w:jc w:val="right"/>
+        <w:jc w:val="start"/>
+      </w:pPr>
+      <w:r>
+        <w:rPr>
+          <w:rtl/>
+        </w:rPr>
+        <w:t>۶.۱ شرح سناریو</w:t>
+      </w:r>
+    </w:p>
+    <w:p>
+      <w:pPr>
+        <w:bidi/>
+        <w:jc w:val="start"/>
+      </w:pPr>
+      <w:r>
+        <w:rPr>
+          <w:rFonts w:ascii="Vazirmatn" w:hAnsi="Vazirmatn" w:cs="Vazirmatn" w:eastAsia="Vazirmatn"/>
+          <w:sz w:val="22"/>
+          <w:szCs w:val="22"/>
+          <w:rtl/>
+        </w:rPr>
+        <w:t>در هر دور، مبلغی کمی کمتر از سقف گزارش‌دهی به‌صورت نقدی به یک حساب تازه‌افتتاح‌شده واریز می‌شود. پول ظرف حدود ۴ روز کاری از سه حساب حقیقی دیگر می‌گذرد، در هر گام ۵۰۰ هزار ریال از آن کم می‌شود و حساب آخر آن را نقد برداشت می‌کند. سه دور با مبالغ ۴۵، ۴۸٫۵ و ۴۲ میلیون ریال اجرا شده است.</w:t>
+      </w:r>
+    </w:p>
+    <w:p>
+      <w:pPr>
+        <w:bidi/>
+        <w:jc w:val="start"/>
       </w:pPr>
       <w:r>
         <w:rPr>
@@ -3848,250 +3848,250 @@
     <w:p>
       <w:pPr>
         <w:bidi/>
-        <w:jc w:val="right"/>
-      </w:pPr>
-      <w:r>
-        <w:rPr>
-          <w:rFonts w:ascii="Vazirmatn" w:hAnsi="Vazirmatn" w:cs="Vazirmatn" w:eastAsia="Vazirmatn"/>
-          <w:sz w:val="22"/>
-          <w:szCs w:val="22"/>
-          <w:rtl/>
-        </w:rPr>
-        <w:t>- الگو: نقد → A→B→C→D → نقد (۳ دور)</w:t>
-      </w:r>
-    </w:p>
-    <w:p>
-      <w:pPr>
-        <w:bidi/>
-        <w:jc w:val="right"/>
-      </w:pPr>
-      <w:r>
-        <w:rPr>
-          <w:rFonts w:ascii="Vazirmatn" w:hAnsi="Vazirmatn" w:cs="Vazirmatn" w:eastAsia="Vazirmatn"/>
-          <w:sz w:val="22"/>
-          <w:szCs w:val="22"/>
-          <w:rtl/>
-        </w:rPr>
-        <w:t>- تعداد تراکنش: 135</w:t>
-      </w:r>
-    </w:p>
-    <w:p>
-      <w:pPr>
-        <w:bidi/>
-        <w:jc w:val="right"/>
-      </w:pPr>
-      <w:r>
-        <w:rPr>
-          <w:rFonts w:ascii="Vazirmatn" w:hAnsi="Vazirmatn" w:cs="Vazirmatn" w:eastAsia="Vazirmatn"/>
-          <w:sz w:val="22"/>
-          <w:szCs w:val="22"/>
-          <w:rtl/>
-        </w:rPr>
-        <w:t>- تراکنش کاشته‌شده: 15</w:t>
-      </w:r>
-    </w:p>
-    <w:p>
-      <w:pPr>
-        <w:bidi/>
-        <w:jc w:val="right"/>
-      </w:pPr>
-      <w:r>
-        <w:rPr>
-          <w:rFonts w:ascii="Vazirmatn" w:hAnsi="Vazirmatn" w:cs="Vazirmatn" w:eastAsia="Vazirmatn"/>
-          <w:sz w:val="22"/>
-          <w:szCs w:val="22"/>
-          <w:rtl/>
-        </w:rPr>
-        <w:t>- تراکنش عادی: 120</w:t>
-      </w:r>
-    </w:p>
-    <w:p>
-      <w:pPr>
-        <w:bidi/>
-        <w:jc w:val="right"/>
-      </w:pPr>
-      <w:r>
-        <w:rPr>
-          <w:rFonts w:ascii="Vazirmatn" w:hAnsi="Vazirmatn" w:cs="Vazirmatn" w:eastAsia="Vazirmatn"/>
-          <w:sz w:val="22"/>
-          <w:szCs w:val="22"/>
-          <w:rtl/>
-        </w:rPr>
-        <w:t>- حجم تراکنش‌های کاشته‌شده: 654M IRR</w:t>
-      </w:r>
-    </w:p>
-    <w:p>
-      <w:pPr>
-        <w:bidi/>
-        <w:jc w:val="right"/>
-      </w:pPr>
-      <w:r>
-        <w:rPr>
-          <w:rFonts w:ascii="Vazirmatn" w:hAnsi="Vazirmatn" w:cs="Vazirmatn" w:eastAsia="Vazirmatn"/>
-          <w:sz w:val="22"/>
-          <w:szCs w:val="22"/>
-          <w:rtl/>
-        </w:rPr>
-        <w:t>- بازه: 14030101 تا 14030204</w:t>
-      </w:r>
-    </w:p>
-    <w:p>
-      <w:pPr>
-        <w:bidi/>
-        <w:jc w:val="right"/>
-      </w:pPr>
-      <w:r>
-        <w:rPr>
-          <w:rFonts w:ascii="Vazirmatn" w:hAnsi="Vazirmatn" w:cs="Vazirmatn" w:eastAsia="Vazirmatn"/>
-          <w:sz w:val="22"/>
-          <w:szCs w:val="22"/>
-          <w:rtl/>
-        </w:rPr>
-        <w:t>- نقش‌ها: placement (3), layering (9), integration (3)</w:t>
+        <w:jc w:val="start"/>
+      </w:pPr>
+      <w:r>
+        <w:rPr>
+          <w:rFonts w:ascii="Vazirmatn" w:hAnsi="Vazirmatn" w:cs="Vazirmatn" w:eastAsia="Vazirmatn"/>
+          <w:sz w:val="22"/>
+          <w:szCs w:val="22"/>
+          <w:rtl/>
+        </w:rPr>
+        <w:t>•  الگو: نقد → A→B→C→D → نقد (۳ دور)</w:t>
+      </w:r>
+    </w:p>
+    <w:p>
+      <w:pPr>
+        <w:bidi/>
+        <w:jc w:val="start"/>
+      </w:pPr>
+      <w:r>
+        <w:rPr>
+          <w:rFonts w:ascii="Vazirmatn" w:hAnsi="Vazirmatn" w:cs="Vazirmatn" w:eastAsia="Vazirmatn"/>
+          <w:sz w:val="22"/>
+          <w:szCs w:val="22"/>
+          <w:rtl/>
+        </w:rPr>
+        <w:t>•  تعداد تراکنش: ۱۳۵</w:t>
+      </w:r>
+    </w:p>
+    <w:p>
+      <w:pPr>
+        <w:bidi/>
+        <w:jc w:val="start"/>
+      </w:pPr>
+      <w:r>
+        <w:rPr>
+          <w:rFonts w:ascii="Vazirmatn" w:hAnsi="Vazirmatn" w:cs="Vazirmatn" w:eastAsia="Vazirmatn"/>
+          <w:sz w:val="22"/>
+          <w:szCs w:val="22"/>
+          <w:rtl/>
+        </w:rPr>
+        <w:t>•  تراکنش کاشته‌شده: ۱۵</w:t>
+      </w:r>
+    </w:p>
+    <w:p>
+      <w:pPr>
+        <w:bidi/>
+        <w:jc w:val="start"/>
+      </w:pPr>
+      <w:r>
+        <w:rPr>
+          <w:rFonts w:ascii="Vazirmatn" w:hAnsi="Vazirmatn" w:cs="Vazirmatn" w:eastAsia="Vazirmatn"/>
+          <w:sz w:val="22"/>
+          <w:szCs w:val="22"/>
+          <w:rtl/>
+        </w:rPr>
+        <w:t>•  تراکنش عادی: ۱۲۰</w:t>
+      </w:r>
+    </w:p>
+    <w:p>
+      <w:pPr>
+        <w:bidi/>
+        <w:jc w:val="start"/>
+      </w:pPr>
+      <w:r>
+        <w:rPr>
+          <w:rFonts w:ascii="Vazirmatn" w:hAnsi="Vazirmatn" w:cs="Vazirmatn" w:eastAsia="Vazirmatn"/>
+          <w:sz w:val="22"/>
+          <w:szCs w:val="22"/>
+          <w:rtl/>
+        </w:rPr>
+        <w:t>•  حجم تراکنش‌های کاشته‌شده: ۶۵۴ میلیون ریال</w:t>
+      </w:r>
+    </w:p>
+    <w:p>
+      <w:pPr>
+        <w:bidi/>
+        <w:jc w:val="start"/>
+      </w:pPr>
+      <w:r>
+        <w:rPr>
+          <w:rFonts w:ascii="Vazirmatn" w:hAnsi="Vazirmatn" w:cs="Vazirmatn" w:eastAsia="Vazirmatn"/>
+          <w:sz w:val="22"/>
+          <w:szCs w:val="22"/>
+          <w:rtl/>
+        </w:rPr>
+        <w:t>•  بازه: ۱ فروردین ۱۴۰۳ تا ۴ اردیبهشت ۱۴۰۳</w:t>
+      </w:r>
+    </w:p>
+    <w:p>
+      <w:pPr>
+        <w:bidi/>
+        <w:jc w:val="start"/>
+      </w:pPr>
+      <w:r>
+        <w:rPr>
+          <w:rFonts w:ascii="Vazirmatn" w:hAnsi="Vazirmatn" w:cs="Vazirmatn" w:eastAsia="Vazirmatn"/>
+          <w:sz w:val="22"/>
+          <w:szCs w:val="22"/>
+          <w:rtl/>
+        </w:rPr>
+        <w:t>•  نقش‌ها: placement (۳)، layering (۹)، integration (۳)</w:t>
       </w:r>
     </w:p>
     <w:p>
       <w:pPr>
         <w:pStyle w:val="Heading2"/>
         <w:bidi/>
-        <w:jc w:val="right"/>
-      </w:pPr>
-      <w:r>
-        <w:rPr>
-          <w:rtl/>
-        </w:rPr>
-        <w:t>6.2 نحوه پنهان‌سازی</w:t>
-      </w:r>
-    </w:p>
-    <w:p>
-      <w:pPr>
-        <w:bidi/>
-        <w:jc w:val="right"/>
-      </w:pPr>
-      <w:r>
-        <w:rPr>
-          <w:rFonts w:ascii="Vazirmatn" w:hAnsi="Vazirmatn" w:cs="Vazirmatn" w:eastAsia="Vazirmatn"/>
-          <w:sz w:val="22"/>
-          <w:szCs w:val="22"/>
-          <w:rtl/>
-        </w:rPr>
-        <w:t>- واریزهای نقدی و حقوق‌های قانونی در همین بازه مبلغ (تا حدود ۴۹٫۵ میلیون) وجود دارند</w:t>
-      </w:r>
-    </w:p>
-    <w:p>
-      <w:pPr>
-        <w:bidi/>
-        <w:jc w:val="right"/>
-      </w:pPr>
-      <w:r>
-        <w:rPr>
-          <w:rFonts w:ascii="Vazirmatn" w:hAnsi="Vazirmatn" w:cs="Vazirmatn" w:eastAsia="Vazirmatn"/>
-          <w:sz w:val="22"/>
-          <w:szCs w:val="22"/>
-          <w:rtl/>
-        </w:rPr>
-        <w:t>- چهار حساب زنجیره تراکنش‌های عادی هم دارند</w:t>
-      </w:r>
-    </w:p>
-    <w:p>
-      <w:pPr>
-        <w:bidi/>
-        <w:jc w:val="right"/>
-      </w:pPr>
-      <w:r>
-        <w:rPr>
-          <w:rFonts w:ascii="Vazirmatn" w:hAnsi="Vazirmatn" w:cs="Vazirmatn" w:eastAsia="Vazirmatn"/>
-          <w:sz w:val="22"/>
-          <w:szCs w:val="22"/>
-          <w:rtl/>
-        </w:rPr>
-        <w:t>- شرح تراکنش‌ها خالی یا معمولی است</w:t>
+        <w:jc w:val="start"/>
+      </w:pPr>
+      <w:r>
+        <w:rPr>
+          <w:rtl/>
+        </w:rPr>
+        <w:t>۶.۲ چطور پنهان شده</w:t>
+      </w:r>
+    </w:p>
+    <w:p>
+      <w:pPr>
+        <w:bidi/>
+        <w:jc w:val="start"/>
+      </w:pPr>
+      <w:r>
+        <w:rPr>
+          <w:rFonts w:ascii="Vazirmatn" w:hAnsi="Vazirmatn" w:cs="Vazirmatn" w:eastAsia="Vazirmatn"/>
+          <w:sz w:val="22"/>
+          <w:szCs w:val="22"/>
+          <w:rtl/>
+        </w:rPr>
+        <w:t>•  حقوق‌ها و واریزهای نقدی قانونی هم تا حدود ۴۹٫۵ میلیون ریال‌اند</w:t>
+      </w:r>
+    </w:p>
+    <w:p>
+      <w:pPr>
+        <w:bidi/>
+        <w:jc w:val="start"/>
+      </w:pPr>
+      <w:r>
+        <w:rPr>
+          <w:rFonts w:ascii="Vazirmatn" w:hAnsi="Vazirmatn" w:cs="Vazirmatn" w:eastAsia="Vazirmatn"/>
+          <w:sz w:val="22"/>
+          <w:szCs w:val="22"/>
+          <w:rtl/>
+        </w:rPr>
+        <w:t>•  هر چهار حساب زنجیره تراکنش عادی هم دارند</w:t>
+      </w:r>
+    </w:p>
+    <w:p>
+      <w:pPr>
+        <w:bidi/>
+        <w:jc w:val="start"/>
+      </w:pPr>
+      <w:r>
+        <w:rPr>
+          <w:rFonts w:ascii="Vazirmatn" w:hAnsi="Vazirmatn" w:cs="Vazirmatn" w:eastAsia="Vazirmatn"/>
+          <w:sz w:val="22"/>
+          <w:szCs w:val="22"/>
+          <w:rtl/>
+        </w:rPr>
+        <w:t>•  شرح تراکنش‌ها خالی یا معمولی است</w:t>
       </w:r>
     </w:p>
     <w:p>
       <w:pPr>
         <w:pStyle w:val="Heading2"/>
         <w:bidi/>
-        <w:jc w:val="right"/>
-      </w:pPr>
-      <w:r>
-        <w:rPr>
-          <w:rtl/>
-        </w:rPr>
-        <w:t>6.3 نشانگرهای تقلب</w:t>
-      </w:r>
-    </w:p>
-    <w:p>
-      <w:pPr>
-        <w:bidi/>
-        <w:jc w:val="right"/>
-      </w:pPr>
-      <w:r>
-        <w:rPr>
-          <w:rFonts w:ascii="Vazirmatn" w:hAnsi="Vazirmatn" w:cs="Vazirmatn" w:eastAsia="Vazirmatn"/>
-          <w:sz w:val="22"/>
-          <w:szCs w:val="22"/>
-          <w:rtl/>
-        </w:rPr>
-        <w:t>- واریز نقدی زیر سقف و انتقال فوری همان مبلغ</w:t>
-      </w:r>
-    </w:p>
-    <w:p>
-      <w:pPr>
-        <w:bidi/>
-        <w:jc w:val="right"/>
-      </w:pPr>
-      <w:r>
-        <w:rPr>
-          <w:rFonts w:ascii="Vazirmatn" w:hAnsi="Vazirmatn" w:cs="Vazirmatn" w:eastAsia="Vazirmatn"/>
-          <w:sz w:val="22"/>
-          <w:szCs w:val="22"/>
-          <w:rtl/>
-        </w:rPr>
-        <w:t>- عبور سریع از چند حساب با کاهش تدریجی مبلغ</w:t>
-      </w:r>
-    </w:p>
-    <w:p>
-      <w:pPr>
-        <w:bidi/>
-        <w:jc w:val="right"/>
-      </w:pPr>
-      <w:r>
-        <w:rPr>
-          <w:rFonts w:ascii="Vazirmatn" w:hAnsi="Vazirmatn" w:cs="Vazirmatn" w:eastAsia="Vazirmatn"/>
-          <w:sz w:val="22"/>
-          <w:szCs w:val="22"/>
-          <w:rtl/>
-        </w:rPr>
-        <w:t>- حساب اول تازه افتتاح شده است</w:t>
-      </w:r>
-    </w:p>
-    <w:p>
-      <w:pPr>
-        <w:bidi/>
-        <w:jc w:val="right"/>
-      </w:pPr>
-      <w:r>
-        <w:rPr>
-          <w:rFonts w:ascii="Vazirmatn" w:hAnsi="Vazirmatn" w:cs="Vazirmatn" w:eastAsia="Vazirmatn"/>
-          <w:sz w:val="22"/>
-          <w:szCs w:val="22"/>
-          <w:rtl/>
-        </w:rPr>
-        <w:t>- برداشت نقدی در انتهای زنجیره</w:t>
+        <w:jc w:val="start"/>
+      </w:pPr>
+      <w:r>
+        <w:rPr>
+          <w:rtl/>
+        </w:rPr>
+        <w:t>۶.۳ نشانه‌های تقلب</w:t>
+      </w:r>
+    </w:p>
+    <w:p>
+      <w:pPr>
+        <w:bidi/>
+        <w:jc w:val="start"/>
+      </w:pPr>
+      <w:r>
+        <w:rPr>
+          <w:rFonts w:ascii="Vazirmatn" w:hAnsi="Vazirmatn" w:cs="Vazirmatn" w:eastAsia="Vazirmatn"/>
+          <w:sz w:val="22"/>
+          <w:szCs w:val="22"/>
+          <w:rtl/>
+        </w:rPr>
+        <w:t>•  واریز نقدی زیر سقف که همان روز منتقل می‌شود</w:t>
+      </w:r>
+    </w:p>
+    <w:p>
+      <w:pPr>
+        <w:bidi/>
+        <w:jc w:val="start"/>
+      </w:pPr>
+      <w:r>
+        <w:rPr>
+          <w:rFonts w:ascii="Vazirmatn" w:hAnsi="Vazirmatn" w:cs="Vazirmatn" w:eastAsia="Vazirmatn"/>
+          <w:sz w:val="22"/>
+          <w:szCs w:val="22"/>
+          <w:rtl/>
+        </w:rPr>
+        <w:t>•  عبور سریع از چند حساب با کم شدن تدریجی مبلغ</w:t>
+      </w:r>
+    </w:p>
+    <w:p>
+      <w:pPr>
+        <w:bidi/>
+        <w:jc w:val="start"/>
+      </w:pPr>
+      <w:r>
+        <w:rPr>
+          <w:rFonts w:ascii="Vazirmatn" w:hAnsi="Vazirmatn" w:cs="Vazirmatn" w:eastAsia="Vazirmatn"/>
+          <w:sz w:val="22"/>
+          <w:szCs w:val="22"/>
+          <w:rtl/>
+        </w:rPr>
+        <w:t>•  حساب اول تازه افتتاح شده است</w:t>
+      </w:r>
+    </w:p>
+    <w:p>
+      <w:pPr>
+        <w:bidi/>
+        <w:jc w:val="start"/>
+      </w:pPr>
+      <w:r>
+        <w:rPr>
+          <w:rFonts w:ascii="Vazirmatn" w:hAnsi="Vazirmatn" w:cs="Vazirmatn" w:eastAsia="Vazirmatn"/>
+          <w:sz w:val="22"/>
+          <w:szCs w:val="22"/>
+          <w:rtl/>
+        </w:rPr>
+        <w:t>•  برداشت نقدی در انتهای زنجیره</w:t>
       </w:r>
     </w:p>
     <w:p>
       <w:pPr>
         <w:pStyle w:val="Heading2"/>
         <w:bidi/>
-        <w:jc w:val="right"/>
-      </w:pPr>
-      <w:r>
-        <w:rPr>
-          <w:rtl/>
-        </w:rPr>
-        <w:t>6.4 تصاویر</w:t>
+        <w:jc w:val="start"/>
+      </w:pPr>
+      <w:r>
+        <w:rPr>
+          <w:rtl/>
+        </w:rPr>
+        <w:t>۶.۴ نمودارها</w:t>
       </w:r>
     </w:p>
     <w:p>
@@ -4145,7 +4145,7 @@
           <w:szCs w:val="18"/>
           <w:rtl/>
         </w:rPr>
-        <w:t>جریان کاشته‌شده - سناریوی 01</w:t>
+        <w:t>جریان پول کاشته‌شده، سناریوی ۰۱</w:t>
       </w:r>
     </w:p>
     <w:p>
@@ -4199,7 +4199,7 @@
           <w:szCs w:val="18"/>
           <w:rtl/>
         </w:rPr>
-        <w:t>توزیع مبالغ - سناریوی 01</w:t>
+        <w:t>توزیع مبالغ، سناریوی ۰۱</w:t>
       </w:r>
     </w:p>
     <w:p>
@@ -4253,20 +4253,20 @@
           <w:szCs w:val="18"/>
           <w:rtl/>
         </w:rPr>
-        <w:t>توزیع کانال - سناریوی 01</w:t>
+        <w:t>توزیع کانال‌ها، سناریوی ۰۱</w:t>
       </w:r>
     </w:p>
     <w:p>
       <w:pPr>
         <w:pStyle w:val="Heading2"/>
         <w:bidi/>
-        <w:jc w:val="right"/>
-      </w:pPr>
-      <w:r>
-        <w:rPr>
-          <w:rtl/>
-        </w:rPr>
-        <w:t>6.5 کوئری تشخیص</w:t>
+        <w:jc w:val="start"/>
+      </w:pPr>
+      <w:r>
+        <w:rPr>
+          <w:rtl/>
+        </w:rPr>
+        <w:t>۶.۵ کوئری تشخیص</w:t>
       </w:r>
     </w:p>
     <w:p>
@@ -4456,13 +4456,13 @@
           <w:szCs w:val="18"/>
           <w:rtl/>
         </w:rPr>
-        <w:t>نتیجه کوئری تشخیص - سناریوی 01</w:t>
-      </w:r>
-    </w:p>
-    <w:p>
-      <w:pPr>
-        <w:bidi/>
-        <w:jc w:val="right"/>
+        <w:t>خروجی کوئری تشخیص، سناریوی ۰۱</w:t>
+      </w:r>
+    </w:p>
+    <w:p>
+      <w:pPr>
+        <w:bidi/>
+        <w:jc w:val="start"/>
       </w:pPr>
       <w:r>
         <w:rPr>
@@ -4481,69 +4481,69 @@
           <w:szCs w:val="22"/>
           <w:rtl/>
         </w:rPr>
-        <w:t xml:space="preserve"> کوئری 12 تراکنش برگرداند که 12 مورد آن کاشته‌شده و 0 مورد مثبت کاذب است؛ پوشش 12 از 15 (80٪).</w:t>
-      </w:r>
-    </w:p>
-    <w:p>
-      <w:pPr>
-        <w:bidi/>
-        <w:jc w:val="right"/>
-      </w:pPr>
-      <w:r>
-        <w:rPr>
-          <w:rFonts w:ascii="Vazirmatn" w:hAnsi="Vazirmatn" w:cs="Vazirmatn" w:eastAsia="Vazirmatn"/>
-          <w:sz w:val="22"/>
-          <w:szCs w:val="22"/>
-          <w:rtl/>
-        </w:rPr>
-        <w:t>برداشت نقدی انتهای زنجیره (نقش integration) در مسیر بازگشتی کوئری نیست و با دنبال کردن حساب آخر به‌دست می‌آید.</w:t>
+        <w:t xml:space="preserve"> کوئری ۱۲ تراکنش برگرداند: ۱۲ مورد کاشته‌شده و ۰ مثبت کاذب. از ۱۵ تراکنش کاشته‌شده، ۱۲ مورد پیدا شد (۸۰٪).</w:t>
+      </w:r>
+    </w:p>
+    <w:p>
+      <w:pPr>
+        <w:bidi/>
+        <w:jc w:val="start"/>
+      </w:pPr>
+      <w:r>
+        <w:rPr>
+          <w:rFonts w:ascii="Vazirmatn" w:hAnsi="Vazirmatn" w:cs="Vazirmatn" w:eastAsia="Vazirmatn"/>
+          <w:sz w:val="22"/>
+          <w:szCs w:val="22"/>
+          <w:rtl/>
+        </w:rPr>
+        <w:t>کوئری برداشت نقدی آخر زنجیره (نقش integration) را برنمی‌گرداند. این برداشت با دنبال کردن حساب آخر پیدا می‌شود.</w:t>
       </w:r>
     </w:p>
     <w:p>
       <w:pPr>
         <w:pStyle w:val="Heading1"/>
         <w:bidi/>
-        <w:jc w:val="right"/>
-      </w:pPr>
-      <w:r>
-        <w:rPr>
-          <w:rtl/>
-        </w:rPr>
-        <w:t>7. سناریوی 02: خرد کردن تراکنش (Structuring / Smurfing)</w:t>
+        <w:jc w:val="start"/>
+      </w:pPr>
+      <w:r>
+        <w:rPr>
+          <w:rtl/>
+        </w:rPr>
+        <w:t>۷. سناریوی ۰۲: خرد کردن تراکنش (Structuring / Smurfing)</w:t>
       </w:r>
     </w:p>
     <w:p>
       <w:pPr>
         <w:pStyle w:val="Heading2"/>
         <w:bidi/>
-        <w:jc w:val="right"/>
-      </w:pPr>
-      <w:r>
-        <w:rPr>
-          <w:rtl/>
-        </w:rPr>
-        <w:t>7.1 توضیح سناریو</w:t>
-      </w:r>
-    </w:p>
-    <w:p>
-      <w:pPr>
-        <w:bidi/>
-        <w:jc w:val="right"/>
-      </w:pPr>
-      <w:r>
-        <w:rPr>
-          <w:rFonts w:ascii="Vazirmatn" w:hAnsi="Vazirmatn" w:cs="Vazirmatn" w:eastAsia="Vazirmatn"/>
-          <w:sz w:val="22"/>
-          <w:szCs w:val="22"/>
-          <w:rtl/>
-        </w:rPr>
-        <w:t>۹ حساب واسط در ۸ روز، ۱۵ واریز نقدی بین ۴۳ تا ۴۹٫۵ میلیون ریال (زیر سقف ۵۰ میلیونی) دریافت می‌کنند و هر واریز همان روز به یک حساب تجمیع‌کننده منتقل می‌شود. تجمیع‌کننده در روز دوازدهم حدود ۹۶٪ مجموع را در یک انتقال خارج می‌کند.</w:t>
-      </w:r>
-    </w:p>
-    <w:p>
-      <w:pPr>
-        <w:bidi/>
-        <w:jc w:val="right"/>
+        <w:jc w:val="start"/>
+      </w:pPr>
+      <w:r>
+        <w:rPr>
+          <w:rtl/>
+        </w:rPr>
+        <w:t>۷.۱ شرح سناریو</w:t>
+      </w:r>
+    </w:p>
+    <w:p>
+      <w:pPr>
+        <w:bidi/>
+        <w:jc w:val="start"/>
+      </w:pPr>
+      <w:r>
+        <w:rPr>
+          <w:rFonts w:ascii="Vazirmatn" w:hAnsi="Vazirmatn" w:cs="Vazirmatn" w:eastAsia="Vazirmatn"/>
+          <w:sz w:val="22"/>
+          <w:szCs w:val="22"/>
+          <w:rtl/>
+        </w:rPr>
+        <w:t>۹ حساب واسط در ۸ روز ۱۵ واریز نقدی بین ۴۳ تا ۴۹٫۵ میلیون ریال می‌گیرند، یعنی همه زیر سقف ۵۰ میلیونی. هر واریز همان روز به یک حساب تجمیع‌کننده می‌رود و این حساب روز دوازدهم حدود ۹۶٪ کل مبلغ را یکجا منتقل می‌کند.</w:t>
+      </w:r>
+    </w:p>
+    <w:p>
+      <w:pPr>
+        <w:bidi/>
+        <w:jc w:val="start"/>
       </w:pPr>
       <w:r>
         <w:rPr>
@@ -4559,235 +4559,235 @@
     <w:p>
       <w:pPr>
         <w:bidi/>
-        <w:jc w:val="right"/>
-      </w:pPr>
-      <w:r>
-        <w:rPr>
-          <w:rFonts w:ascii="Vazirmatn" w:hAnsi="Vazirmatn" w:cs="Vazirmatn" w:eastAsia="Vazirmatn"/>
-          <w:sz w:val="22"/>
-          <w:szCs w:val="22"/>
-          <w:rtl/>
-        </w:rPr>
-        <w:t>- الگو: ۱۵ واریز نقدی زیر سقف → حساب تجمیع‌کننده</w:t>
-      </w:r>
-    </w:p>
-    <w:p>
-      <w:pPr>
-        <w:bidi/>
-        <w:jc w:val="right"/>
-      </w:pPr>
-      <w:r>
-        <w:rPr>
-          <w:rFonts w:ascii="Vazirmatn" w:hAnsi="Vazirmatn" w:cs="Vazirmatn" w:eastAsia="Vazirmatn"/>
-          <w:sz w:val="22"/>
-          <w:szCs w:val="22"/>
-          <w:rtl/>
-        </w:rPr>
-        <w:t>- تعداد تراکنش: 181</w:t>
-      </w:r>
-    </w:p>
-    <w:p>
-      <w:pPr>
-        <w:bidi/>
-        <w:jc w:val="right"/>
-      </w:pPr>
-      <w:r>
-        <w:rPr>
-          <w:rFonts w:ascii="Vazirmatn" w:hAnsi="Vazirmatn" w:cs="Vazirmatn" w:eastAsia="Vazirmatn"/>
-          <w:sz w:val="22"/>
-          <w:szCs w:val="22"/>
-          <w:rtl/>
-        </w:rPr>
-        <w:t>- تراکنش کاشته‌شده: 31</w:t>
-      </w:r>
-    </w:p>
-    <w:p>
-      <w:pPr>
-        <w:bidi/>
-        <w:jc w:val="right"/>
-      </w:pPr>
-      <w:r>
-        <w:rPr>
-          <w:rFonts w:ascii="Vazirmatn" w:hAnsi="Vazirmatn" w:cs="Vazirmatn" w:eastAsia="Vazirmatn"/>
-          <w:sz w:val="22"/>
-          <w:szCs w:val="22"/>
-          <w:rtl/>
-        </w:rPr>
-        <w:t>- تراکنش عادی: 150</w:t>
-      </w:r>
-    </w:p>
-    <w:p>
-      <w:pPr>
-        <w:bidi/>
-        <w:jc w:val="right"/>
-      </w:pPr>
-      <w:r>
-        <w:rPr>
-          <w:rFonts w:ascii="Vazirmatn" w:hAnsi="Vazirmatn" w:cs="Vazirmatn" w:eastAsia="Vazirmatn"/>
-          <w:sz w:val="22"/>
-          <w:szCs w:val="22"/>
-          <w:rtl/>
-        </w:rPr>
-        <w:t>- حجم تراکنش‌های کاشته‌شده: 2,081M IRR</w:t>
-      </w:r>
-    </w:p>
-    <w:p>
-      <w:pPr>
-        <w:bidi/>
-        <w:jc w:val="right"/>
-      </w:pPr>
-      <w:r>
-        <w:rPr>
-          <w:rFonts w:ascii="Vazirmatn" w:hAnsi="Vazirmatn" w:cs="Vazirmatn" w:eastAsia="Vazirmatn"/>
-          <w:sz w:val="22"/>
-          <w:szCs w:val="22"/>
-          <w:rtl/>
-        </w:rPr>
-        <w:t>- بازه: 14030101 تا 14030204</w:t>
-      </w:r>
-    </w:p>
-    <w:p>
-      <w:pPr>
-        <w:bidi/>
-        <w:jc w:val="right"/>
-      </w:pPr>
-      <w:r>
-        <w:rPr>
-          <w:rFonts w:ascii="Vazirmatn" w:hAnsi="Vazirmatn" w:cs="Vazirmatn" w:eastAsia="Vazirmatn"/>
-          <w:sz w:val="22"/>
-          <w:szCs w:val="22"/>
-          <w:rtl/>
-        </w:rPr>
-        <w:t>- نقش‌ها: structured_deposit (15), funnel_transfer (15), consolidation (1)</w:t>
+        <w:jc w:val="start"/>
+      </w:pPr>
+      <w:r>
+        <w:rPr>
+          <w:rFonts w:ascii="Vazirmatn" w:hAnsi="Vazirmatn" w:cs="Vazirmatn" w:eastAsia="Vazirmatn"/>
+          <w:sz w:val="22"/>
+          <w:szCs w:val="22"/>
+          <w:rtl/>
+        </w:rPr>
+        <w:t>•  الگو: ۱۵ واریز نقدی زیر سقف → حساب تجمیع‌کننده</w:t>
+      </w:r>
+    </w:p>
+    <w:p>
+      <w:pPr>
+        <w:bidi/>
+        <w:jc w:val="start"/>
+      </w:pPr>
+      <w:r>
+        <w:rPr>
+          <w:rFonts w:ascii="Vazirmatn" w:hAnsi="Vazirmatn" w:cs="Vazirmatn" w:eastAsia="Vazirmatn"/>
+          <w:sz w:val="22"/>
+          <w:szCs w:val="22"/>
+          <w:rtl/>
+        </w:rPr>
+        <w:t>•  تعداد تراکنش: ۱۸۱</w:t>
+      </w:r>
+    </w:p>
+    <w:p>
+      <w:pPr>
+        <w:bidi/>
+        <w:jc w:val="start"/>
+      </w:pPr>
+      <w:r>
+        <w:rPr>
+          <w:rFonts w:ascii="Vazirmatn" w:hAnsi="Vazirmatn" w:cs="Vazirmatn" w:eastAsia="Vazirmatn"/>
+          <w:sz w:val="22"/>
+          <w:szCs w:val="22"/>
+          <w:rtl/>
+        </w:rPr>
+        <w:t>•  تراکنش کاشته‌شده: ۳۱</w:t>
+      </w:r>
+    </w:p>
+    <w:p>
+      <w:pPr>
+        <w:bidi/>
+        <w:jc w:val="start"/>
+      </w:pPr>
+      <w:r>
+        <w:rPr>
+          <w:rFonts w:ascii="Vazirmatn" w:hAnsi="Vazirmatn" w:cs="Vazirmatn" w:eastAsia="Vazirmatn"/>
+          <w:sz w:val="22"/>
+          <w:szCs w:val="22"/>
+          <w:rtl/>
+        </w:rPr>
+        <w:t>•  تراکنش عادی: ۱۵۰</w:t>
+      </w:r>
+    </w:p>
+    <w:p>
+      <w:pPr>
+        <w:bidi/>
+        <w:jc w:val="start"/>
+      </w:pPr>
+      <w:r>
+        <w:rPr>
+          <w:rFonts w:ascii="Vazirmatn" w:hAnsi="Vazirmatn" w:cs="Vazirmatn" w:eastAsia="Vazirmatn"/>
+          <w:sz w:val="22"/>
+          <w:szCs w:val="22"/>
+          <w:rtl/>
+        </w:rPr>
+        <w:t>•  حجم تراکنش‌های کاشته‌شده: ۲٬۰۸۱ میلیون ریال</w:t>
+      </w:r>
+    </w:p>
+    <w:p>
+      <w:pPr>
+        <w:bidi/>
+        <w:jc w:val="start"/>
+      </w:pPr>
+      <w:r>
+        <w:rPr>
+          <w:rFonts w:ascii="Vazirmatn" w:hAnsi="Vazirmatn" w:cs="Vazirmatn" w:eastAsia="Vazirmatn"/>
+          <w:sz w:val="22"/>
+          <w:szCs w:val="22"/>
+          <w:rtl/>
+        </w:rPr>
+        <w:t>•  بازه: ۱ فروردین ۱۴۰۳ تا ۴ اردیبهشت ۱۴۰۳</w:t>
+      </w:r>
+    </w:p>
+    <w:p>
+      <w:pPr>
+        <w:bidi/>
+        <w:jc w:val="start"/>
+      </w:pPr>
+      <w:r>
+        <w:rPr>
+          <w:rFonts w:ascii="Vazirmatn" w:hAnsi="Vazirmatn" w:cs="Vazirmatn" w:eastAsia="Vazirmatn"/>
+          <w:sz w:val="22"/>
+          <w:szCs w:val="22"/>
+          <w:rtl/>
+        </w:rPr>
+        <w:t>•  نقش‌ها: structured_deposit (۱۵)، funnel_transfer (۱۵)، consolidation (۱)</w:t>
       </w:r>
     </w:p>
     <w:p>
       <w:pPr>
         <w:pStyle w:val="Heading2"/>
         <w:bidi/>
-        <w:jc w:val="right"/>
-      </w:pPr>
-      <w:r>
-        <w:rPr>
-          <w:rtl/>
-        </w:rPr>
-        <w:t>7.2 نحوه پنهان‌سازی</w:t>
-      </w:r>
-    </w:p>
-    <w:p>
-      <w:pPr>
-        <w:bidi/>
-        <w:jc w:val="right"/>
-      </w:pPr>
-      <w:r>
-        <w:rPr>
-          <w:rFonts w:ascii="Vazirmatn" w:hAnsi="Vazirmatn" w:cs="Vazirmatn" w:eastAsia="Vazirmatn"/>
-          <w:sz w:val="22"/>
-          <w:szCs w:val="22"/>
-          <w:rtl/>
-        </w:rPr>
-        <w:t>- مبالغ یکسان نیستند</w:t>
-      </w:r>
-    </w:p>
-    <w:p>
-      <w:pPr>
-        <w:bidi/>
-        <w:jc w:val="right"/>
-      </w:pPr>
-      <w:r>
-        <w:rPr>
-          <w:rFonts w:ascii="Vazirmatn" w:hAnsi="Vazirmatn" w:cs="Vazirmatn" w:eastAsia="Vazirmatn"/>
-          <w:sz w:val="22"/>
-          <w:szCs w:val="22"/>
-          <w:rtl/>
-        </w:rPr>
-        <w:t>- حقوق‌ها و واریزهای نقدی قانونی در همان بازه ۴۰ تا ۵۰ میلیون قرار دارند</w:t>
-      </w:r>
-    </w:p>
-    <w:p>
-      <w:pPr>
-        <w:bidi/>
-        <w:jc w:val="right"/>
-      </w:pPr>
-      <w:r>
-        <w:rPr>
-          <w:rFonts w:ascii="Vazirmatn" w:hAnsi="Vazirmatn" w:cs="Vazirmatn" w:eastAsia="Vazirmatn"/>
-          <w:sz w:val="22"/>
-          <w:szCs w:val="22"/>
-          <w:rtl/>
-        </w:rPr>
-        <w:t>- حساب‌های واسط فعالیت عادی هم دارند</w:t>
+        <w:jc w:val="start"/>
+      </w:pPr>
+      <w:r>
+        <w:rPr>
+          <w:rtl/>
+        </w:rPr>
+        <w:t>۷.۲ چطور پنهان شده</w:t>
+      </w:r>
+    </w:p>
+    <w:p>
+      <w:pPr>
+        <w:bidi/>
+        <w:jc w:val="start"/>
+      </w:pPr>
+      <w:r>
+        <w:rPr>
+          <w:rFonts w:ascii="Vazirmatn" w:hAnsi="Vazirmatn" w:cs="Vazirmatn" w:eastAsia="Vazirmatn"/>
+          <w:sz w:val="22"/>
+          <w:szCs w:val="22"/>
+          <w:rtl/>
+        </w:rPr>
+        <w:t>•  مبالغ با هم برابر نیستند</w:t>
+      </w:r>
+    </w:p>
+    <w:p>
+      <w:pPr>
+        <w:bidi/>
+        <w:jc w:val="start"/>
+      </w:pPr>
+      <w:r>
+        <w:rPr>
+          <w:rFonts w:ascii="Vazirmatn" w:hAnsi="Vazirmatn" w:cs="Vazirmatn" w:eastAsia="Vazirmatn"/>
+          <w:sz w:val="22"/>
+          <w:szCs w:val="22"/>
+          <w:rtl/>
+        </w:rPr>
+        <w:t>•  حقوق‌ها و واریزهای نقدی قانونی هم در بازه‌ی ۴۰ تا ۵۰ میلیون‌اند</w:t>
+      </w:r>
+    </w:p>
+    <w:p>
+      <w:pPr>
+        <w:bidi/>
+        <w:jc w:val="start"/>
+      </w:pPr>
+      <w:r>
+        <w:rPr>
+          <w:rFonts w:ascii="Vazirmatn" w:hAnsi="Vazirmatn" w:cs="Vazirmatn" w:eastAsia="Vazirmatn"/>
+          <w:sz w:val="22"/>
+          <w:szCs w:val="22"/>
+          <w:rtl/>
+        </w:rPr>
+        <w:t>•  حساب‌های واسط فعالیت عادی هم دارند</w:t>
       </w:r>
     </w:p>
     <w:p>
       <w:pPr>
         <w:pStyle w:val="Heading2"/>
         <w:bidi/>
-        <w:jc w:val="right"/>
-      </w:pPr>
-      <w:r>
-        <w:rPr>
-          <w:rtl/>
-        </w:rPr>
-        <w:t>7.3 نشانگرهای تقلب</w:t>
-      </w:r>
-    </w:p>
-    <w:p>
-      <w:pPr>
-        <w:bidi/>
-        <w:jc w:val="right"/>
-      </w:pPr>
-      <w:r>
-        <w:rPr>
-          <w:rFonts w:ascii="Vazirmatn" w:hAnsi="Vazirmatn" w:cs="Vazirmatn" w:eastAsia="Vazirmatn"/>
-          <w:sz w:val="22"/>
-          <w:szCs w:val="22"/>
-          <w:rtl/>
-        </w:rPr>
-        <w:t>- جفت «واریز نقدی / انتقال» در یک روز</w:t>
-      </w:r>
-    </w:p>
-    <w:p>
-      <w:pPr>
-        <w:bidi/>
-        <w:jc w:val="right"/>
-      </w:pPr>
-      <w:r>
-        <w:rPr>
-          <w:rFonts w:ascii="Vazirmatn" w:hAnsi="Vazirmatn" w:cs="Vazirmatn" w:eastAsia="Vazirmatn"/>
-          <w:sz w:val="22"/>
-          <w:szCs w:val="22"/>
-          <w:rtl/>
-        </w:rPr>
-        <w:t>- هم‌گرایی چند حساب به یک حساب</w:t>
-      </w:r>
-    </w:p>
-    <w:p>
-      <w:pPr>
-        <w:bidi/>
-        <w:jc w:val="right"/>
-      </w:pPr>
-      <w:r>
-        <w:rPr>
-          <w:rFonts w:ascii="Vazirmatn" w:hAnsi="Vazirmatn" w:cs="Vazirmatn" w:eastAsia="Vazirmatn"/>
-          <w:sz w:val="22"/>
-          <w:szCs w:val="22"/>
-          <w:rtl/>
-        </w:rPr>
-        <w:t>- انتقال تجمیعی اندکی بعد</w:t>
+        <w:jc w:val="start"/>
+      </w:pPr>
+      <w:r>
+        <w:rPr>
+          <w:rtl/>
+        </w:rPr>
+        <w:t>۷.۳ نشانه‌های تقلب</w:t>
+      </w:r>
+    </w:p>
+    <w:p>
+      <w:pPr>
+        <w:bidi/>
+        <w:jc w:val="start"/>
+      </w:pPr>
+      <w:r>
+        <w:rPr>
+          <w:rFonts w:ascii="Vazirmatn" w:hAnsi="Vazirmatn" w:cs="Vazirmatn" w:eastAsia="Vazirmatn"/>
+          <w:sz w:val="22"/>
+          <w:szCs w:val="22"/>
+          <w:rtl/>
+        </w:rPr>
+        <w:t>•  واریز نقدی و انتقال همان مبلغ در یک روز</w:t>
+      </w:r>
+    </w:p>
+    <w:p>
+      <w:pPr>
+        <w:bidi/>
+        <w:jc w:val="start"/>
+      </w:pPr>
+      <w:r>
+        <w:rPr>
+          <w:rFonts w:ascii="Vazirmatn" w:hAnsi="Vazirmatn" w:cs="Vazirmatn" w:eastAsia="Vazirmatn"/>
+          <w:sz w:val="22"/>
+          <w:szCs w:val="22"/>
+          <w:rtl/>
+        </w:rPr>
+        <w:t>•  چند حساب که همه به یک حساب پول می‌فرستند</w:t>
+      </w:r>
+    </w:p>
+    <w:p>
+      <w:pPr>
+        <w:bidi/>
+        <w:jc w:val="start"/>
+      </w:pPr>
+      <w:r>
+        <w:rPr>
+          <w:rFonts w:ascii="Vazirmatn" w:hAnsi="Vazirmatn" w:cs="Vazirmatn" w:eastAsia="Vazirmatn"/>
+          <w:sz w:val="22"/>
+          <w:szCs w:val="22"/>
+          <w:rtl/>
+        </w:rPr>
+        <w:t>•  انتقال یکجای کل مبلغ چند روز بعد</w:t>
       </w:r>
     </w:p>
     <w:p>
       <w:pPr>
         <w:pStyle w:val="Heading2"/>
         <w:bidi/>
-        <w:jc w:val="right"/>
-      </w:pPr>
-      <w:r>
-        <w:rPr>
-          <w:rtl/>
-        </w:rPr>
-        <w:t>7.4 تصاویر</w:t>
+        <w:jc w:val="start"/>
+      </w:pPr>
+      <w:r>
+        <w:rPr>
+          <w:rtl/>
+        </w:rPr>
+        <w:t>۷.۴ نمودارها</w:t>
       </w:r>
     </w:p>
     <w:p>
@@ -4841,7 +4841,7 @@
           <w:szCs w:val="18"/>
           <w:rtl/>
         </w:rPr>
-        <w:t>جریان کاشته‌شده - سناریوی 02</w:t>
+        <w:t>جریان پول کاشته‌شده، سناریوی ۰۲</w:t>
       </w:r>
     </w:p>
     <w:p>
@@ -4895,7 +4895,7 @@
           <w:szCs w:val="18"/>
           <w:rtl/>
         </w:rPr>
-        <w:t>توزیع مبالغ - سناریوی 02</w:t>
+        <w:t>توزیع مبالغ، سناریوی ۰۲</w:t>
       </w:r>
     </w:p>
     <w:p>
@@ -4949,20 +4949,20 @@
           <w:szCs w:val="18"/>
           <w:rtl/>
         </w:rPr>
-        <w:t>توزیع کانال - سناریوی 02</w:t>
+        <w:t>توزیع کانال‌ها، سناریوی ۰۲</w:t>
       </w:r>
     </w:p>
     <w:p>
       <w:pPr>
         <w:pStyle w:val="Heading2"/>
         <w:bidi/>
-        <w:jc w:val="right"/>
-      </w:pPr>
-      <w:r>
-        <w:rPr>
-          <w:rtl/>
-        </w:rPr>
-        <w:t>7.5 کوئری تشخیص</w:t>
+        <w:jc w:val="start"/>
+      </w:pPr>
+      <w:r>
+        <w:rPr>
+          <w:rtl/>
+        </w:rPr>
+        <w:t>۷.۵ کوئری تشخیص</w:t>
       </w:r>
     </w:p>
     <w:p>
@@ -5137,13 +5137,13 @@
           <w:szCs w:val="18"/>
           <w:rtl/>
         </w:rPr>
-        <w:t>نتیجه کوئری تشخیص - سناریوی 02</w:t>
-      </w:r>
-    </w:p>
-    <w:p>
-      <w:pPr>
-        <w:bidi/>
-        <w:jc w:val="right"/>
+        <w:t>خروجی کوئری تشخیص، سناریوی ۰۲</w:t>
+      </w:r>
+    </w:p>
+    <w:p>
+      <w:pPr>
+        <w:bidi/>
+        <w:jc w:val="start"/>
       </w:pPr>
       <w:r>
         <w:rPr>
@@ -5162,69 +5162,69 @@
           <w:szCs w:val="22"/>
           <w:rtl/>
         </w:rPr>
-        <w:t xml:space="preserve"> کوئری 30 تراکنش برگرداند که 30 مورد آن کاشته‌شده و 0 مورد مثبت کاذب است؛ پوشش 30 از 31 (97٪).</w:t>
-      </w:r>
-    </w:p>
-    <w:p>
-      <w:pPr>
-        <w:bidi/>
-        <w:jc w:val="right"/>
-      </w:pPr>
-      <w:r>
-        <w:rPr>
-          <w:rFonts w:ascii="Vazirmatn" w:hAnsi="Vazirmatn" w:cs="Vazirmatn" w:eastAsia="Vazirmatn"/>
-          <w:sz w:val="22"/>
-          <w:szCs w:val="22"/>
-          <w:rtl/>
-        </w:rPr>
-        <w:t>انتقال تجمیعی نهایی (consolidation) گام بعدیِ حساب تجمیع‌کننده است و در مسیر کوئری نیست.</w:t>
+        <w:t xml:space="preserve"> کوئری ۳۰ تراکنش برگرداند: ۳۰ مورد کاشته‌شده و ۰ مثبت کاذب. از ۳۱ تراکنش کاشته‌شده، ۳۰ مورد پیدا شد (۹۷٪).</w:t>
+      </w:r>
+    </w:p>
+    <w:p>
+      <w:pPr>
+        <w:bidi/>
+        <w:jc w:val="start"/>
+      </w:pPr>
+      <w:r>
+        <w:rPr>
+          <w:rFonts w:ascii="Vazirmatn" w:hAnsi="Vazirmatn" w:cs="Vazirmatn" w:eastAsia="Vazirmatn"/>
+          <w:sz w:val="22"/>
+          <w:szCs w:val="22"/>
+          <w:rtl/>
+        </w:rPr>
+        <w:t>انتقال یکجای آخر (consolidation) گام بعدی حساب تجمیع‌کننده است و در خروجی کوئری نیست.</w:t>
       </w:r>
     </w:p>
     <w:p>
       <w:pPr>
         <w:pStyle w:val="Heading1"/>
         <w:bidi/>
-        <w:jc w:val="right"/>
-      </w:pPr>
-      <w:r>
-        <w:rPr>
-          <w:rtl/>
-        </w:rPr>
-        <w:t>8. سناریوی 03: شبکه شرکت‌های کاغذی (Shell Company Network)</w:t>
+        <w:jc w:val="start"/>
+      </w:pPr>
+      <w:r>
+        <w:rPr>
+          <w:rtl/>
+        </w:rPr>
+        <w:t>۸. سناریوی ۰۳: شبکه‌ی شرکت‌های کاغذی (Shell Company Network)</w:t>
       </w:r>
     </w:p>
     <w:p>
       <w:pPr>
         <w:pStyle w:val="Heading2"/>
         <w:bidi/>
-        <w:jc w:val="right"/>
-      </w:pPr>
-      <w:r>
-        <w:rPr>
-          <w:rtl/>
-        </w:rPr>
-        <w:t>8.1 توضیح سناریو</w:t>
-      </w:r>
-    </w:p>
-    <w:p>
-      <w:pPr>
-        <w:bidi/>
-        <w:jc w:val="right"/>
-      </w:pPr>
-      <w:r>
-        <w:rPr>
-          <w:rFonts w:ascii="Vazirmatn" w:hAnsi="Vazirmatn" w:cs="Vazirmatn" w:eastAsia="Vazirmatn"/>
-          <w:sz w:val="22"/>
-          <w:szCs w:val="22"/>
-          <w:rtl/>
-        </w:rPr>
-        <w:t>سه حساب حقوقی متعلق به سه مشتری متفاوت، در حدود ۶ هفته چهار بار وجوه را به‌صورت دایره‌ای بین خود می‌چرخانند. هر چرخه با ۴۲۰ تا ۵۶۰ میلیون ریال شروع می‌شود و در هر گام ۳ تا ۷ درصد کسر می‌گردد. شرح‌ها فاکتورهای متوالی با خدمات مبهم (مشاوره، مدیریت، بازرگانی) هستند.</w:t>
-      </w:r>
-    </w:p>
-    <w:p>
-      <w:pPr>
-        <w:bidi/>
-        <w:jc w:val="right"/>
+        <w:jc w:val="start"/>
+      </w:pPr>
+      <w:r>
+        <w:rPr>
+          <w:rtl/>
+        </w:rPr>
+        <w:t>۸.۱ شرح سناریو</w:t>
+      </w:r>
+    </w:p>
+    <w:p>
+      <w:pPr>
+        <w:bidi/>
+        <w:jc w:val="start"/>
+      </w:pPr>
+      <w:r>
+        <w:rPr>
+          <w:rFonts w:ascii="Vazirmatn" w:hAnsi="Vazirmatn" w:cs="Vazirmatn" w:eastAsia="Vazirmatn"/>
+          <w:sz w:val="22"/>
+          <w:szCs w:val="22"/>
+          <w:rtl/>
+        </w:rPr>
+        <w:t>سه حساب حقوقی متعلق به سه مشتری متفاوت در حدود ۶ هفته چهار بار پول را بین خود دور می‌دهند. هر دور با ۴۲۰ تا ۵۶۰ میلیون ریال شروع می‌شود و در هر گام ۳ تا ۷ درصد از آن کم می‌شود. شرح تراکنش‌ها شماره‌ی فاکتورهای پشت‌سرهم است، با خدماتی مثل مشاوره، مدیریت و بازرگانی.</w:t>
+      </w:r>
+    </w:p>
+    <w:p>
+      <w:pPr>
+        <w:bidi/>
+        <w:jc w:val="start"/>
       </w:pPr>
       <w:r>
         <w:rPr>
@@ -5240,220 +5240,220 @@
     <w:p>
       <w:pPr>
         <w:bidi/>
-        <w:jc w:val="right"/>
-      </w:pPr>
-      <w:r>
-        <w:rPr>
-          <w:rFonts w:ascii="Vazirmatn" w:hAnsi="Vazirmatn" w:cs="Vazirmatn" w:eastAsia="Vazirmatn"/>
-          <w:sz w:val="22"/>
-          <w:szCs w:val="22"/>
-          <w:rtl/>
-        </w:rPr>
-        <w:t>- الگو: A→B→C→A (۴ چرخه)</w:t>
-      </w:r>
-    </w:p>
-    <w:p>
-      <w:pPr>
-        <w:bidi/>
-        <w:jc w:val="right"/>
-      </w:pPr>
-      <w:r>
-        <w:rPr>
-          <w:rFonts w:ascii="Vazirmatn" w:hAnsi="Vazirmatn" w:cs="Vazirmatn" w:eastAsia="Vazirmatn"/>
-          <w:sz w:val="22"/>
-          <w:szCs w:val="22"/>
-          <w:rtl/>
-        </w:rPr>
-        <w:t>- تعداد تراکنش: 132</w:t>
-      </w:r>
-    </w:p>
-    <w:p>
-      <w:pPr>
-        <w:bidi/>
-        <w:jc w:val="right"/>
-      </w:pPr>
-      <w:r>
-        <w:rPr>
-          <w:rFonts w:ascii="Vazirmatn" w:hAnsi="Vazirmatn" w:cs="Vazirmatn" w:eastAsia="Vazirmatn"/>
-          <w:sz w:val="22"/>
-          <w:szCs w:val="22"/>
-          <w:rtl/>
-        </w:rPr>
-        <w:t>- تراکنش کاشته‌شده: 12</w:t>
-      </w:r>
-    </w:p>
-    <w:p>
-      <w:pPr>
-        <w:bidi/>
-        <w:jc w:val="right"/>
-      </w:pPr>
-      <w:r>
-        <w:rPr>
-          <w:rFonts w:ascii="Vazirmatn" w:hAnsi="Vazirmatn" w:cs="Vazirmatn" w:eastAsia="Vazirmatn"/>
-          <w:sz w:val="22"/>
-          <w:szCs w:val="22"/>
-          <w:rtl/>
-        </w:rPr>
-        <w:t>- تراکنش عادی: 120</w:t>
-      </w:r>
-    </w:p>
-    <w:p>
-      <w:pPr>
-        <w:bidi/>
-        <w:jc w:val="right"/>
-      </w:pPr>
-      <w:r>
-        <w:rPr>
-          <w:rFonts w:ascii="Vazirmatn" w:hAnsi="Vazirmatn" w:cs="Vazirmatn" w:eastAsia="Vazirmatn"/>
-          <w:sz w:val="22"/>
-          <w:szCs w:val="22"/>
-          <w:rtl/>
-        </w:rPr>
-        <w:t>- حجم تراکنش‌های کاشته‌شده: 5,250M IRR</w:t>
-      </w:r>
-    </w:p>
-    <w:p>
-      <w:pPr>
-        <w:bidi/>
-        <w:jc w:val="right"/>
-      </w:pPr>
-      <w:r>
-        <w:rPr>
-          <w:rFonts w:ascii="Vazirmatn" w:hAnsi="Vazirmatn" w:cs="Vazirmatn" w:eastAsia="Vazirmatn"/>
-          <w:sz w:val="22"/>
-          <w:szCs w:val="22"/>
-          <w:rtl/>
-        </w:rPr>
-        <w:t>- بازه: 14030101 تا 14030215</w:t>
-      </w:r>
-    </w:p>
-    <w:p>
-      <w:pPr>
-        <w:bidi/>
-        <w:jc w:val="right"/>
-      </w:pPr>
-      <w:r>
-        <w:rPr>
-          <w:rFonts w:ascii="Vazirmatn" w:hAnsi="Vazirmatn" w:cs="Vazirmatn" w:eastAsia="Vazirmatn"/>
-          <w:sz w:val="22"/>
-          <w:szCs w:val="22"/>
-          <w:rtl/>
-        </w:rPr>
-        <w:t>- نقش‌ها: round_trip (12)</w:t>
+        <w:jc w:val="start"/>
+      </w:pPr>
+      <w:r>
+        <w:rPr>
+          <w:rFonts w:ascii="Vazirmatn" w:hAnsi="Vazirmatn" w:cs="Vazirmatn" w:eastAsia="Vazirmatn"/>
+          <w:sz w:val="22"/>
+          <w:szCs w:val="22"/>
+          <w:rtl/>
+        </w:rPr>
+        <w:t>•  الگو: A→B→C→A (۴ دور)</w:t>
+      </w:r>
+    </w:p>
+    <w:p>
+      <w:pPr>
+        <w:bidi/>
+        <w:jc w:val="start"/>
+      </w:pPr>
+      <w:r>
+        <w:rPr>
+          <w:rFonts w:ascii="Vazirmatn" w:hAnsi="Vazirmatn" w:cs="Vazirmatn" w:eastAsia="Vazirmatn"/>
+          <w:sz w:val="22"/>
+          <w:szCs w:val="22"/>
+          <w:rtl/>
+        </w:rPr>
+        <w:t>•  تعداد تراکنش: ۱۳۲</w:t>
+      </w:r>
+    </w:p>
+    <w:p>
+      <w:pPr>
+        <w:bidi/>
+        <w:jc w:val="start"/>
+      </w:pPr>
+      <w:r>
+        <w:rPr>
+          <w:rFonts w:ascii="Vazirmatn" w:hAnsi="Vazirmatn" w:cs="Vazirmatn" w:eastAsia="Vazirmatn"/>
+          <w:sz w:val="22"/>
+          <w:szCs w:val="22"/>
+          <w:rtl/>
+        </w:rPr>
+        <w:t>•  تراکنش کاشته‌شده: ۱۲</w:t>
+      </w:r>
+    </w:p>
+    <w:p>
+      <w:pPr>
+        <w:bidi/>
+        <w:jc w:val="start"/>
+      </w:pPr>
+      <w:r>
+        <w:rPr>
+          <w:rFonts w:ascii="Vazirmatn" w:hAnsi="Vazirmatn" w:cs="Vazirmatn" w:eastAsia="Vazirmatn"/>
+          <w:sz w:val="22"/>
+          <w:szCs w:val="22"/>
+          <w:rtl/>
+        </w:rPr>
+        <w:t>•  تراکنش عادی: ۱۲۰</w:t>
+      </w:r>
+    </w:p>
+    <w:p>
+      <w:pPr>
+        <w:bidi/>
+        <w:jc w:val="start"/>
+      </w:pPr>
+      <w:r>
+        <w:rPr>
+          <w:rFonts w:ascii="Vazirmatn" w:hAnsi="Vazirmatn" w:cs="Vazirmatn" w:eastAsia="Vazirmatn"/>
+          <w:sz w:val="22"/>
+          <w:szCs w:val="22"/>
+          <w:rtl/>
+        </w:rPr>
+        <w:t>•  حجم تراکنش‌های کاشته‌شده: ۵٬۲۵۰ میلیون ریال</w:t>
+      </w:r>
+    </w:p>
+    <w:p>
+      <w:pPr>
+        <w:bidi/>
+        <w:jc w:val="start"/>
+      </w:pPr>
+      <w:r>
+        <w:rPr>
+          <w:rFonts w:ascii="Vazirmatn" w:hAnsi="Vazirmatn" w:cs="Vazirmatn" w:eastAsia="Vazirmatn"/>
+          <w:sz w:val="22"/>
+          <w:szCs w:val="22"/>
+          <w:rtl/>
+        </w:rPr>
+        <w:t>•  بازه: ۱ فروردین ۱۴۰۳ تا ۱۵ اردیبهشت ۱۴۰۳</w:t>
+      </w:r>
+    </w:p>
+    <w:p>
+      <w:pPr>
+        <w:bidi/>
+        <w:jc w:val="start"/>
+      </w:pPr>
+      <w:r>
+        <w:rPr>
+          <w:rFonts w:ascii="Vazirmatn" w:hAnsi="Vazirmatn" w:cs="Vazirmatn" w:eastAsia="Vazirmatn"/>
+          <w:sz w:val="22"/>
+          <w:szCs w:val="22"/>
+          <w:rtl/>
+        </w:rPr>
+        <w:t>•  نقش‌ها: round_trip (۱۲)</w:t>
       </w:r>
     </w:p>
     <w:p>
       <w:pPr>
         <w:pStyle w:val="Heading2"/>
         <w:bidi/>
-        <w:jc w:val="right"/>
-      </w:pPr>
-      <w:r>
-        <w:rPr>
-          <w:rtl/>
-        </w:rPr>
-        <w:t>8.2 نحوه پنهان‌سازی</w:t>
-      </w:r>
-    </w:p>
-    <w:p>
-      <w:pPr>
-        <w:bidi/>
-        <w:jc w:val="right"/>
-      </w:pPr>
-      <w:r>
-        <w:rPr>
-          <w:rFonts w:ascii="Vazirmatn" w:hAnsi="Vazirmatn" w:cs="Vazirmatn" w:eastAsia="Vazirmatn"/>
-          <w:sz w:val="22"/>
-          <w:szCs w:val="22"/>
-          <w:rtl/>
-        </w:rPr>
-        <w:t>- فاکتورهای B2B قانونی با همان سبک شرح و مبالغ مشابه (میانه حدود ۳۲۵ میلیون، برخی بالای ۱ میلیارد)</w:t>
-      </w:r>
-    </w:p>
-    <w:p>
-      <w:pPr>
-        <w:bidi/>
-        <w:jc w:val="right"/>
-      </w:pPr>
-      <w:r>
-        <w:rPr>
-          <w:rFonts w:ascii="Vazirmatn" w:hAnsi="Vazirmatn" w:cs="Vazirmatn" w:eastAsia="Vazirmatn"/>
-          <w:sz w:val="22"/>
-          <w:szCs w:val="22"/>
-          <w:rtl/>
-        </w:rPr>
-        <w:t>- چرخه‌های کوچک طبیعی در نویز وجود دارد که کوئری ساده چرخه را دچار مثبت کاذب می‌کند</w:t>
+        <w:jc w:val="start"/>
+      </w:pPr>
+      <w:r>
+        <w:rPr>
+          <w:rtl/>
+        </w:rPr>
+        <w:t>۸.۲ چطور پنهان شده</w:t>
+      </w:r>
+    </w:p>
+    <w:p>
+      <w:pPr>
+        <w:bidi/>
+        <w:jc w:val="start"/>
+      </w:pPr>
+      <w:r>
+        <w:rPr>
+          <w:rFonts w:ascii="Vazirmatn" w:hAnsi="Vazirmatn" w:cs="Vazirmatn" w:eastAsia="Vazirmatn"/>
+          <w:sz w:val="22"/>
+          <w:szCs w:val="22"/>
+          <w:rtl/>
+        </w:rPr>
+        <w:t>•  فاکتورهای B2B قانونی هم همین شکل شرح را دارند و مبالغشان مشابه است (میانه حدود ۳۲۵ میلیون و برخی بالای ۱ میلیارد)</w:t>
+      </w:r>
+    </w:p>
+    <w:p>
+      <w:pPr>
+        <w:bidi/>
+        <w:jc w:val="start"/>
+      </w:pPr>
+      <w:r>
+        <w:rPr>
+          <w:rFonts w:ascii="Vazirmatn" w:hAnsi="Vazirmatn" w:cs="Vazirmatn" w:eastAsia="Vazirmatn"/>
+          <w:sz w:val="22"/>
+          <w:szCs w:val="22"/>
+          <w:rtl/>
+        </w:rPr>
+        <w:t>•  در نویز هم چرخه‌های کوچک طبیعی هست، پس یک کوئری ساده‌ی چرخه مثبت کاذب می‌دهد</w:t>
       </w:r>
     </w:p>
     <w:p>
       <w:pPr>
         <w:pStyle w:val="Heading2"/>
         <w:bidi/>
-        <w:jc w:val="right"/>
-      </w:pPr>
-      <w:r>
-        <w:rPr>
-          <w:rtl/>
-        </w:rPr>
-        <w:t>8.3 نشانگرهای تقلب</w:t>
-      </w:r>
-    </w:p>
-    <w:p>
-      <w:pPr>
-        <w:bidi/>
-        <w:jc w:val="right"/>
-      </w:pPr>
-      <w:r>
-        <w:rPr>
-          <w:rFonts w:ascii="Vazirmatn" w:hAnsi="Vazirmatn" w:cs="Vazirmatn" w:eastAsia="Vazirmatn"/>
-          <w:sz w:val="22"/>
-          <w:szCs w:val="22"/>
-          <w:rtl/>
-        </w:rPr>
-        <w:t>- چرخه بسته سه‌تایی تکرارشونده بین همان شرکت‌ها</w:t>
-      </w:r>
-    </w:p>
-    <w:p>
-      <w:pPr>
-        <w:bidi/>
-        <w:jc w:val="right"/>
-      </w:pPr>
-      <w:r>
-        <w:rPr>
-          <w:rFonts w:ascii="Vazirmatn" w:hAnsi="Vazirmatn" w:cs="Vazirmatn" w:eastAsia="Vazirmatn"/>
-          <w:sz w:val="22"/>
-          <w:szCs w:val="22"/>
-          <w:rtl/>
-        </w:rPr>
-        <w:t>- کاهش مبلغ در هر گام</w:t>
-      </w:r>
-    </w:p>
-    <w:p>
-      <w:pPr>
-        <w:bidi/>
-        <w:jc w:val="right"/>
-      </w:pPr>
-      <w:r>
-        <w:rPr>
-          <w:rFonts w:ascii="Vazirmatn" w:hAnsi="Vazirmatn" w:cs="Vazirmatn" w:eastAsia="Vazirmatn"/>
-          <w:sz w:val="22"/>
-          <w:szCs w:val="22"/>
-          <w:rtl/>
-        </w:rPr>
-        <w:t>- شرح‌های مبهم</w:t>
+        <w:jc w:val="start"/>
+      </w:pPr>
+      <w:r>
+        <w:rPr>
+          <w:rtl/>
+        </w:rPr>
+        <w:t>۸.۳ نشانه‌های تقلب</w:t>
+      </w:r>
+    </w:p>
+    <w:p>
+      <w:pPr>
+        <w:bidi/>
+        <w:jc w:val="start"/>
+      </w:pPr>
+      <w:r>
+        <w:rPr>
+          <w:rFonts w:ascii="Vazirmatn" w:hAnsi="Vazirmatn" w:cs="Vazirmatn" w:eastAsia="Vazirmatn"/>
+          <w:sz w:val="22"/>
+          <w:szCs w:val="22"/>
+          <w:rtl/>
+        </w:rPr>
+        <w:t>•  چرخه‌ی بسته‌ی سه‌تایی که بین همان شرکت‌ها تکرار می‌شود</w:t>
+      </w:r>
+    </w:p>
+    <w:p>
+      <w:pPr>
+        <w:bidi/>
+        <w:jc w:val="start"/>
+      </w:pPr>
+      <w:r>
+        <w:rPr>
+          <w:rFonts w:ascii="Vazirmatn" w:hAnsi="Vazirmatn" w:cs="Vazirmatn" w:eastAsia="Vazirmatn"/>
+          <w:sz w:val="22"/>
+          <w:szCs w:val="22"/>
+          <w:rtl/>
+        </w:rPr>
+        <w:t>•  کم شدن مبلغ در هر گام</w:t>
+      </w:r>
+    </w:p>
+    <w:p>
+      <w:pPr>
+        <w:bidi/>
+        <w:jc w:val="start"/>
+      </w:pPr>
+      <w:r>
+        <w:rPr>
+          <w:rFonts w:ascii="Vazirmatn" w:hAnsi="Vazirmatn" w:cs="Vazirmatn" w:eastAsia="Vazirmatn"/>
+          <w:sz w:val="22"/>
+          <w:szCs w:val="22"/>
+          <w:rtl/>
+        </w:rPr>
+        <w:t>•  شرح‌های کلی و مبهم</w:t>
       </w:r>
     </w:p>
     <w:p>
       <w:pPr>
         <w:pStyle w:val="Heading2"/>
         <w:bidi/>
-        <w:jc w:val="right"/>
-      </w:pPr>
-      <w:r>
-        <w:rPr>
-          <w:rtl/>
-        </w:rPr>
-        <w:t>8.4 تصاویر</w:t>
+        <w:jc w:val="start"/>
+      </w:pPr>
+      <w:r>
+        <w:rPr>
+          <w:rtl/>
+        </w:rPr>
+        <w:t>۸.۴ نمودارها</w:t>
       </w:r>
     </w:p>
     <w:p>
@@ -5507,7 +5507,7 @@
           <w:szCs w:val="18"/>
           <w:rtl/>
         </w:rPr>
-        <w:t>جریان کاشته‌شده - سناریوی 03</w:t>
+        <w:t>جریان پول کاشته‌شده، سناریوی ۰۳</w:t>
       </w:r>
     </w:p>
     <w:p>
@@ -5561,7 +5561,7 @@
           <w:szCs w:val="18"/>
           <w:rtl/>
         </w:rPr>
-        <w:t>توزیع مبالغ - سناریوی 03</w:t>
+        <w:t>توزیع مبالغ، سناریوی ۰۳</w:t>
       </w:r>
     </w:p>
     <w:p>
@@ -5615,20 +5615,20 @@
           <w:szCs w:val="18"/>
           <w:rtl/>
         </w:rPr>
-        <w:t>توزیع کانال - سناریوی 03</w:t>
+        <w:t>توزیع کانال‌ها، سناریوی ۰۳</w:t>
       </w:r>
     </w:p>
     <w:p>
       <w:pPr>
         <w:pStyle w:val="Heading2"/>
         <w:bidi/>
-        <w:jc w:val="right"/>
-      </w:pPr>
-      <w:r>
-        <w:rPr>
-          <w:rtl/>
-        </w:rPr>
-        <w:t>8.5 کوئری تشخیص</w:t>
+        <w:jc w:val="start"/>
+      </w:pPr>
+      <w:r>
+        <w:rPr>
+          <w:rtl/>
+        </w:rPr>
+        <w:t>۸.۵ کوئری تشخیص</w:t>
       </w:r>
     </w:p>
     <w:p>
@@ -5803,13 +5803,13 @@
           <w:szCs w:val="18"/>
           <w:rtl/>
         </w:rPr>
-        <w:t>نتیجه کوئری تشخیص - سناریوی 03</w:t>
-      </w:r>
-    </w:p>
-    <w:p>
-      <w:pPr>
-        <w:bidi/>
-        <w:jc w:val="right"/>
+        <w:t>خروجی کوئری تشخیص، سناریوی ۰۳</w:t>
+      </w:r>
+    </w:p>
+    <w:p>
+      <w:pPr>
+        <w:bidi/>
+        <w:jc w:val="start"/>
       </w:pPr>
       <w:r>
         <w:rPr>
@@ -5828,54 +5828,54 @@
           <w:szCs w:val="22"/>
           <w:rtl/>
         </w:rPr>
-        <w:t xml:space="preserve"> کوئری 12 تراکنش برگرداند که 12 مورد آن کاشته‌شده و 0 مورد مثبت کاذب است؛ پوشش 12 از 12 (100٪).</w:t>
+        <w:t xml:space="preserve"> کوئری ۱۲ تراکنش برگرداند: ۱۲ مورد کاشته‌شده و ۰ مثبت کاذب. از ۱۲ تراکنش کاشته‌شده، ۱۲ مورد پیدا شد (۱۰۰٪).</w:t>
       </w:r>
     </w:p>
     <w:p>
       <w:pPr>
         <w:pStyle w:val="Heading1"/>
         <w:bidi/>
-        <w:jc w:val="right"/>
-      </w:pPr>
-      <w:r>
-        <w:rPr>
-          <w:rtl/>
-        </w:rPr>
-        <w:t>9. سناریوی 04: تامین مالی تروریسم (Terrorist Financing)</w:t>
+        <w:jc w:val="start"/>
+      </w:pPr>
+      <w:r>
+        <w:rPr>
+          <w:rtl/>
+        </w:rPr>
+        <w:t>۹. سناریوی ۰۴: تأمین مالی تروریسم (Terrorist Financing)</w:t>
       </w:r>
     </w:p>
     <w:p>
       <w:pPr>
         <w:pStyle w:val="Heading2"/>
         <w:bidi/>
-        <w:jc w:val="right"/>
-      </w:pPr>
-      <w:r>
-        <w:rPr>
-          <w:rtl/>
-        </w:rPr>
-        <w:t>9.1 توضیح سناریو</w:t>
-      </w:r>
-    </w:p>
-    <w:p>
-      <w:pPr>
-        <w:bidi/>
-        <w:jc w:val="right"/>
-      </w:pPr>
-      <w:r>
-        <w:rPr>
-          <w:rFonts w:ascii="Vazirmatn" w:hAnsi="Vazirmatn" w:cs="Vazirmatn" w:eastAsia="Vazirmatn"/>
-          <w:sz w:val="22"/>
-          <w:szCs w:val="22"/>
-          <w:rtl/>
-        </w:rPr>
-        <w:t>۵۰ اهداکننده غیرحقوقی (شامل چند تبعه خارجی) طی ۶۰ روز هر کدام ۱ تا ۳ کمک ۱ تا ۵ میلیون ریالی به حساب یک موسسه خیریه واریز می‌کنند. خیریه در دو نوبت حدود ۹۵٪ وجوه جمع‌شده هر ماه را به یک NGO منتقل می‌کند و NGO دو روز بعد حدود ۹۰٪ آن را به حساب یک تبعه خارجی می‌فرستد.</w:t>
-      </w:r>
-    </w:p>
-    <w:p>
-      <w:pPr>
-        <w:bidi/>
-        <w:jc w:val="right"/>
+        <w:jc w:val="start"/>
+      </w:pPr>
+      <w:r>
+        <w:rPr>
+          <w:rtl/>
+        </w:rPr>
+        <w:t>۹.۱ شرح سناریو</w:t>
+      </w:r>
+    </w:p>
+    <w:p>
+      <w:pPr>
+        <w:bidi/>
+        <w:jc w:val="start"/>
+      </w:pPr>
+      <w:r>
+        <w:rPr>
+          <w:rFonts w:ascii="Vazirmatn" w:hAnsi="Vazirmatn" w:cs="Vazirmatn" w:eastAsia="Vazirmatn"/>
+          <w:sz w:val="22"/>
+          <w:szCs w:val="22"/>
+          <w:rtl/>
+        </w:rPr>
+        <w:t>۵۰ اهداکننده‌ی غیرحقوقی، که چند تبعه‌ی خارجی هم بینشان هست، در ۶۰ روز هر کدام ۱ تا ۳ بار ۱ تا ۵ میلیون ریال به حساب یک مؤسسه‌ی خیریه واریز می‌کنند. خیریه در دو نوبت حدود ۹۵٪ پول جمع‌شده‌ی هر ماه را به یک NGO می‌دهد و NGO دو روز بعد حدود ۹۰٪ آن را به حساب یک تبعه‌ی خارجی می‌فرستد.</w:t>
+      </w:r>
+    </w:p>
+    <w:p>
+      <w:pPr>
+        <w:bidi/>
+        <w:jc w:val="start"/>
       </w:pPr>
       <w:r>
         <w:rPr>
@@ -5891,220 +5891,220 @@
     <w:p>
       <w:pPr>
         <w:bidi/>
-        <w:jc w:val="right"/>
-      </w:pPr>
-      <w:r>
-        <w:rPr>
-          <w:rFonts w:ascii="Vazirmatn" w:hAnsi="Vazirmatn" w:cs="Vazirmatn" w:eastAsia="Vazirmatn"/>
-          <w:sz w:val="22"/>
-          <w:szCs w:val="22"/>
-          <w:rtl/>
-        </w:rPr>
-        <w:t>- الگو: ۵۰ اهداکننده → خیریه → NGO → تبعه خارجی</w:t>
-      </w:r>
-    </w:p>
-    <w:p>
-      <w:pPr>
-        <w:bidi/>
-        <w:jc w:val="right"/>
-      </w:pPr>
-      <w:r>
-        <w:rPr>
-          <w:rFonts w:ascii="Vazirmatn" w:hAnsi="Vazirmatn" w:cs="Vazirmatn" w:eastAsia="Vazirmatn"/>
-          <w:sz w:val="22"/>
-          <w:szCs w:val="22"/>
-          <w:rtl/>
-        </w:rPr>
-        <w:t>- تعداد تراکنش: 354</w:t>
-      </w:r>
-    </w:p>
-    <w:p>
-      <w:pPr>
-        <w:bidi/>
-        <w:jc w:val="right"/>
-      </w:pPr>
-      <w:r>
-        <w:rPr>
-          <w:rFonts w:ascii="Vazirmatn" w:hAnsi="Vazirmatn" w:cs="Vazirmatn" w:eastAsia="Vazirmatn"/>
-          <w:sz w:val="22"/>
-          <w:szCs w:val="22"/>
-          <w:rtl/>
-        </w:rPr>
-        <w:t>- تراکنش کاشته‌شده: 104</w:t>
-      </w:r>
-    </w:p>
-    <w:p>
-      <w:pPr>
-        <w:bidi/>
-        <w:jc w:val="right"/>
-      </w:pPr>
-      <w:r>
-        <w:rPr>
-          <w:rFonts w:ascii="Vazirmatn" w:hAnsi="Vazirmatn" w:cs="Vazirmatn" w:eastAsia="Vazirmatn"/>
-          <w:sz w:val="22"/>
-          <w:szCs w:val="22"/>
-          <w:rtl/>
-        </w:rPr>
-        <w:t>- تراکنش عادی: 250</w:t>
-      </w:r>
-    </w:p>
-    <w:p>
-      <w:pPr>
-        <w:bidi/>
-        <w:jc w:val="right"/>
-      </w:pPr>
-      <w:r>
-        <w:rPr>
-          <w:rFonts w:ascii="Vazirmatn" w:hAnsi="Vazirmatn" w:cs="Vazirmatn" w:eastAsia="Vazirmatn"/>
-          <w:sz w:val="22"/>
-          <w:szCs w:val="22"/>
-          <w:rtl/>
-        </w:rPr>
-        <w:t>- حجم تراکنش‌های کاشته‌شده: 732M IRR</w:t>
-      </w:r>
-    </w:p>
-    <w:p>
-      <w:pPr>
-        <w:bidi/>
-        <w:jc w:val="right"/>
-      </w:pPr>
-      <w:r>
-        <w:rPr>
-          <w:rFonts w:ascii="Vazirmatn" w:hAnsi="Vazirmatn" w:cs="Vazirmatn" w:eastAsia="Vazirmatn"/>
-          <w:sz w:val="22"/>
-          <w:szCs w:val="22"/>
-          <w:rtl/>
-        </w:rPr>
-        <w:t>- بازه: 14030101 تا 14030306</w:t>
-      </w:r>
-    </w:p>
-    <w:p>
-      <w:pPr>
-        <w:bidi/>
-        <w:jc w:val="right"/>
-      </w:pPr>
-      <w:r>
-        <w:rPr>
-          <w:rFonts w:ascii="Vazirmatn" w:hAnsi="Vazirmatn" w:cs="Vazirmatn" w:eastAsia="Vazirmatn"/>
-          <w:sz w:val="22"/>
-          <w:szCs w:val="22"/>
-          <w:rtl/>
-        </w:rPr>
-        <w:t>- نقش‌ها: donation (100), aggregation (2), foreign_transfer (2)</w:t>
+        <w:jc w:val="start"/>
+      </w:pPr>
+      <w:r>
+        <w:rPr>
+          <w:rFonts w:ascii="Vazirmatn" w:hAnsi="Vazirmatn" w:cs="Vazirmatn" w:eastAsia="Vazirmatn"/>
+          <w:sz w:val="22"/>
+          <w:szCs w:val="22"/>
+          <w:rtl/>
+        </w:rPr>
+        <w:t>•  الگو: ۵۰ اهداکننده → خیریه → NGO → تبعه‌ی خارجی</w:t>
+      </w:r>
+    </w:p>
+    <w:p>
+      <w:pPr>
+        <w:bidi/>
+        <w:jc w:val="start"/>
+      </w:pPr>
+      <w:r>
+        <w:rPr>
+          <w:rFonts w:ascii="Vazirmatn" w:hAnsi="Vazirmatn" w:cs="Vazirmatn" w:eastAsia="Vazirmatn"/>
+          <w:sz w:val="22"/>
+          <w:szCs w:val="22"/>
+          <w:rtl/>
+        </w:rPr>
+        <w:t>•  تعداد تراکنش: ۳۵۴</w:t>
+      </w:r>
+    </w:p>
+    <w:p>
+      <w:pPr>
+        <w:bidi/>
+        <w:jc w:val="start"/>
+      </w:pPr>
+      <w:r>
+        <w:rPr>
+          <w:rFonts w:ascii="Vazirmatn" w:hAnsi="Vazirmatn" w:cs="Vazirmatn" w:eastAsia="Vazirmatn"/>
+          <w:sz w:val="22"/>
+          <w:szCs w:val="22"/>
+          <w:rtl/>
+        </w:rPr>
+        <w:t>•  تراکنش کاشته‌شده: ۱۰۴</w:t>
+      </w:r>
+    </w:p>
+    <w:p>
+      <w:pPr>
+        <w:bidi/>
+        <w:jc w:val="start"/>
+      </w:pPr>
+      <w:r>
+        <w:rPr>
+          <w:rFonts w:ascii="Vazirmatn" w:hAnsi="Vazirmatn" w:cs="Vazirmatn" w:eastAsia="Vazirmatn"/>
+          <w:sz w:val="22"/>
+          <w:szCs w:val="22"/>
+          <w:rtl/>
+        </w:rPr>
+        <w:t>•  تراکنش عادی: ۲۵۰</w:t>
+      </w:r>
+    </w:p>
+    <w:p>
+      <w:pPr>
+        <w:bidi/>
+        <w:jc w:val="start"/>
+      </w:pPr>
+      <w:r>
+        <w:rPr>
+          <w:rFonts w:ascii="Vazirmatn" w:hAnsi="Vazirmatn" w:cs="Vazirmatn" w:eastAsia="Vazirmatn"/>
+          <w:sz w:val="22"/>
+          <w:szCs w:val="22"/>
+          <w:rtl/>
+        </w:rPr>
+        <w:t>•  حجم تراکنش‌های کاشته‌شده: ۷۳۲ میلیون ریال</w:t>
+      </w:r>
+    </w:p>
+    <w:p>
+      <w:pPr>
+        <w:bidi/>
+        <w:jc w:val="start"/>
+      </w:pPr>
+      <w:r>
+        <w:rPr>
+          <w:rFonts w:ascii="Vazirmatn" w:hAnsi="Vazirmatn" w:cs="Vazirmatn" w:eastAsia="Vazirmatn"/>
+          <w:sz w:val="22"/>
+          <w:szCs w:val="22"/>
+          <w:rtl/>
+        </w:rPr>
+        <w:t>•  بازه: ۱ فروردین ۱۴۰۳ تا ۶ خرداد ۱۴۰۳</w:t>
+      </w:r>
+    </w:p>
+    <w:p>
+      <w:pPr>
+        <w:bidi/>
+        <w:jc w:val="start"/>
+      </w:pPr>
+      <w:r>
+        <w:rPr>
+          <w:rFonts w:ascii="Vazirmatn" w:hAnsi="Vazirmatn" w:cs="Vazirmatn" w:eastAsia="Vazirmatn"/>
+          <w:sz w:val="22"/>
+          <w:szCs w:val="22"/>
+          <w:rtl/>
+        </w:rPr>
+        <w:t>•  نقش‌ها: donation (۱۰۰)، aggregation (۲)، foreign_transfer (۲)</w:t>
       </w:r>
     </w:p>
     <w:p>
       <w:pPr>
         <w:pStyle w:val="Heading2"/>
         <w:bidi/>
-        <w:jc w:val="right"/>
-      </w:pPr>
-      <w:r>
-        <w:rPr>
-          <w:rtl/>
-        </w:rPr>
-        <w:t>9.2 نحوه پنهان‌سازی</w:t>
-      </w:r>
-    </w:p>
-    <w:p>
-      <w:pPr>
-        <w:bidi/>
-        <w:jc w:val="right"/>
-      </w:pPr>
-      <w:r>
-        <w:rPr>
-          <w:rFonts w:ascii="Vazirmatn" w:hAnsi="Vazirmatn" w:cs="Vazirmatn" w:eastAsia="Vazirmatn"/>
-          <w:sz w:val="22"/>
-          <w:szCs w:val="22"/>
-          <w:rtl/>
-        </w:rPr>
-        <w:t>- فروشگاه‌های قانونی هم پرداخت‌های کوچک زیادی از افراد مختلف دریافت می‌کنند</w:t>
-      </w:r>
-    </w:p>
-    <w:p>
-      <w:pPr>
-        <w:bidi/>
-        <w:jc w:val="right"/>
-      </w:pPr>
-      <w:r>
-        <w:rPr>
-          <w:rFonts w:ascii="Vazirmatn" w:hAnsi="Vazirmatn" w:cs="Vazirmatn" w:eastAsia="Vazirmatn"/>
-          <w:sz w:val="22"/>
-          <w:szCs w:val="22"/>
-          <w:rtl/>
-        </w:rPr>
-        <w:t>- شرح کمک‌ها عادی است (کمک خیریه، نذر یا خالی)</w:t>
+        <w:jc w:val="start"/>
+      </w:pPr>
+      <w:r>
+        <w:rPr>
+          <w:rtl/>
+        </w:rPr>
+        <w:t>۹.۲ چطور پنهان شده</w:t>
+      </w:r>
+    </w:p>
+    <w:p>
+      <w:pPr>
+        <w:bidi/>
+        <w:jc w:val="start"/>
+      </w:pPr>
+      <w:r>
+        <w:rPr>
+          <w:rFonts w:ascii="Vazirmatn" w:hAnsi="Vazirmatn" w:cs="Vazirmatn" w:eastAsia="Vazirmatn"/>
+          <w:sz w:val="22"/>
+          <w:szCs w:val="22"/>
+          <w:rtl/>
+        </w:rPr>
+        <w:t>•  فروشگاه‌های قانونی هم از افراد زیادی پرداخت کوچک می‌گیرند</w:t>
+      </w:r>
+    </w:p>
+    <w:p>
+      <w:pPr>
+        <w:bidi/>
+        <w:jc w:val="start"/>
+      </w:pPr>
+      <w:r>
+        <w:rPr>
+          <w:rFonts w:ascii="Vazirmatn" w:hAnsi="Vazirmatn" w:cs="Vazirmatn" w:eastAsia="Vazirmatn"/>
+          <w:sz w:val="22"/>
+          <w:szCs w:val="22"/>
+          <w:rtl/>
+        </w:rPr>
+        <w:t>•  شرح کمک‌ها معمولی است: «کمک خیریه»، «نذر» یا خالی</w:t>
       </w:r>
     </w:p>
     <w:p>
       <w:pPr>
         <w:pStyle w:val="Heading2"/>
         <w:bidi/>
-        <w:jc w:val="right"/>
-      </w:pPr>
-      <w:r>
-        <w:rPr>
-          <w:rtl/>
-        </w:rPr>
-        <w:t>9.3 نشانگرهای تقلب</w:t>
-      </w:r>
-    </w:p>
-    <w:p>
-      <w:pPr>
-        <w:bidi/>
-        <w:jc w:val="right"/>
-      </w:pPr>
-      <w:r>
-        <w:rPr>
-          <w:rFonts w:ascii="Vazirmatn" w:hAnsi="Vazirmatn" w:cs="Vazirmatn" w:eastAsia="Vazirmatn"/>
-          <w:sz w:val="22"/>
-          <w:szCs w:val="22"/>
-          <w:rtl/>
-        </w:rPr>
-        <w:t>- هم‌گرایی تعداد زیادی واریز کوچک و عبور سریع</w:t>
-      </w:r>
-    </w:p>
-    <w:p>
-      <w:pPr>
-        <w:bidi/>
-        <w:jc w:val="right"/>
-      </w:pPr>
-      <w:r>
-        <w:rPr>
-          <w:rFonts w:ascii="Vazirmatn" w:hAnsi="Vazirmatn" w:cs="Vazirmatn" w:eastAsia="Vazirmatn"/>
-          <w:sz w:val="22"/>
-          <w:szCs w:val="22"/>
-          <w:rtl/>
-        </w:rPr>
-        <w:t>- خیریه وجوه را نگه نمی‌دارد</w:t>
-      </w:r>
-    </w:p>
-    <w:p>
-      <w:pPr>
-        <w:bidi/>
-        <w:jc w:val="right"/>
-      </w:pPr>
-      <w:r>
-        <w:rPr>
-          <w:rFonts w:ascii="Vazirmatn" w:hAnsi="Vazirmatn" w:cs="Vazirmatn" w:eastAsia="Vazirmatn"/>
-          <w:sz w:val="22"/>
-          <w:szCs w:val="22"/>
-          <w:rtl/>
-        </w:rPr>
-        <w:t>- ذی‌نفع نهایی تبعه خارجی است</w:t>
+        <w:jc w:val="start"/>
+      </w:pPr>
+      <w:r>
+        <w:rPr>
+          <w:rtl/>
+        </w:rPr>
+        <w:t>۹.۳ نشانه‌های تقلب</w:t>
+      </w:r>
+    </w:p>
+    <w:p>
+      <w:pPr>
+        <w:bidi/>
+        <w:jc w:val="start"/>
+      </w:pPr>
+      <w:r>
+        <w:rPr>
+          <w:rFonts w:ascii="Vazirmatn" w:hAnsi="Vazirmatn" w:cs="Vazirmatn" w:eastAsia="Vazirmatn"/>
+          <w:sz w:val="22"/>
+          <w:szCs w:val="22"/>
+          <w:rtl/>
+        </w:rPr>
+        <w:t>•  تعداد زیادی واریز کوچک به یک حساب که زود خارج می‌شود</w:t>
+      </w:r>
+    </w:p>
+    <w:p>
+      <w:pPr>
+        <w:bidi/>
+        <w:jc w:val="start"/>
+      </w:pPr>
+      <w:r>
+        <w:rPr>
+          <w:rFonts w:ascii="Vazirmatn" w:hAnsi="Vazirmatn" w:cs="Vazirmatn" w:eastAsia="Vazirmatn"/>
+          <w:sz w:val="22"/>
+          <w:szCs w:val="22"/>
+          <w:rtl/>
+        </w:rPr>
+        <w:t>•  خیریه پول را نگه نمی‌دارد</w:t>
+      </w:r>
+    </w:p>
+    <w:p>
+      <w:pPr>
+        <w:bidi/>
+        <w:jc w:val="start"/>
+      </w:pPr>
+      <w:r>
+        <w:rPr>
+          <w:rFonts w:ascii="Vazirmatn" w:hAnsi="Vazirmatn" w:cs="Vazirmatn" w:eastAsia="Vazirmatn"/>
+          <w:sz w:val="22"/>
+          <w:szCs w:val="22"/>
+          <w:rtl/>
+        </w:rPr>
+        <w:t>•  گیرنده‌ی نهایی تبعه‌ی خارجی است</w:t>
       </w:r>
     </w:p>
     <w:p>
       <w:pPr>
         <w:pStyle w:val="Heading2"/>
         <w:bidi/>
-        <w:jc w:val="right"/>
-      </w:pPr>
-      <w:r>
-        <w:rPr>
-          <w:rtl/>
-        </w:rPr>
-        <w:t>9.4 تصاویر</w:t>
+        <w:jc w:val="start"/>
+      </w:pPr>
+      <w:r>
+        <w:rPr>
+          <w:rtl/>
+        </w:rPr>
+        <w:t>۹.۴ نمودارها</w:t>
       </w:r>
     </w:p>
     <w:p>
@@ -6158,7 +6158,7 @@
           <w:szCs w:val="18"/>
           <w:rtl/>
         </w:rPr>
-        <w:t>جریان کاشته‌شده - سناریوی 04</w:t>
+        <w:t>جریان پول کاشته‌شده، سناریوی ۰۴</w:t>
       </w:r>
     </w:p>
     <w:p>
@@ -6212,7 +6212,7 @@
           <w:szCs w:val="18"/>
           <w:rtl/>
         </w:rPr>
-        <w:t>توزیع مبالغ - سناریوی 04</w:t>
+        <w:t>توزیع مبالغ، سناریوی ۰۴</w:t>
       </w:r>
     </w:p>
     <w:p>
@@ -6266,20 +6266,20 @@
           <w:szCs w:val="18"/>
           <w:rtl/>
         </w:rPr>
-        <w:t>توزیع کانال - سناریوی 04</w:t>
+        <w:t>توزیع کانال‌ها، سناریوی ۰۴</w:t>
       </w:r>
     </w:p>
     <w:p>
       <w:pPr>
         <w:pStyle w:val="Heading2"/>
         <w:bidi/>
-        <w:jc w:val="right"/>
-      </w:pPr>
-      <w:r>
-        <w:rPr>
-          <w:rtl/>
-        </w:rPr>
-        <w:t>9.5 کوئری تشخیص</w:t>
+        <w:jc w:val="start"/>
+      </w:pPr>
+      <w:r>
+        <w:rPr>
+          <w:rtl/>
+        </w:rPr>
+        <w:t>۹.۵ کوئری تشخیص</w:t>
       </w:r>
     </w:p>
     <w:p>
@@ -6514,13 +6514,13 @@
           <w:szCs w:val="18"/>
           <w:rtl/>
         </w:rPr>
-        <w:t>نتیجه کوئری تشخیص - سناریوی 04</w:t>
-      </w:r>
-    </w:p>
-    <w:p>
-      <w:pPr>
-        <w:bidi/>
-        <w:jc w:val="right"/>
+        <w:t>خروجی کوئری تشخیص، سناریوی ۰۴</w:t>
+      </w:r>
+    </w:p>
+    <w:p>
+      <w:pPr>
+        <w:bidi/>
+        <w:jc w:val="start"/>
       </w:pPr>
       <w:r>
         <w:rPr>
@@ -6539,54 +6539,54 @@
           <w:szCs w:val="22"/>
           <w:rtl/>
         </w:rPr>
-        <w:t xml:space="preserve"> کوئری 104 تراکنش برگرداند که 104 مورد آن کاشته‌شده و 0 مورد مثبت کاذب است؛ پوشش 104 از 104 (100٪).</w:t>
+        <w:t xml:space="preserve"> کوئری ۱۰۴ تراکنش برگرداند: ۱۰۴ مورد کاشته‌شده و ۰ مثبت کاذب. از ۱۰۴ تراکنش کاشته‌شده، ۱۰۴ مورد پیدا شد (۱۰۰٪).</w:t>
       </w:r>
     </w:p>
     <w:p>
       <w:pPr>
         <w:pStyle w:val="Heading1"/>
         <w:bidi/>
-        <w:jc w:val="right"/>
-      </w:pPr>
-      <w:r>
-        <w:rPr>
-          <w:rtl/>
-        </w:rPr>
-        <w:t>10. سناریوی 05: تصاحب حساب (Account Takeover)</w:t>
+        <w:jc w:val="start"/>
+      </w:pPr>
+      <w:r>
+        <w:rPr>
+          <w:rtl/>
+        </w:rPr>
+        <w:t>۱۰. سناریوی ۰۵: تصاحب حساب (Account Takeover)</w:t>
       </w:r>
     </w:p>
     <w:p>
       <w:pPr>
         <w:pStyle w:val="Heading2"/>
         <w:bidi/>
-        <w:jc w:val="right"/>
-      </w:pPr>
-      <w:r>
-        <w:rPr>
-          <w:rtl/>
-        </w:rPr>
-        <w:t>10.1 توضیح سناریو</w:t>
-      </w:r>
-    </w:p>
-    <w:p>
-      <w:pPr>
-        <w:bidi/>
-        <w:jc w:val="right"/>
-      </w:pPr>
-      <w:r>
-        <w:rPr>
-          <w:rFonts w:ascii="Vazirmatn" w:hAnsi="Vazirmatn" w:cs="Vazirmatn" w:eastAsia="Vazirmatn"/>
-          <w:sz w:val="22"/>
-          <w:szCs w:val="22"/>
-          <w:rtl/>
-        </w:rPr>
-        <w:t>حساب یک بازنشسته (افتتاح پیش از ۱۳۹۵) شش ماه رفتار ثابتی دارد: واریز ماهانه ۲۵ میلیون ریال حقوق بازنشستگی، چند خرید کوچک و یک برداشت از خودپرداز. سپس در ساعات ۰ تا ۵ بامداد و از طریق موبایل‌بانک، ۵۰۰ میلیون ریال به یک حساب تازه‌افتتاح‌شده و طی ۴ روز بعد ۲۰۰، ۱۸۰ و ۱۵۰ میلیون به ذی‌نفع دیگری منتقل می‌شود.</w:t>
-      </w:r>
-    </w:p>
-    <w:p>
-      <w:pPr>
-        <w:bidi/>
-        <w:jc w:val="right"/>
+        <w:jc w:val="start"/>
+      </w:pPr>
+      <w:r>
+        <w:rPr>
+          <w:rtl/>
+        </w:rPr>
+        <w:t>۱۰.۱ شرح سناریو</w:t>
+      </w:r>
+    </w:p>
+    <w:p>
+      <w:pPr>
+        <w:bidi/>
+        <w:jc w:val="start"/>
+      </w:pPr>
+      <w:r>
+        <w:rPr>
+          <w:rFonts w:ascii="Vazirmatn" w:hAnsi="Vazirmatn" w:cs="Vazirmatn" w:eastAsia="Vazirmatn"/>
+          <w:sz w:val="22"/>
+          <w:szCs w:val="22"/>
+          <w:rtl/>
+        </w:rPr>
+        <w:t>حساب یک بازنشسته که پیش از ۱۳۹۵ افتتاح شده، شش ماه رفتار ثابتی دارد: ماهی ۲۵ میلیون ریال حقوق بازنشستگی، چند خرید کوچک و یک برداشت از خودپرداز. بعد، بین ساعت ۰ تا ۵ بامداد و با موبایل‌بانک، ۵۰۰ میلیون ریال به یک حساب تازه‌افتتاح‌شده می‌رود و در ۴ روز بعد ۲۰۰، ۱۸۰ و ۱۵۰ میلیون ریال به حساب دیگری.</w:t>
+      </w:r>
+    </w:p>
+    <w:p>
+      <w:pPr>
+        <w:bidi/>
+        <w:jc w:val="start"/>
       </w:pPr>
       <w:r>
         <w:rPr>
@@ -6602,220 +6602,220 @@
     <w:p>
       <w:pPr>
         <w:bidi/>
-        <w:jc w:val="right"/>
-      </w:pPr>
-      <w:r>
-        <w:rPr>
-          <w:rFonts w:ascii="Vazirmatn" w:hAnsi="Vazirmatn" w:cs="Vazirmatn" w:eastAsia="Vazirmatn"/>
-          <w:sz w:val="22"/>
-          <w:szCs w:val="22"/>
-          <w:rtl/>
-        </w:rPr>
-        <w:t>- الگو: ۶ ماه رفتار عادی، سپس تخلیه شبانه</w:t>
-      </w:r>
-    </w:p>
-    <w:p>
-      <w:pPr>
-        <w:bidi/>
-        <w:jc w:val="right"/>
-      </w:pPr>
-      <w:r>
-        <w:rPr>
-          <w:rFonts w:ascii="Vazirmatn" w:hAnsi="Vazirmatn" w:cs="Vazirmatn" w:eastAsia="Vazirmatn"/>
-          <w:sz w:val="22"/>
-          <w:szCs w:val="22"/>
-          <w:rtl/>
-        </w:rPr>
-        <w:t>- تعداد تراکنش: 181</w:t>
-      </w:r>
-    </w:p>
-    <w:p>
-      <w:pPr>
-        <w:bidi/>
-        <w:jc w:val="right"/>
-      </w:pPr>
-      <w:r>
-        <w:rPr>
-          <w:rFonts w:ascii="Vazirmatn" w:hAnsi="Vazirmatn" w:cs="Vazirmatn" w:eastAsia="Vazirmatn"/>
-          <w:sz w:val="22"/>
-          <w:szCs w:val="22"/>
-          <w:rtl/>
-        </w:rPr>
-        <w:t>- تراکنش کاشته‌شده: 4</w:t>
-      </w:r>
-    </w:p>
-    <w:p>
-      <w:pPr>
-        <w:bidi/>
-        <w:jc w:val="right"/>
-      </w:pPr>
-      <w:r>
-        <w:rPr>
-          <w:rFonts w:ascii="Vazirmatn" w:hAnsi="Vazirmatn" w:cs="Vazirmatn" w:eastAsia="Vazirmatn"/>
-          <w:sz w:val="22"/>
-          <w:szCs w:val="22"/>
-          <w:rtl/>
-        </w:rPr>
-        <w:t>- تراکنش عادی: 177</w:t>
-      </w:r>
-    </w:p>
-    <w:p>
-      <w:pPr>
-        <w:bidi/>
-        <w:jc w:val="right"/>
-      </w:pPr>
-      <w:r>
-        <w:rPr>
-          <w:rFonts w:ascii="Vazirmatn" w:hAnsi="Vazirmatn" w:cs="Vazirmatn" w:eastAsia="Vazirmatn"/>
-          <w:sz w:val="22"/>
-          <w:szCs w:val="22"/>
-          <w:rtl/>
-        </w:rPr>
-        <w:t>- حجم تراکنش‌های کاشته‌شده: 1,030M IRR</w:t>
-      </w:r>
-    </w:p>
-    <w:p>
-      <w:pPr>
-        <w:bidi/>
-        <w:jc w:val="right"/>
-      </w:pPr>
-      <w:r>
-        <w:rPr>
-          <w:rFonts w:ascii="Vazirmatn" w:hAnsi="Vazirmatn" w:cs="Vazirmatn" w:eastAsia="Vazirmatn"/>
-          <w:sz w:val="22"/>
-          <w:szCs w:val="22"/>
-          <w:rtl/>
-        </w:rPr>
-        <w:t>- بازه: 14030101 تا 14030631</w:t>
-      </w:r>
-    </w:p>
-    <w:p>
-      <w:pPr>
-        <w:bidi/>
-        <w:jc w:val="right"/>
-      </w:pPr>
-      <w:r>
-        <w:rPr>
-          <w:rFonts w:ascii="Vazirmatn" w:hAnsi="Vazirmatn" w:cs="Vazirmatn" w:eastAsia="Vazirmatn"/>
-          <w:sz w:val="22"/>
-          <w:szCs w:val="22"/>
-          <w:rtl/>
-        </w:rPr>
-        <w:t>- نقش‌ها: takeover_transfer (1), drain (3)</w:t>
+        <w:jc w:val="start"/>
+      </w:pPr>
+      <w:r>
+        <w:rPr>
+          <w:rFonts w:ascii="Vazirmatn" w:hAnsi="Vazirmatn" w:cs="Vazirmatn" w:eastAsia="Vazirmatn"/>
+          <w:sz w:val="22"/>
+          <w:szCs w:val="22"/>
+          <w:rtl/>
+        </w:rPr>
+        <w:t>•  الگو: ۶ ماه رفتار عادی، بعد تخلیه‌ی شبانه</w:t>
+      </w:r>
+    </w:p>
+    <w:p>
+      <w:pPr>
+        <w:bidi/>
+        <w:jc w:val="start"/>
+      </w:pPr>
+      <w:r>
+        <w:rPr>
+          <w:rFonts w:ascii="Vazirmatn" w:hAnsi="Vazirmatn" w:cs="Vazirmatn" w:eastAsia="Vazirmatn"/>
+          <w:sz w:val="22"/>
+          <w:szCs w:val="22"/>
+          <w:rtl/>
+        </w:rPr>
+        <w:t>•  تعداد تراکنش: ۱۸۱</w:t>
+      </w:r>
+    </w:p>
+    <w:p>
+      <w:pPr>
+        <w:bidi/>
+        <w:jc w:val="start"/>
+      </w:pPr>
+      <w:r>
+        <w:rPr>
+          <w:rFonts w:ascii="Vazirmatn" w:hAnsi="Vazirmatn" w:cs="Vazirmatn" w:eastAsia="Vazirmatn"/>
+          <w:sz w:val="22"/>
+          <w:szCs w:val="22"/>
+          <w:rtl/>
+        </w:rPr>
+        <w:t>•  تراکنش کاشته‌شده: ۴</w:t>
+      </w:r>
+    </w:p>
+    <w:p>
+      <w:pPr>
+        <w:bidi/>
+        <w:jc w:val="start"/>
+      </w:pPr>
+      <w:r>
+        <w:rPr>
+          <w:rFonts w:ascii="Vazirmatn" w:hAnsi="Vazirmatn" w:cs="Vazirmatn" w:eastAsia="Vazirmatn"/>
+          <w:sz w:val="22"/>
+          <w:szCs w:val="22"/>
+          <w:rtl/>
+        </w:rPr>
+        <w:t>•  تراکنش عادی: ۱۷۷</w:t>
+      </w:r>
+    </w:p>
+    <w:p>
+      <w:pPr>
+        <w:bidi/>
+        <w:jc w:val="start"/>
+      </w:pPr>
+      <w:r>
+        <w:rPr>
+          <w:rFonts w:ascii="Vazirmatn" w:hAnsi="Vazirmatn" w:cs="Vazirmatn" w:eastAsia="Vazirmatn"/>
+          <w:sz w:val="22"/>
+          <w:szCs w:val="22"/>
+          <w:rtl/>
+        </w:rPr>
+        <w:t>•  حجم تراکنش‌های کاشته‌شده: ۱٬۰۳۰ میلیون ریال</w:t>
+      </w:r>
+    </w:p>
+    <w:p>
+      <w:pPr>
+        <w:bidi/>
+        <w:jc w:val="start"/>
+      </w:pPr>
+      <w:r>
+        <w:rPr>
+          <w:rFonts w:ascii="Vazirmatn" w:hAnsi="Vazirmatn" w:cs="Vazirmatn" w:eastAsia="Vazirmatn"/>
+          <w:sz w:val="22"/>
+          <w:szCs w:val="22"/>
+          <w:rtl/>
+        </w:rPr>
+        <w:t>•  بازه: ۱ فروردین ۱۴۰۳ تا ۳۱ شهریور ۱۴۰۳</w:t>
+      </w:r>
+    </w:p>
+    <w:p>
+      <w:pPr>
+        <w:bidi/>
+        <w:jc w:val="start"/>
+      </w:pPr>
+      <w:r>
+        <w:rPr>
+          <w:rFonts w:ascii="Vazirmatn" w:hAnsi="Vazirmatn" w:cs="Vazirmatn" w:eastAsia="Vazirmatn"/>
+          <w:sz w:val="22"/>
+          <w:szCs w:val="22"/>
+          <w:rtl/>
+        </w:rPr>
+        <w:t>•  نقش‌ها: takeover_transfer (۱)، drain (۳)</w:t>
       </w:r>
     </w:p>
     <w:p>
       <w:pPr>
         <w:pStyle w:val="Heading2"/>
         <w:bidi/>
-        <w:jc w:val="right"/>
-      </w:pPr>
-      <w:r>
-        <w:rPr>
-          <w:rtl/>
-        </w:rPr>
-        <w:t>10.2 نحوه پنهان‌سازی</w:t>
-      </w:r>
-    </w:p>
-    <w:p>
-      <w:pPr>
-        <w:bidi/>
-        <w:jc w:val="right"/>
-      </w:pPr>
-      <w:r>
-        <w:rPr>
-          <w:rFonts w:ascii="Vazirmatn" w:hAnsi="Vazirmatn" w:cs="Vazirmatn" w:eastAsia="Vazirmatn"/>
-          <w:sz w:val="22"/>
-          <w:szCs w:val="22"/>
-          <w:rtl/>
-        </w:rPr>
-        <w:t>- در جمعیت، انتقال‌های شخصی قانونی ۱۵۰ تا ۶۰۰ میلیونی (خودرو، ودیعه مسکن) وجود دارد</w:t>
-      </w:r>
-    </w:p>
-    <w:p>
-      <w:pPr>
-        <w:bidi/>
-        <w:jc w:val="right"/>
-      </w:pPr>
-      <w:r>
-        <w:rPr>
-          <w:rFonts w:ascii="Vazirmatn" w:hAnsi="Vazirmatn" w:cs="Vazirmatn" w:eastAsia="Vazirmatn"/>
-          <w:sz w:val="22"/>
-          <w:szCs w:val="22"/>
-          <w:rtl/>
-        </w:rPr>
-        <w:t>- رفتار پایه قربانی برچسب نخورده است</w:t>
+        <w:jc w:val="start"/>
+      </w:pPr>
+      <w:r>
+        <w:rPr>
+          <w:rtl/>
+        </w:rPr>
+        <w:t>۱۰.۲ چطور پنهان شده</w:t>
+      </w:r>
+    </w:p>
+    <w:p>
+      <w:pPr>
+        <w:bidi/>
+        <w:jc w:val="start"/>
+      </w:pPr>
+      <w:r>
+        <w:rPr>
+          <w:rFonts w:ascii="Vazirmatn" w:hAnsi="Vazirmatn" w:cs="Vazirmatn" w:eastAsia="Vazirmatn"/>
+          <w:sz w:val="22"/>
+          <w:szCs w:val="22"/>
+          <w:rtl/>
+        </w:rPr>
+        <w:t>•  انتقال‌های شخصی قانونی ۱۵۰ تا ۶۰۰ میلیونی (خرید خودرو، ودیعه‌ی مسکن) در داده وجود دارد</w:t>
+      </w:r>
+    </w:p>
+    <w:p>
+      <w:pPr>
+        <w:bidi/>
+        <w:jc w:val="start"/>
+      </w:pPr>
+      <w:r>
+        <w:rPr>
+          <w:rFonts w:ascii="Vazirmatn" w:hAnsi="Vazirmatn" w:cs="Vazirmatn" w:eastAsia="Vazirmatn"/>
+          <w:sz w:val="22"/>
+          <w:szCs w:val="22"/>
+          <w:rtl/>
+        </w:rPr>
+        <w:t>•  رفتار عادی قربانی برچسب ندارد</w:t>
       </w:r>
     </w:p>
     <w:p>
       <w:pPr>
         <w:pStyle w:val="Heading2"/>
         <w:bidi/>
-        <w:jc w:val="right"/>
-      </w:pPr>
-      <w:r>
-        <w:rPr>
-          <w:rtl/>
-        </w:rPr>
-        <w:t>10.3 نشانگرهای تقلب</w:t>
-      </w:r>
-    </w:p>
-    <w:p>
-      <w:pPr>
-        <w:bidi/>
-        <w:jc w:val="right"/>
-      </w:pPr>
-      <w:r>
-        <w:rPr>
-          <w:rFonts w:ascii="Vazirmatn" w:hAnsi="Vazirmatn" w:cs="Vazirmatn" w:eastAsia="Vazirmatn"/>
-          <w:sz w:val="22"/>
-          <w:szCs w:val="22"/>
-          <w:rtl/>
-        </w:rPr>
-        <w:t>- مبلغ حدود ۲۰ برابر رفتار معمول حساب</w:t>
-      </w:r>
-    </w:p>
-    <w:p>
-      <w:pPr>
-        <w:bidi/>
-        <w:jc w:val="right"/>
-      </w:pPr>
-      <w:r>
-        <w:rPr>
-          <w:rFonts w:ascii="Vazirmatn" w:hAnsi="Vazirmatn" w:cs="Vazirmatn" w:eastAsia="Vazirmatn"/>
-          <w:sz w:val="22"/>
-          <w:szCs w:val="22"/>
-          <w:rtl/>
-        </w:rPr>
-        <w:t>- ساعت غیرعادی (بامداد)</w:t>
-      </w:r>
-    </w:p>
-    <w:p>
-      <w:pPr>
-        <w:bidi/>
-        <w:jc w:val="right"/>
-      </w:pPr>
-      <w:r>
-        <w:rPr>
-          <w:rFonts w:ascii="Vazirmatn" w:hAnsi="Vazirmatn" w:cs="Vazirmatn" w:eastAsia="Vazirmatn"/>
-          <w:sz w:val="22"/>
-          <w:szCs w:val="22"/>
-          <w:rtl/>
-        </w:rPr>
-        <w:t>- ذی‌نفعان جدید</w:t>
+        <w:jc w:val="start"/>
+      </w:pPr>
+      <w:r>
+        <w:rPr>
+          <w:rtl/>
+        </w:rPr>
+        <w:t>۱۰.۳ نشانه‌های تقلب</w:t>
+      </w:r>
+    </w:p>
+    <w:p>
+      <w:pPr>
+        <w:bidi/>
+        <w:jc w:val="start"/>
+      </w:pPr>
+      <w:r>
+        <w:rPr>
+          <w:rFonts w:ascii="Vazirmatn" w:hAnsi="Vazirmatn" w:cs="Vazirmatn" w:eastAsia="Vazirmatn"/>
+          <w:sz w:val="22"/>
+          <w:szCs w:val="22"/>
+          <w:rtl/>
+        </w:rPr>
+        <w:t>•  مبلغ حدود ۲۰ برابر رفتار معمول حساب</w:t>
+      </w:r>
+    </w:p>
+    <w:p>
+      <w:pPr>
+        <w:bidi/>
+        <w:jc w:val="start"/>
+      </w:pPr>
+      <w:r>
+        <w:rPr>
+          <w:rFonts w:ascii="Vazirmatn" w:hAnsi="Vazirmatn" w:cs="Vazirmatn" w:eastAsia="Vazirmatn"/>
+          <w:sz w:val="22"/>
+          <w:szCs w:val="22"/>
+          <w:rtl/>
+        </w:rPr>
+        <w:t>•  ساعت غیرعادی بامداد</w:t>
+      </w:r>
+    </w:p>
+    <w:p>
+      <w:pPr>
+        <w:bidi/>
+        <w:jc w:val="start"/>
+      </w:pPr>
+      <w:r>
+        <w:rPr>
+          <w:rFonts w:ascii="Vazirmatn" w:hAnsi="Vazirmatn" w:cs="Vazirmatn" w:eastAsia="Vazirmatn"/>
+          <w:sz w:val="22"/>
+          <w:szCs w:val="22"/>
+          <w:rtl/>
+        </w:rPr>
+        <w:t>•  گیرنده‌های جدید</w:t>
       </w:r>
     </w:p>
     <w:p>
       <w:pPr>
         <w:pStyle w:val="Heading2"/>
         <w:bidi/>
-        <w:jc w:val="right"/>
-      </w:pPr>
-      <w:r>
-        <w:rPr>
-          <w:rtl/>
-        </w:rPr>
-        <w:t>10.4 تصاویر</w:t>
+        <w:jc w:val="start"/>
+      </w:pPr>
+      <w:r>
+        <w:rPr>
+          <w:rtl/>
+        </w:rPr>
+        <w:t>۱۰.۴ نمودارها</w:t>
       </w:r>
     </w:p>
     <w:p>
@@ -6869,7 +6869,7 @@
           <w:szCs w:val="18"/>
           <w:rtl/>
         </w:rPr>
-        <w:t>جریان کاشته‌شده - سناریوی 05</w:t>
+        <w:t>جریان پول کاشته‌شده، سناریوی ۰۵</w:t>
       </w:r>
     </w:p>
     <w:p>
@@ -6923,7 +6923,7 @@
           <w:szCs w:val="18"/>
           <w:rtl/>
         </w:rPr>
-        <w:t>توزیع مبالغ - سناریوی 05</w:t>
+        <w:t>توزیع مبالغ، سناریوی ۰۵</w:t>
       </w:r>
     </w:p>
     <w:p>
@@ -6977,20 +6977,20 @@
           <w:szCs w:val="18"/>
           <w:rtl/>
         </w:rPr>
-        <w:t>توزیع کانال - سناریوی 05</w:t>
+        <w:t>توزیع کانال‌ها، سناریوی ۰۵</w:t>
       </w:r>
     </w:p>
     <w:p>
       <w:pPr>
         <w:pStyle w:val="Heading2"/>
         <w:bidi/>
-        <w:jc w:val="right"/>
-      </w:pPr>
-      <w:r>
-        <w:rPr>
-          <w:rtl/>
-        </w:rPr>
-        <w:t>10.5 کوئری تشخیص</w:t>
+        <w:jc w:val="start"/>
+      </w:pPr>
+      <w:r>
+        <w:rPr>
+          <w:rtl/>
+        </w:rPr>
+        <w:t>۱۰.۵ کوئری تشخیص</w:t>
       </w:r>
     </w:p>
     <w:p>
@@ -7120,13 +7120,13 @@
           <w:szCs w:val="18"/>
           <w:rtl/>
         </w:rPr>
-        <w:t>نتیجه کوئری تشخیص - سناریوی 05</w:t>
-      </w:r>
-    </w:p>
-    <w:p>
-      <w:pPr>
-        <w:bidi/>
-        <w:jc w:val="right"/>
+        <w:t>خروجی کوئری تشخیص، سناریوی ۰۵</w:t>
+      </w:r>
+    </w:p>
+    <w:p>
+      <w:pPr>
+        <w:bidi/>
+        <w:jc w:val="start"/>
       </w:pPr>
       <w:r>
         <w:rPr>
@@ -7145,54 +7145,54 @@
           <w:szCs w:val="22"/>
           <w:rtl/>
         </w:rPr>
-        <w:t xml:space="preserve"> کوئری 4 تراکنش برگرداند که 4 مورد آن کاشته‌شده و 0 مورد مثبت کاذب است؛ پوشش 4 از 4 (100٪).</w:t>
+        <w:t xml:space="preserve"> کوئری ۴ تراکنش برگرداند: ۴ مورد کاشته‌شده و ۰ مثبت کاذب. از ۴ تراکنش کاشته‌شده، ۴ مورد پیدا شد (۱۰۰٪).</w:t>
       </w:r>
     </w:p>
     <w:p>
       <w:pPr>
         <w:pStyle w:val="Heading1"/>
         <w:bidi/>
-        <w:jc w:val="right"/>
-      </w:pPr>
-      <w:r>
-        <w:rPr>
-          <w:rtl/>
-        </w:rPr>
-        <w:t>11. سناریوی 06: پولشویی مبتنی بر تجارت (Trade-Based ML)</w:t>
+        <w:jc w:val="start"/>
+      </w:pPr>
+      <w:r>
+        <w:rPr>
+          <w:rtl/>
+        </w:rPr>
+        <w:t>۱۱. سناریوی ۰۶: پولشویی مبتنی بر تجارت (Trade-Based ML)</w:t>
       </w:r>
     </w:p>
     <w:p>
       <w:pPr>
         <w:pStyle w:val="Heading2"/>
         <w:bidi/>
-        <w:jc w:val="right"/>
-      </w:pPr>
-      <w:r>
-        <w:rPr>
-          <w:rtl/>
-        </w:rPr>
-        <w:t>11.1 توضیح سناریو</w:t>
-      </w:r>
-    </w:p>
-    <w:p>
-      <w:pPr>
-        <w:bidi/>
-        <w:jc w:val="right"/>
-      </w:pPr>
-      <w:r>
-        <w:rPr>
-          <w:rFonts w:ascii="Vazirmatn" w:hAnsi="Vazirmatn" w:cs="Vazirmatn" w:eastAsia="Vazirmatn"/>
-          <w:sz w:val="22"/>
-          <w:szCs w:val="22"/>
-          <w:rtl/>
-        </w:rPr>
-        <w:t>یک شرکت واردکننده هر حدود ۲۰ روز ۰٫۹ تا ۱٫۲ میلیارد ریال بابت پروفرما به یک کارگزار می‌پردازد و کارگزار ۱ تا ۳ روز بعد حدود ۸۵٪ آن را به حساب یک تبعه خارجی منتقل می‌کند. خودِ بیش‌اظهاری در داده پرداخت دیده نمی‌شود (به اظهارنامه گمرکی نیاز دارد)؛ آنچه دیده می‌شود عبور تکرارشونده با نگهداشت ثابت حدود ۱۵٪ است.</w:t>
-      </w:r>
-    </w:p>
-    <w:p>
-      <w:pPr>
-        <w:bidi/>
-        <w:jc w:val="right"/>
+        <w:jc w:val="start"/>
+      </w:pPr>
+      <w:r>
+        <w:rPr>
+          <w:rtl/>
+        </w:rPr>
+        <w:t>۱۱.۱ شرح سناریو</w:t>
+      </w:r>
+    </w:p>
+    <w:p>
+      <w:pPr>
+        <w:bidi/>
+        <w:jc w:val="start"/>
+      </w:pPr>
+      <w:r>
+        <w:rPr>
+          <w:rFonts w:ascii="Vazirmatn" w:hAnsi="Vazirmatn" w:cs="Vazirmatn" w:eastAsia="Vazirmatn"/>
+          <w:sz w:val="22"/>
+          <w:szCs w:val="22"/>
+          <w:rtl/>
+        </w:rPr>
+        <w:t>یک شرکت واردکننده تقریباً هر ۲۰ روز ۰٫۹ تا ۱٫۲ میلیارد ریال بابت پروفرما به یک کارگزار می‌پردازد. کارگزار ۱ تا ۳ روز بعد حدود ۸۵٪ آن را به حساب یک تبعه‌ی خارجی می‌فرستد. بیش‌اظهاری فاکتور در داده‌ی پرداخت دیده نمی‌شود و برای دیدنش اظهارنامه‌ی گمرکی لازم است. آنچه در داده هست، عبور تکراری پول است و سهم ثابت حدود ۱۵٪ که کارگزار نگه می‌دارد.</w:t>
+      </w:r>
+    </w:p>
+    <w:p>
+      <w:pPr>
+        <w:bidi/>
+        <w:jc w:val="start"/>
       </w:pPr>
       <w:r>
         <w:rPr>
@@ -7208,220 +7208,220 @@
     <w:p>
       <w:pPr>
         <w:bidi/>
-        <w:jc w:val="right"/>
-      </w:pPr>
-      <w:r>
-        <w:rPr>
-          <w:rFonts w:ascii="Vazirmatn" w:hAnsi="Vazirmatn" w:cs="Vazirmatn" w:eastAsia="Vazirmatn"/>
-          <w:sz w:val="22"/>
-          <w:szCs w:val="22"/>
-          <w:rtl/>
-        </w:rPr>
-        <w:t>- الگو: واردکننده → کارگزار (۱۵٪−) → تبعه خارجی (۵ چرخه)</w:t>
-      </w:r>
-    </w:p>
-    <w:p>
-      <w:pPr>
-        <w:bidi/>
-        <w:jc w:val="right"/>
-      </w:pPr>
-      <w:r>
-        <w:rPr>
-          <w:rFonts w:ascii="Vazirmatn" w:hAnsi="Vazirmatn" w:cs="Vazirmatn" w:eastAsia="Vazirmatn"/>
-          <w:sz w:val="22"/>
-          <w:szCs w:val="22"/>
-          <w:rtl/>
-        </w:rPr>
-        <w:t>- تعداد تراکنش: 160</w:t>
-      </w:r>
-    </w:p>
-    <w:p>
-      <w:pPr>
-        <w:bidi/>
-        <w:jc w:val="right"/>
-      </w:pPr>
-      <w:r>
-        <w:rPr>
-          <w:rFonts w:ascii="Vazirmatn" w:hAnsi="Vazirmatn" w:cs="Vazirmatn" w:eastAsia="Vazirmatn"/>
-          <w:sz w:val="22"/>
-          <w:szCs w:val="22"/>
-          <w:rtl/>
-        </w:rPr>
-        <w:t>- تراکنش کاشته‌شده: 10</w:t>
-      </w:r>
-    </w:p>
-    <w:p>
-      <w:pPr>
-        <w:bidi/>
-        <w:jc w:val="right"/>
-      </w:pPr>
-      <w:r>
-        <w:rPr>
-          <w:rFonts w:ascii="Vazirmatn" w:hAnsi="Vazirmatn" w:cs="Vazirmatn" w:eastAsia="Vazirmatn"/>
-          <w:sz w:val="22"/>
-          <w:szCs w:val="22"/>
-          <w:rtl/>
-        </w:rPr>
-        <w:t>- تراکنش عادی: 150</w:t>
-      </w:r>
-    </w:p>
-    <w:p>
-      <w:pPr>
-        <w:bidi/>
-        <w:jc w:val="right"/>
-      </w:pPr>
-      <w:r>
-        <w:rPr>
-          <w:rFonts w:ascii="Vazirmatn" w:hAnsi="Vazirmatn" w:cs="Vazirmatn" w:eastAsia="Vazirmatn"/>
-          <w:sz w:val="22"/>
-          <w:szCs w:val="22"/>
-          <w:rtl/>
-        </w:rPr>
-        <w:t>- حجم تراکنش‌های کاشته‌شده: 9,626M IRR</w:t>
-      </w:r>
-    </w:p>
-    <w:p>
-      <w:pPr>
-        <w:bidi/>
-        <w:jc w:val="right"/>
-      </w:pPr>
-      <w:r>
-        <w:rPr>
-          <w:rFonts w:ascii="Vazirmatn" w:hAnsi="Vazirmatn" w:cs="Vazirmatn" w:eastAsia="Vazirmatn"/>
-          <w:sz w:val="22"/>
-          <w:szCs w:val="22"/>
-          <w:rtl/>
-        </w:rPr>
-        <w:t>- بازه: 14030101 تا 14030328</w:t>
-      </w:r>
-    </w:p>
-    <w:p>
-      <w:pPr>
-        <w:bidi/>
-        <w:jc w:val="right"/>
-      </w:pPr>
-      <w:r>
-        <w:rPr>
-          <w:rFonts w:ascii="Vazirmatn" w:hAnsi="Vazirmatn" w:cs="Vazirmatn" w:eastAsia="Vazirmatn"/>
-          <w:sz w:val="22"/>
-          <w:szCs w:val="22"/>
-          <w:rtl/>
-        </w:rPr>
-        <w:t>- نقش‌ها: inflated_invoice (5), pass_through (5)</w:t>
+        <w:jc w:val="start"/>
+      </w:pPr>
+      <w:r>
+        <w:rPr>
+          <w:rFonts w:ascii="Vazirmatn" w:hAnsi="Vazirmatn" w:cs="Vazirmatn" w:eastAsia="Vazirmatn"/>
+          <w:sz w:val="22"/>
+          <w:szCs w:val="22"/>
+          <w:rtl/>
+        </w:rPr>
+        <w:t>•  الگو: واردکننده → کارگزار (۱۵٪−) → تبعه‌ی خارجی (۵ دور)</w:t>
+      </w:r>
+    </w:p>
+    <w:p>
+      <w:pPr>
+        <w:bidi/>
+        <w:jc w:val="start"/>
+      </w:pPr>
+      <w:r>
+        <w:rPr>
+          <w:rFonts w:ascii="Vazirmatn" w:hAnsi="Vazirmatn" w:cs="Vazirmatn" w:eastAsia="Vazirmatn"/>
+          <w:sz w:val="22"/>
+          <w:szCs w:val="22"/>
+          <w:rtl/>
+        </w:rPr>
+        <w:t>•  تعداد تراکنش: ۱۶۰</w:t>
+      </w:r>
+    </w:p>
+    <w:p>
+      <w:pPr>
+        <w:bidi/>
+        <w:jc w:val="start"/>
+      </w:pPr>
+      <w:r>
+        <w:rPr>
+          <w:rFonts w:ascii="Vazirmatn" w:hAnsi="Vazirmatn" w:cs="Vazirmatn" w:eastAsia="Vazirmatn"/>
+          <w:sz w:val="22"/>
+          <w:szCs w:val="22"/>
+          <w:rtl/>
+        </w:rPr>
+        <w:t>•  تراکنش کاشته‌شده: ۱۰</w:t>
+      </w:r>
+    </w:p>
+    <w:p>
+      <w:pPr>
+        <w:bidi/>
+        <w:jc w:val="start"/>
+      </w:pPr>
+      <w:r>
+        <w:rPr>
+          <w:rFonts w:ascii="Vazirmatn" w:hAnsi="Vazirmatn" w:cs="Vazirmatn" w:eastAsia="Vazirmatn"/>
+          <w:sz w:val="22"/>
+          <w:szCs w:val="22"/>
+          <w:rtl/>
+        </w:rPr>
+        <w:t>•  تراکنش عادی: ۱۵۰</w:t>
+      </w:r>
+    </w:p>
+    <w:p>
+      <w:pPr>
+        <w:bidi/>
+        <w:jc w:val="start"/>
+      </w:pPr>
+      <w:r>
+        <w:rPr>
+          <w:rFonts w:ascii="Vazirmatn" w:hAnsi="Vazirmatn" w:cs="Vazirmatn" w:eastAsia="Vazirmatn"/>
+          <w:sz w:val="22"/>
+          <w:szCs w:val="22"/>
+          <w:rtl/>
+        </w:rPr>
+        <w:t>•  حجم تراکنش‌های کاشته‌شده: ۹٬۶۲۶ میلیون ریال</w:t>
+      </w:r>
+    </w:p>
+    <w:p>
+      <w:pPr>
+        <w:bidi/>
+        <w:jc w:val="start"/>
+      </w:pPr>
+      <w:r>
+        <w:rPr>
+          <w:rFonts w:ascii="Vazirmatn" w:hAnsi="Vazirmatn" w:cs="Vazirmatn" w:eastAsia="Vazirmatn"/>
+          <w:sz w:val="22"/>
+          <w:szCs w:val="22"/>
+          <w:rtl/>
+        </w:rPr>
+        <w:t>•  بازه: ۱ فروردین ۱۴۰۳ تا ۲۸ خرداد ۱۴۰۳</w:t>
+      </w:r>
+    </w:p>
+    <w:p>
+      <w:pPr>
+        <w:bidi/>
+        <w:jc w:val="start"/>
+      </w:pPr>
+      <w:r>
+        <w:rPr>
+          <w:rFonts w:ascii="Vazirmatn" w:hAnsi="Vazirmatn" w:cs="Vazirmatn" w:eastAsia="Vazirmatn"/>
+          <w:sz w:val="22"/>
+          <w:szCs w:val="22"/>
+          <w:rtl/>
+        </w:rPr>
+        <w:t>•  نقش‌ها: inflated_invoice (۵)، pass_through (۵)</w:t>
       </w:r>
     </w:p>
     <w:p>
       <w:pPr>
         <w:pStyle w:val="Heading2"/>
         <w:bidi/>
-        <w:jc w:val="right"/>
-      </w:pPr>
-      <w:r>
-        <w:rPr>
-          <w:rtl/>
-        </w:rPr>
-        <w:t>11.2 نحوه پنهان‌سازی</w:t>
-      </w:r>
-    </w:p>
-    <w:p>
-      <w:pPr>
-        <w:bidi/>
-        <w:jc w:val="right"/>
-      </w:pPr>
-      <w:r>
-        <w:rPr>
-          <w:rFonts w:ascii="Vazirmatn" w:hAnsi="Vazirmatn" w:cs="Vazirmatn" w:eastAsia="Vazirmatn"/>
-          <w:sz w:val="22"/>
-          <w:szCs w:val="22"/>
-          <w:rtl/>
-        </w:rPr>
-        <w:t>- پرداخت‌های B2B قانونی با مبالغ مشابه (برخی بالای ۱ میلیارد)</w:t>
-      </w:r>
-    </w:p>
-    <w:p>
-      <w:pPr>
-        <w:bidi/>
-        <w:jc w:val="right"/>
-      </w:pPr>
-      <w:r>
-        <w:rPr>
-          <w:rFonts w:ascii="Vazirmatn" w:hAnsi="Vazirmatn" w:cs="Vazirmatn" w:eastAsia="Vazirmatn"/>
-          <w:sz w:val="22"/>
-          <w:szCs w:val="22"/>
-          <w:rtl/>
-        </w:rPr>
-        <w:t>- شرح‌ها به سبک پروفرمای عادی است</w:t>
+        <w:jc w:val="start"/>
+      </w:pPr>
+      <w:r>
+        <w:rPr>
+          <w:rtl/>
+        </w:rPr>
+        <w:t>۱۱.۲ چطور پنهان شده</w:t>
+      </w:r>
+    </w:p>
+    <w:p>
+      <w:pPr>
+        <w:bidi/>
+        <w:jc w:val="start"/>
+      </w:pPr>
+      <w:r>
+        <w:rPr>
+          <w:rFonts w:ascii="Vazirmatn" w:hAnsi="Vazirmatn" w:cs="Vazirmatn" w:eastAsia="Vazirmatn"/>
+          <w:sz w:val="22"/>
+          <w:szCs w:val="22"/>
+          <w:rtl/>
+        </w:rPr>
+        <w:t>•  پرداخت‌های B2B قانونی با مبالغ مشابه، که برخی‌شان بالای ۱ میلیارد است</w:t>
+      </w:r>
+    </w:p>
+    <w:p>
+      <w:pPr>
+        <w:bidi/>
+        <w:jc w:val="start"/>
+      </w:pPr>
+      <w:r>
+        <w:rPr>
+          <w:rFonts w:ascii="Vazirmatn" w:hAnsi="Vazirmatn" w:cs="Vazirmatn" w:eastAsia="Vazirmatn"/>
+          <w:sz w:val="22"/>
+          <w:szCs w:val="22"/>
+          <w:rtl/>
+        </w:rPr>
+        <w:t>•  شرح‌ها مثل پروفرمای معمولی است</w:t>
       </w:r>
     </w:p>
     <w:p>
       <w:pPr>
         <w:pStyle w:val="Heading2"/>
         <w:bidi/>
-        <w:jc w:val="right"/>
-      </w:pPr>
-      <w:r>
-        <w:rPr>
-          <w:rtl/>
-        </w:rPr>
-        <w:t>11.3 نشانگرهای تقلب</w:t>
-      </w:r>
-    </w:p>
-    <w:p>
-      <w:pPr>
-        <w:bidi/>
-        <w:jc w:val="right"/>
-      </w:pPr>
-      <w:r>
-        <w:rPr>
-          <w:rFonts w:ascii="Vazirmatn" w:hAnsi="Vazirmatn" w:cs="Vazirmatn" w:eastAsia="Vazirmatn"/>
-          <w:sz w:val="22"/>
-          <w:szCs w:val="22"/>
-          <w:rtl/>
-        </w:rPr>
-        <w:t>- نسبت نگهداشت ثابت</w:t>
-      </w:r>
-    </w:p>
-    <w:p>
-      <w:pPr>
-        <w:bidi/>
-        <w:jc w:val="right"/>
-      </w:pPr>
-      <w:r>
-        <w:rPr>
-          <w:rFonts w:ascii="Vazirmatn" w:hAnsi="Vazirmatn" w:cs="Vazirmatn" w:eastAsia="Vazirmatn"/>
-          <w:sz w:val="22"/>
-          <w:szCs w:val="22"/>
-          <w:rtl/>
-        </w:rPr>
-        <w:t>- سه طرف ثابت و آهنگ منظم</w:t>
-      </w:r>
-    </w:p>
-    <w:p>
-      <w:pPr>
-        <w:bidi/>
-        <w:jc w:val="right"/>
-      </w:pPr>
-      <w:r>
-        <w:rPr>
-          <w:rFonts w:ascii="Vazirmatn" w:hAnsi="Vazirmatn" w:cs="Vazirmatn" w:eastAsia="Vazirmatn"/>
-          <w:sz w:val="22"/>
-          <w:szCs w:val="22"/>
-          <w:rtl/>
-        </w:rPr>
-        <w:t>- ذی‌نفع نهایی تبعه خارجی</w:t>
+        <w:jc w:val="start"/>
+      </w:pPr>
+      <w:r>
+        <w:rPr>
+          <w:rtl/>
+        </w:rPr>
+        <w:t>۱۱.۳ نشانه‌های تقلب</w:t>
+      </w:r>
+    </w:p>
+    <w:p>
+      <w:pPr>
+        <w:bidi/>
+        <w:jc w:val="start"/>
+      </w:pPr>
+      <w:r>
+        <w:rPr>
+          <w:rFonts w:ascii="Vazirmatn" w:hAnsi="Vazirmatn" w:cs="Vazirmatn" w:eastAsia="Vazirmatn"/>
+          <w:sz w:val="22"/>
+          <w:szCs w:val="22"/>
+          <w:rtl/>
+        </w:rPr>
+        <w:t>•  سهم ثابتی که کارگزار نگه می‌دارد</w:t>
+      </w:r>
+    </w:p>
+    <w:p>
+      <w:pPr>
+        <w:bidi/>
+        <w:jc w:val="start"/>
+      </w:pPr>
+      <w:r>
+        <w:rPr>
+          <w:rFonts w:ascii="Vazirmatn" w:hAnsi="Vazirmatn" w:cs="Vazirmatn" w:eastAsia="Vazirmatn"/>
+          <w:sz w:val="22"/>
+          <w:szCs w:val="22"/>
+          <w:rtl/>
+        </w:rPr>
+        <w:t>•  همان سه طرف با فاصله‌های منظم</w:t>
+      </w:r>
+    </w:p>
+    <w:p>
+      <w:pPr>
+        <w:bidi/>
+        <w:jc w:val="start"/>
+      </w:pPr>
+      <w:r>
+        <w:rPr>
+          <w:rFonts w:ascii="Vazirmatn" w:hAnsi="Vazirmatn" w:cs="Vazirmatn" w:eastAsia="Vazirmatn"/>
+          <w:sz w:val="22"/>
+          <w:szCs w:val="22"/>
+          <w:rtl/>
+        </w:rPr>
+        <w:t>•  گیرنده‌ی نهایی تبعه‌ی خارجی است</w:t>
       </w:r>
     </w:p>
     <w:p>
       <w:pPr>
         <w:pStyle w:val="Heading2"/>
         <w:bidi/>
-        <w:jc w:val="right"/>
-      </w:pPr>
-      <w:r>
-        <w:rPr>
-          <w:rtl/>
-        </w:rPr>
-        <w:t>11.4 تصاویر</w:t>
+        <w:jc w:val="start"/>
+      </w:pPr>
+      <w:r>
+        <w:rPr>
+          <w:rtl/>
+        </w:rPr>
+        <w:t>۱۱.۴ نمودارها</w:t>
       </w:r>
     </w:p>
     <w:p>
@@ -7475,7 +7475,7 @@
           <w:szCs w:val="18"/>
           <w:rtl/>
         </w:rPr>
-        <w:t>جریان کاشته‌شده - سناریوی 06</w:t>
+        <w:t>جریان پول کاشته‌شده، سناریوی ۰۶</w:t>
       </w:r>
     </w:p>
     <w:p>
@@ -7529,7 +7529,7 @@
           <w:szCs w:val="18"/>
           <w:rtl/>
         </w:rPr>
-        <w:t>توزیع مبالغ - سناریوی 06</w:t>
+        <w:t>توزیع مبالغ، سناریوی ۰۶</w:t>
       </w:r>
     </w:p>
     <w:p>
@@ -7583,20 +7583,20 @@
           <w:szCs w:val="18"/>
           <w:rtl/>
         </w:rPr>
-        <w:t>توزیع کانال - سناریوی 06</w:t>
+        <w:t>توزیع کانال‌ها، سناریوی ۰۶</w:t>
       </w:r>
     </w:p>
     <w:p>
       <w:pPr>
         <w:pStyle w:val="Heading2"/>
         <w:bidi/>
-        <w:jc w:val="right"/>
-      </w:pPr>
-      <w:r>
-        <w:rPr>
-          <w:rtl/>
-        </w:rPr>
-        <w:t>11.5 کوئری تشخیص</w:t>
+        <w:jc w:val="start"/>
+      </w:pPr>
+      <w:r>
+        <w:rPr>
+          <w:rtl/>
+        </w:rPr>
+        <w:t>۱۱.۵ کوئری تشخیص</w:t>
       </w:r>
     </w:p>
     <w:p>
@@ -7756,13 +7756,13 @@
           <w:szCs w:val="18"/>
           <w:rtl/>
         </w:rPr>
-        <w:t>نتیجه کوئری تشخیص - سناریوی 06</w:t>
-      </w:r>
-    </w:p>
-    <w:p>
-      <w:pPr>
-        <w:bidi/>
-        <w:jc w:val="right"/>
+        <w:t>خروجی کوئری تشخیص، سناریوی ۰۶</w:t>
+      </w:r>
+    </w:p>
+    <w:p>
+      <w:pPr>
+        <w:bidi/>
+        <w:jc w:val="start"/>
       </w:pPr>
       <w:r>
         <w:rPr>
@@ -7781,54 +7781,54 @@
           <w:szCs w:val="22"/>
           <w:rtl/>
         </w:rPr>
-        <w:t xml:space="preserve"> کوئری 10 تراکنش برگرداند که 10 مورد آن کاشته‌شده و 0 مورد مثبت کاذب است؛ پوشش 10 از 10 (100٪).</w:t>
+        <w:t xml:space="preserve"> کوئری ۱۰ تراکنش برگرداند: ۱۰ مورد کاشته‌شده و ۰ مثبت کاذب. از ۱۰ تراکنش کاشته‌شده، ۱۰ مورد پیدا شد (۱۰۰٪).</w:t>
       </w:r>
     </w:p>
     <w:p>
       <w:pPr>
         <w:pStyle w:val="Heading1"/>
         <w:bidi/>
-        <w:jc w:val="right"/>
-      </w:pPr>
-      <w:r>
-        <w:rPr>
-          <w:rtl/>
-        </w:rPr>
-        <w:t>12. سناریوی 07: تقلب کارمند بانک (Insider Fraud)</w:t>
+        <w:jc w:val="start"/>
+      </w:pPr>
+      <w:r>
+        <w:rPr>
+          <w:rtl/>
+        </w:rPr>
+        <w:t>۱۲. سناریوی ۰۷: تقلب کارمند بانک (Insider Fraud)</w:t>
       </w:r>
     </w:p>
     <w:p>
       <w:pPr>
         <w:pStyle w:val="Heading2"/>
         <w:bidi/>
-        <w:jc w:val="right"/>
-      </w:pPr>
-      <w:r>
-        <w:rPr>
-          <w:rtl/>
-        </w:rPr>
-        <w:t>12.1 توضیح سناریو</w:t>
-      </w:r>
-    </w:p>
-    <w:p>
-      <w:pPr>
-        <w:bidi/>
-        <w:jc w:val="right"/>
-      </w:pPr>
-      <w:r>
-        <w:rPr>
-          <w:rFonts w:ascii="Vazirmatn" w:hAnsi="Vazirmatn" w:cs="Vazirmatn" w:eastAsia="Vazirmatn"/>
-          <w:sz w:val="22"/>
-          <w:szCs w:val="22"/>
-          <w:rtl/>
-        </w:rPr>
-        <w:t>۶ حساب حقیقی قدیمی (افتتاح پیش از ۱۳۹۸) که همگی به یک بانک و یک شعبه تعلق دارند و هیچ فعالیت دیگری ندارند، تقریباً هر ۳ روز یک‌بار ۵۰ تا ۲۰۰ میلیون ریال را از طریق باجه شعبه به ۴ حساب واسط منتقل می‌کنند. حساب واسط ظرف ۱ تا ۲ روز ۸۵ تا ۹۵٪ مبلغ را نقد برداشت می‌کند.</w:t>
-      </w:r>
-    </w:p>
-    <w:p>
-      <w:pPr>
-        <w:bidi/>
-        <w:jc w:val="right"/>
+        <w:jc w:val="start"/>
+      </w:pPr>
+      <w:r>
+        <w:rPr>
+          <w:rtl/>
+        </w:rPr>
+        <w:t>۱۲.۱ شرح سناریو</w:t>
+      </w:r>
+    </w:p>
+    <w:p>
+      <w:pPr>
+        <w:bidi/>
+        <w:jc w:val="start"/>
+      </w:pPr>
+      <w:r>
+        <w:rPr>
+          <w:rFonts w:ascii="Vazirmatn" w:hAnsi="Vazirmatn" w:cs="Vazirmatn" w:eastAsia="Vazirmatn"/>
+          <w:sz w:val="22"/>
+          <w:szCs w:val="22"/>
+          <w:rtl/>
+        </w:rPr>
+        <w:t>۶ حساب حقیقی قدیمی (افتتاح پیش از ۱۳۹۸) از یک بانک و یک شعبه، که هیچ فعالیت دیگری ندارند، تقریباً هر ۳ روز یک بار ۵۰ تا ۲۰۰ میلیون ریال را از باجه‌ی شعبه به یکی از ۴ حساب واسط منتقل می‌کنند. حساب واسط ظرف ۱ تا ۲ روز ۸۵ تا ۹۵٪ مبلغ را نقد برداشت می‌کند.</w:t>
+      </w:r>
+    </w:p>
+    <w:p>
+      <w:pPr>
+        <w:bidi/>
+        <w:jc w:val="start"/>
       </w:pPr>
       <w:r>
         <w:rPr>
@@ -7844,235 +7844,235 @@
     <w:p>
       <w:pPr>
         <w:bidi/>
-        <w:jc w:val="right"/>
-      </w:pPr>
-      <w:r>
-        <w:rPr>
-          <w:rFonts w:ascii="Vazirmatn" w:hAnsi="Vazirmatn" w:cs="Vazirmatn" w:eastAsia="Vazirmatn"/>
-          <w:sz w:val="22"/>
-          <w:szCs w:val="22"/>
-          <w:rtl/>
-        </w:rPr>
-        <w:t>- الگو: حساب‌های راکد یک شعبه → حساب‌های واسط → نقد</w:t>
-      </w:r>
-    </w:p>
-    <w:p>
-      <w:pPr>
-        <w:bidi/>
-        <w:jc w:val="right"/>
-      </w:pPr>
-      <w:r>
-        <w:rPr>
-          <w:rFonts w:ascii="Vazirmatn" w:hAnsi="Vazirmatn" w:cs="Vazirmatn" w:eastAsia="Vazirmatn"/>
-          <w:sz w:val="22"/>
-          <w:szCs w:val="22"/>
-          <w:rtl/>
-        </w:rPr>
-        <w:t>- تعداد تراکنش: 132</w:t>
-      </w:r>
-    </w:p>
-    <w:p>
-      <w:pPr>
-        <w:bidi/>
-        <w:jc w:val="right"/>
-      </w:pPr>
-      <w:r>
-        <w:rPr>
-          <w:rFonts w:ascii="Vazirmatn" w:hAnsi="Vazirmatn" w:cs="Vazirmatn" w:eastAsia="Vazirmatn"/>
-          <w:sz w:val="22"/>
-          <w:szCs w:val="22"/>
-          <w:rtl/>
-        </w:rPr>
-        <w:t>- تراکنش کاشته‌شده: 12</w:t>
-      </w:r>
-    </w:p>
-    <w:p>
-      <w:pPr>
-        <w:bidi/>
-        <w:jc w:val="right"/>
-      </w:pPr>
-      <w:r>
-        <w:rPr>
-          <w:rFonts w:ascii="Vazirmatn" w:hAnsi="Vazirmatn" w:cs="Vazirmatn" w:eastAsia="Vazirmatn"/>
-          <w:sz w:val="22"/>
-          <w:szCs w:val="22"/>
-          <w:rtl/>
-        </w:rPr>
-        <w:t>- تراکنش عادی: 120</w:t>
-      </w:r>
-    </w:p>
-    <w:p>
-      <w:pPr>
-        <w:bidi/>
-        <w:jc w:val="right"/>
-      </w:pPr>
-      <w:r>
-        <w:rPr>
-          <w:rFonts w:ascii="Vazirmatn" w:hAnsi="Vazirmatn" w:cs="Vazirmatn" w:eastAsia="Vazirmatn"/>
-          <w:sz w:val="22"/>
-          <w:szCs w:val="22"/>
-          <w:rtl/>
-        </w:rPr>
-        <w:t>- حجم تراکنش‌های کاشته‌شده: 1,044M IRR</w:t>
-      </w:r>
-    </w:p>
-    <w:p>
-      <w:pPr>
-        <w:bidi/>
-        <w:jc w:val="right"/>
-      </w:pPr>
-      <w:r>
-        <w:rPr>
-          <w:rFonts w:ascii="Vazirmatn" w:hAnsi="Vazirmatn" w:cs="Vazirmatn" w:eastAsia="Vazirmatn"/>
-          <w:sz w:val="22"/>
-          <w:szCs w:val="22"/>
-          <w:rtl/>
-        </w:rPr>
-        <w:t>- بازه: 14030101 تا 14030204</w:t>
-      </w:r>
-    </w:p>
-    <w:p>
-      <w:pPr>
-        <w:bidi/>
-        <w:jc w:val="right"/>
-      </w:pPr>
-      <w:r>
-        <w:rPr>
-          <w:rFonts w:ascii="Vazirmatn" w:hAnsi="Vazirmatn" w:cs="Vazirmatn" w:eastAsia="Vazirmatn"/>
-          <w:sz w:val="22"/>
-          <w:szCs w:val="22"/>
-          <w:rtl/>
-        </w:rPr>
-        <w:t>- نقش‌ها: unauthorized_transfer (6), cash_out (6)</w:t>
+        <w:jc w:val="start"/>
+      </w:pPr>
+      <w:r>
+        <w:rPr>
+          <w:rFonts w:ascii="Vazirmatn" w:hAnsi="Vazirmatn" w:cs="Vazirmatn" w:eastAsia="Vazirmatn"/>
+          <w:sz w:val="22"/>
+          <w:szCs w:val="22"/>
+          <w:rtl/>
+        </w:rPr>
+        <w:t>•  الگو: حساب‌های راکد یک شعبه → حساب‌های واسط → نقد</w:t>
+      </w:r>
+    </w:p>
+    <w:p>
+      <w:pPr>
+        <w:bidi/>
+        <w:jc w:val="start"/>
+      </w:pPr>
+      <w:r>
+        <w:rPr>
+          <w:rFonts w:ascii="Vazirmatn" w:hAnsi="Vazirmatn" w:cs="Vazirmatn" w:eastAsia="Vazirmatn"/>
+          <w:sz w:val="22"/>
+          <w:szCs w:val="22"/>
+          <w:rtl/>
+        </w:rPr>
+        <w:t>•  تعداد تراکنش: ۱۳۲</w:t>
+      </w:r>
+    </w:p>
+    <w:p>
+      <w:pPr>
+        <w:bidi/>
+        <w:jc w:val="start"/>
+      </w:pPr>
+      <w:r>
+        <w:rPr>
+          <w:rFonts w:ascii="Vazirmatn" w:hAnsi="Vazirmatn" w:cs="Vazirmatn" w:eastAsia="Vazirmatn"/>
+          <w:sz w:val="22"/>
+          <w:szCs w:val="22"/>
+          <w:rtl/>
+        </w:rPr>
+        <w:t>•  تراکنش کاشته‌شده: ۱۲</w:t>
+      </w:r>
+    </w:p>
+    <w:p>
+      <w:pPr>
+        <w:bidi/>
+        <w:jc w:val="start"/>
+      </w:pPr>
+      <w:r>
+        <w:rPr>
+          <w:rFonts w:ascii="Vazirmatn" w:hAnsi="Vazirmatn" w:cs="Vazirmatn" w:eastAsia="Vazirmatn"/>
+          <w:sz w:val="22"/>
+          <w:szCs w:val="22"/>
+          <w:rtl/>
+        </w:rPr>
+        <w:t>•  تراکنش عادی: ۱۲۰</w:t>
+      </w:r>
+    </w:p>
+    <w:p>
+      <w:pPr>
+        <w:bidi/>
+        <w:jc w:val="start"/>
+      </w:pPr>
+      <w:r>
+        <w:rPr>
+          <w:rFonts w:ascii="Vazirmatn" w:hAnsi="Vazirmatn" w:cs="Vazirmatn" w:eastAsia="Vazirmatn"/>
+          <w:sz w:val="22"/>
+          <w:szCs w:val="22"/>
+          <w:rtl/>
+        </w:rPr>
+        <w:t>•  حجم تراکنش‌های کاشته‌شده: ۱٬۰۴۴ میلیون ریال</w:t>
+      </w:r>
+    </w:p>
+    <w:p>
+      <w:pPr>
+        <w:bidi/>
+        <w:jc w:val="start"/>
+      </w:pPr>
+      <w:r>
+        <w:rPr>
+          <w:rFonts w:ascii="Vazirmatn" w:hAnsi="Vazirmatn" w:cs="Vazirmatn" w:eastAsia="Vazirmatn"/>
+          <w:sz w:val="22"/>
+          <w:szCs w:val="22"/>
+          <w:rtl/>
+        </w:rPr>
+        <w:t>•  بازه: ۱ فروردین ۱۴۰۳ تا ۴ اردیبهشت ۱۴۰۳</w:t>
+      </w:r>
+    </w:p>
+    <w:p>
+      <w:pPr>
+        <w:bidi/>
+        <w:jc w:val="start"/>
+      </w:pPr>
+      <w:r>
+        <w:rPr>
+          <w:rFonts w:ascii="Vazirmatn" w:hAnsi="Vazirmatn" w:cs="Vazirmatn" w:eastAsia="Vazirmatn"/>
+          <w:sz w:val="22"/>
+          <w:szCs w:val="22"/>
+          <w:rtl/>
+        </w:rPr>
+        <w:t>•  نقش‌ها: unauthorized_transfer (۶)، cash_out (۶)</w:t>
       </w:r>
     </w:p>
     <w:p>
       <w:pPr>
         <w:pStyle w:val="Heading2"/>
         <w:bidi/>
-        <w:jc w:val="right"/>
-      </w:pPr>
-      <w:r>
-        <w:rPr>
-          <w:rtl/>
-        </w:rPr>
-        <w:t>12.2 نحوه پنهان‌سازی</w:t>
-      </w:r>
-    </w:p>
-    <w:p>
-      <w:pPr>
-        <w:bidi/>
-        <w:jc w:val="right"/>
-      </w:pPr>
-      <w:r>
-        <w:rPr>
-          <w:rFonts w:ascii="Vazirmatn" w:hAnsi="Vazirmatn" w:cs="Vazirmatn" w:eastAsia="Vazirmatn"/>
-          <w:sz w:val="22"/>
-          <w:szCs w:val="22"/>
-          <w:rtl/>
-        </w:rPr>
-        <w:t>- قربانیان به‌جز این انتقال ساکت‌اند و در نویز دیده نمی‌شوند</w:t>
-      </w:r>
-    </w:p>
-    <w:p>
-      <w:pPr>
-        <w:bidi/>
-        <w:jc w:val="right"/>
-      </w:pPr>
-      <w:r>
-        <w:rPr>
-          <w:rFonts w:ascii="Vazirmatn" w:hAnsi="Vazirmatn" w:cs="Vazirmatn" w:eastAsia="Vazirmatn"/>
-          <w:sz w:val="22"/>
-          <w:szCs w:val="22"/>
-          <w:rtl/>
-        </w:rPr>
-        <w:t>- حساب‌های واسط فعالیت عادی دارند</w:t>
+        <w:jc w:val="start"/>
+      </w:pPr>
+      <w:r>
+        <w:rPr>
+          <w:rtl/>
+        </w:rPr>
+        <w:t>۱۲.۲ چطور پنهان شده</w:t>
+      </w:r>
+    </w:p>
+    <w:p>
+      <w:pPr>
+        <w:bidi/>
+        <w:jc w:val="start"/>
+      </w:pPr>
+      <w:r>
+        <w:rPr>
+          <w:rFonts w:ascii="Vazirmatn" w:hAnsi="Vazirmatn" w:cs="Vazirmatn" w:eastAsia="Vazirmatn"/>
+          <w:sz w:val="22"/>
+          <w:szCs w:val="22"/>
+          <w:rtl/>
+        </w:rPr>
+        <w:t>•  قربانیان جز همین انتقال هیچ تراکنشی ندارند و در نویز دیده نمی‌شوند</w:t>
+      </w:r>
+    </w:p>
+    <w:p>
+      <w:pPr>
+        <w:bidi/>
+        <w:jc w:val="start"/>
+      </w:pPr>
+      <w:r>
+        <w:rPr>
+          <w:rFonts w:ascii="Vazirmatn" w:hAnsi="Vazirmatn" w:cs="Vazirmatn" w:eastAsia="Vazirmatn"/>
+          <w:sz w:val="22"/>
+          <w:szCs w:val="22"/>
+          <w:rtl/>
+        </w:rPr>
+        <w:t>•  حساب‌های واسط فعالیت عادی دارند</w:t>
       </w:r>
     </w:p>
     <w:p>
       <w:pPr>
         <w:pStyle w:val="Heading2"/>
         <w:bidi/>
-        <w:jc w:val="right"/>
-      </w:pPr>
-      <w:r>
-        <w:rPr>
-          <w:rtl/>
-        </w:rPr>
-        <w:t>12.3 نشانگرهای تقلب</w:t>
-      </w:r>
-    </w:p>
-    <w:p>
-      <w:pPr>
-        <w:bidi/>
-        <w:jc w:val="right"/>
-      </w:pPr>
-      <w:r>
-        <w:rPr>
-          <w:rFonts w:ascii="Vazirmatn" w:hAnsi="Vazirmatn" w:cs="Vazirmatn" w:eastAsia="Vazirmatn"/>
-          <w:sz w:val="22"/>
-          <w:szCs w:val="22"/>
-          <w:rtl/>
-        </w:rPr>
-        <w:t>- حساب راکد که ناگهان فعال می‌شود</w:t>
-      </w:r>
-    </w:p>
-    <w:p>
-      <w:pPr>
-        <w:bidi/>
-        <w:jc w:val="right"/>
-      </w:pPr>
-      <w:r>
-        <w:rPr>
-          <w:rFonts w:ascii="Vazirmatn" w:hAnsi="Vazirmatn" w:cs="Vazirmatn" w:eastAsia="Vazirmatn"/>
-          <w:sz w:val="22"/>
-          <w:szCs w:val="22"/>
-          <w:rtl/>
-        </w:rPr>
-        <w:t>- اشتراک شعبه بین همه قربانیان</w:t>
-      </w:r>
-    </w:p>
-    <w:p>
-      <w:pPr>
-        <w:bidi/>
-        <w:jc w:val="right"/>
-      </w:pPr>
-      <w:r>
-        <w:rPr>
-          <w:rFonts w:ascii="Vazirmatn" w:hAnsi="Vazirmatn" w:cs="Vazirmatn" w:eastAsia="Vazirmatn"/>
-          <w:sz w:val="22"/>
-          <w:szCs w:val="22"/>
-          <w:rtl/>
-        </w:rPr>
-        <w:t>- ذی‌نفعان مشترک</w:t>
-      </w:r>
-    </w:p>
-    <w:p>
-      <w:pPr>
-        <w:bidi/>
-        <w:jc w:val="right"/>
-      </w:pPr>
-      <w:r>
-        <w:rPr>
-          <w:rFonts w:ascii="Vazirmatn" w:hAnsi="Vazirmatn" w:cs="Vazirmatn" w:eastAsia="Vazirmatn"/>
-          <w:sz w:val="22"/>
-          <w:szCs w:val="22"/>
-          <w:rtl/>
-        </w:rPr>
-        <w:t>- برداشت نقدی سریع</w:t>
+        <w:jc w:val="start"/>
+      </w:pPr>
+      <w:r>
+        <w:rPr>
+          <w:rtl/>
+        </w:rPr>
+        <w:t>۱۲.۳ نشانه‌های تقلب</w:t>
+      </w:r>
+    </w:p>
+    <w:p>
+      <w:pPr>
+        <w:bidi/>
+        <w:jc w:val="start"/>
+      </w:pPr>
+      <w:r>
+        <w:rPr>
+          <w:rFonts w:ascii="Vazirmatn" w:hAnsi="Vazirmatn" w:cs="Vazirmatn" w:eastAsia="Vazirmatn"/>
+          <w:sz w:val="22"/>
+          <w:szCs w:val="22"/>
+          <w:rtl/>
+        </w:rPr>
+        <w:t>•  حساب راکدی که ناگهان پول می‌فرستد</w:t>
+      </w:r>
+    </w:p>
+    <w:p>
+      <w:pPr>
+        <w:bidi/>
+        <w:jc w:val="start"/>
+      </w:pPr>
+      <w:r>
+        <w:rPr>
+          <w:rFonts w:ascii="Vazirmatn" w:hAnsi="Vazirmatn" w:cs="Vazirmatn" w:eastAsia="Vazirmatn"/>
+          <w:sz w:val="22"/>
+          <w:szCs w:val="22"/>
+          <w:rtl/>
+        </w:rPr>
+        <w:t>•  همه‌ی قربانیان از یک شعبه‌اند</w:t>
+      </w:r>
+    </w:p>
+    <w:p>
+      <w:pPr>
+        <w:bidi/>
+        <w:jc w:val="start"/>
+      </w:pPr>
+      <w:r>
+        <w:rPr>
+          <w:rFonts w:ascii="Vazirmatn" w:hAnsi="Vazirmatn" w:cs="Vazirmatn" w:eastAsia="Vazirmatn"/>
+          <w:sz w:val="22"/>
+          <w:szCs w:val="22"/>
+          <w:rtl/>
+        </w:rPr>
+        <w:t>•  گیرنده‌های مشترک</w:t>
+      </w:r>
+    </w:p>
+    <w:p>
+      <w:pPr>
+        <w:bidi/>
+        <w:jc w:val="start"/>
+      </w:pPr>
+      <w:r>
+        <w:rPr>
+          <w:rFonts w:ascii="Vazirmatn" w:hAnsi="Vazirmatn" w:cs="Vazirmatn" w:eastAsia="Vazirmatn"/>
+          <w:sz w:val="22"/>
+          <w:szCs w:val="22"/>
+          <w:rtl/>
+        </w:rPr>
+        <w:t>•  برداشت نقدی سریع</w:t>
       </w:r>
     </w:p>
     <w:p>
       <w:pPr>
         <w:pStyle w:val="Heading2"/>
         <w:bidi/>
-        <w:jc w:val="right"/>
-      </w:pPr>
-      <w:r>
-        <w:rPr>
-          <w:rtl/>
-        </w:rPr>
-        <w:t>12.4 تصاویر</w:t>
+        <w:jc w:val="start"/>
+      </w:pPr>
+      <w:r>
+        <w:rPr>
+          <w:rtl/>
+        </w:rPr>
+        <w:t>۱۲.۴ نمودارها</w:t>
       </w:r>
     </w:p>
     <w:p>
@@ -8126,7 +8126,7 @@
           <w:szCs w:val="18"/>
           <w:rtl/>
         </w:rPr>
-        <w:t>جریان کاشته‌شده - سناریوی 07</w:t>
+        <w:t>جریان پول کاشته‌شده، سناریوی ۰۷</w:t>
       </w:r>
     </w:p>
     <w:p>
@@ -8180,7 +8180,7 @@
           <w:szCs w:val="18"/>
           <w:rtl/>
         </w:rPr>
-        <w:t>توزیع مبالغ - سناریوی 07</w:t>
+        <w:t>توزیع مبالغ، سناریوی ۰۷</w:t>
       </w:r>
     </w:p>
     <w:p>
@@ -8234,20 +8234,20 @@
           <w:szCs w:val="18"/>
           <w:rtl/>
         </w:rPr>
-        <w:t>توزیع کانال - سناریوی 07</w:t>
+        <w:t>توزیع کانال‌ها، سناریوی ۰۷</w:t>
       </w:r>
     </w:p>
     <w:p>
       <w:pPr>
         <w:pStyle w:val="Heading2"/>
         <w:bidi/>
-        <w:jc w:val="right"/>
-      </w:pPr>
-      <w:r>
-        <w:rPr>
-          <w:rtl/>
-        </w:rPr>
-        <w:t>12.5 کوئری تشخیص</w:t>
+        <w:jc w:val="start"/>
+      </w:pPr>
+      <w:r>
+        <w:rPr>
+          <w:rtl/>
+        </w:rPr>
+        <w:t>۱۲.۵ کوئری تشخیص</w:t>
       </w:r>
     </w:p>
     <w:p>
@@ -8422,13 +8422,13 @@
           <w:szCs w:val="18"/>
           <w:rtl/>
         </w:rPr>
-        <w:t>نتیجه کوئری تشخیص - سناریوی 07</w:t>
-      </w:r>
-    </w:p>
-    <w:p>
-      <w:pPr>
-        <w:bidi/>
-        <w:jc w:val="right"/>
+        <w:t>خروجی کوئری تشخیص، سناریوی ۰۷</w:t>
+      </w:r>
+    </w:p>
+    <w:p>
+      <w:pPr>
+        <w:bidi/>
+        <w:jc w:val="start"/>
       </w:pPr>
       <w:r>
         <w:rPr>
@@ -8447,69 +8447,69 @@
           <w:szCs w:val="22"/>
           <w:rtl/>
         </w:rPr>
-        <w:t xml:space="preserve"> کوئری 6 تراکنش برگرداند که 6 مورد آن کاشته‌شده و 0 مورد مثبت کاذب است؛ پوشش 6 از 12 (50٪).</w:t>
-      </w:r>
-    </w:p>
-    <w:p>
-      <w:pPr>
-        <w:bidi/>
-        <w:jc w:val="right"/>
-      </w:pPr>
-      <w:r>
-        <w:rPr>
-          <w:rFonts w:ascii="Vazirmatn" w:hAnsi="Vazirmatn" w:cs="Vazirmatn" w:eastAsia="Vazirmatn"/>
-          <w:sz w:val="22"/>
-          <w:szCs w:val="22"/>
-          <w:rtl/>
-        </w:rPr>
-        <w:t>برداشت‌های نقدی حساب‌های واسط (cash_out) گام بعدی هستند و در مسیر کوئری نیستند.</w:t>
+        <w:t xml:space="preserve"> کوئری ۶ تراکنش برگرداند: ۶ مورد کاشته‌شده و ۰ مثبت کاذب. از ۱۲ تراکنش کاشته‌شده، ۶ مورد پیدا شد (۵۰٪).</w:t>
+      </w:r>
+    </w:p>
+    <w:p>
+      <w:pPr>
+        <w:bidi/>
+        <w:jc w:val="start"/>
+      </w:pPr>
+      <w:r>
+        <w:rPr>
+          <w:rFonts w:ascii="Vazirmatn" w:hAnsi="Vazirmatn" w:cs="Vazirmatn" w:eastAsia="Vazirmatn"/>
+          <w:sz w:val="22"/>
+          <w:szCs w:val="22"/>
+          <w:rtl/>
+        </w:rPr>
+        <w:t>برداشت‌های نقدی حساب‌های واسط (cash_out) گام بعدی‌اند و در خروجی کوئری نیستند.</w:t>
       </w:r>
     </w:p>
     <w:p>
       <w:pPr>
         <w:pStyle w:val="Heading1"/>
         <w:bidi/>
-        <w:jc w:val="right"/>
-      </w:pPr>
-      <w:r>
-        <w:rPr>
-          <w:rtl/>
-        </w:rPr>
-        <w:t>13. سناریوی 08: پرداخت‌های دایره‌ای (Circular Payments)</w:t>
+        <w:jc w:val="start"/>
+      </w:pPr>
+      <w:r>
+        <w:rPr>
+          <w:rtl/>
+        </w:rPr>
+        <w:t>۱۳. سناریوی ۰۸: پرداخت‌های دایره‌ای (Circular Payments)</w:t>
       </w:r>
     </w:p>
     <w:p>
       <w:pPr>
         <w:pStyle w:val="Heading2"/>
         <w:bidi/>
-        <w:jc w:val="right"/>
-      </w:pPr>
-      <w:r>
-        <w:rPr>
-          <w:rtl/>
-        </w:rPr>
-        <w:t>13.1 توضیح سناریو</w:t>
-      </w:r>
-    </w:p>
-    <w:p>
-      <w:pPr>
-        <w:bidi/>
-        <w:jc w:val="right"/>
-      </w:pPr>
-      <w:r>
-        <w:rPr>
-          <w:rFonts w:ascii="Vazirmatn" w:hAnsi="Vazirmatn" w:cs="Vazirmatn" w:eastAsia="Vazirmatn"/>
-          <w:sz w:val="22"/>
-          <w:szCs w:val="22"/>
-          <w:rtl/>
-        </w:rPr>
-        <w:t>وجهی حدود ۱ میلیارد ریال از طریق ۱۸ حساب، با فاصله ۱ تا ۴ روز کاری بین هر گام (حدود ۷ هفته) و کسر ۴ تا ۶ درصد در هر گام، به حساب مبدا بازمی‌گردد (حدود ۴۱۶ میلیون). سه مسیر فرعی ۲۰۰ میلیونی نیز از مبدا جدا شده و دوباره به حلقه می‌پیوندند.</w:t>
-      </w:r>
-    </w:p>
-    <w:p>
-      <w:pPr>
-        <w:bidi/>
-        <w:jc w:val="right"/>
+        <w:jc w:val="start"/>
+      </w:pPr>
+      <w:r>
+        <w:rPr>
+          <w:rtl/>
+        </w:rPr>
+        <w:t>۱۳.۱ شرح سناریو</w:t>
+      </w:r>
+    </w:p>
+    <w:p>
+      <w:pPr>
+        <w:bidi/>
+        <w:jc w:val="start"/>
+      </w:pPr>
+      <w:r>
+        <w:rPr>
+          <w:rFonts w:ascii="Vazirmatn" w:hAnsi="Vazirmatn" w:cs="Vazirmatn" w:eastAsia="Vazirmatn"/>
+          <w:sz w:val="22"/>
+          <w:szCs w:val="22"/>
+          <w:rtl/>
+        </w:rPr>
+        <w:t>حدود ۱ میلیارد ریال از ۱۸ حساب می‌گذرد و به حساب مبدا برمی‌گردد. بین هر دو گام ۱ تا ۴ روز کاری فاصله است و کل مسیر حدود ۷ هفته طول می‌کشد. در هر گام ۴ تا ۶ درصد کم می‌شود و در پایان حدود ۴۱۶ میلیون به مبدا می‌رسد. سه مسیر فرعی ۲۰۰ میلیونی هم از مبدا جدا می‌شوند و جلوتر به حلقه برمی‌گردند.</w:t>
+      </w:r>
+    </w:p>
+    <w:p>
+      <w:pPr>
+        <w:bidi/>
+        <w:jc w:val="start"/>
       </w:pPr>
       <w:r>
         <w:rPr>
@@ -8525,220 +8525,220 @@
     <w:p>
       <w:pPr>
         <w:bidi/>
-        <w:jc w:val="right"/>
-      </w:pPr>
-      <w:r>
-        <w:rPr>
-          <w:rFonts w:ascii="Vazirmatn" w:hAnsi="Vazirmatn" w:cs="Vazirmatn" w:eastAsia="Vazirmatn"/>
-          <w:sz w:val="22"/>
-          <w:szCs w:val="22"/>
-          <w:rtl/>
-        </w:rPr>
-        <w:t>- الگو: حلقه ۱۸ حسابی تا مبدا + ۳ مسیر فرعی</w:t>
-      </w:r>
-    </w:p>
-    <w:p>
-      <w:pPr>
-        <w:bidi/>
-        <w:jc w:val="right"/>
-      </w:pPr>
-      <w:r>
-        <w:rPr>
-          <w:rFonts w:ascii="Vazirmatn" w:hAnsi="Vazirmatn" w:cs="Vazirmatn" w:eastAsia="Vazirmatn"/>
-          <w:sz w:val="22"/>
-          <w:szCs w:val="22"/>
-          <w:rtl/>
-        </w:rPr>
-        <w:t>- تعداد تراکنش: 224</w:t>
-      </w:r>
-    </w:p>
-    <w:p>
-      <w:pPr>
-        <w:bidi/>
-        <w:jc w:val="right"/>
-      </w:pPr>
-      <w:r>
-        <w:rPr>
-          <w:rFonts w:ascii="Vazirmatn" w:hAnsi="Vazirmatn" w:cs="Vazirmatn" w:eastAsia="Vazirmatn"/>
-          <w:sz w:val="22"/>
-          <w:szCs w:val="22"/>
-          <w:rtl/>
-        </w:rPr>
-        <w:t>- تراکنش کاشته‌شده: 24</w:t>
-      </w:r>
-    </w:p>
-    <w:p>
-      <w:pPr>
-        <w:bidi/>
-        <w:jc w:val="right"/>
-      </w:pPr>
-      <w:r>
-        <w:rPr>
-          <w:rFonts w:ascii="Vazirmatn" w:hAnsi="Vazirmatn" w:cs="Vazirmatn" w:eastAsia="Vazirmatn"/>
-          <w:sz w:val="22"/>
-          <w:szCs w:val="22"/>
-          <w:rtl/>
-        </w:rPr>
-        <w:t>- تراکنش عادی: 200</w:t>
-      </w:r>
-    </w:p>
-    <w:p>
-      <w:pPr>
-        <w:bidi/>
-        <w:jc w:val="right"/>
-      </w:pPr>
-      <w:r>
-        <w:rPr>
-          <w:rFonts w:ascii="Vazirmatn" w:hAnsi="Vazirmatn" w:cs="Vazirmatn" w:eastAsia="Vazirmatn"/>
-          <w:sz w:val="22"/>
-          <w:szCs w:val="22"/>
-          <w:rtl/>
-        </w:rPr>
-        <w:t>- حجم تراکنش‌های کاشته‌شده: 12,730M IRR</w:t>
-      </w:r>
-    </w:p>
-    <w:p>
-      <w:pPr>
-        <w:bidi/>
-        <w:jc w:val="right"/>
-      </w:pPr>
-      <w:r>
-        <w:rPr>
-          <w:rFonts w:ascii="Vazirmatn" w:hAnsi="Vazirmatn" w:cs="Vazirmatn" w:eastAsia="Vazirmatn"/>
-          <w:sz w:val="22"/>
-          <w:szCs w:val="22"/>
-          <w:rtl/>
-        </w:rPr>
-        <w:t>- بازه: 14030101 تا 14030224</w:t>
-      </w:r>
-    </w:p>
-    <w:p>
-      <w:pPr>
-        <w:bidi/>
-        <w:jc w:val="right"/>
-      </w:pPr>
-      <w:r>
-        <w:rPr>
-          <w:rFonts w:ascii="Vazirmatn" w:hAnsi="Vazirmatn" w:cs="Vazirmatn" w:eastAsia="Vazirmatn"/>
-          <w:sz w:val="22"/>
-          <w:szCs w:val="22"/>
-          <w:rtl/>
-        </w:rPr>
-        <w:t>- نقش‌ها: ring_hop (18), side_path (6)</w:t>
+        <w:jc w:val="start"/>
+      </w:pPr>
+      <w:r>
+        <w:rPr>
+          <w:rFonts w:ascii="Vazirmatn" w:hAnsi="Vazirmatn" w:cs="Vazirmatn" w:eastAsia="Vazirmatn"/>
+          <w:sz w:val="22"/>
+          <w:szCs w:val="22"/>
+          <w:rtl/>
+        </w:rPr>
+        <w:t>•  الگو: حلقه‌ی ۱۸ حسابی تا مبدا + ۳ مسیر فرعی</w:t>
+      </w:r>
+    </w:p>
+    <w:p>
+      <w:pPr>
+        <w:bidi/>
+        <w:jc w:val="start"/>
+      </w:pPr>
+      <w:r>
+        <w:rPr>
+          <w:rFonts w:ascii="Vazirmatn" w:hAnsi="Vazirmatn" w:cs="Vazirmatn" w:eastAsia="Vazirmatn"/>
+          <w:sz w:val="22"/>
+          <w:szCs w:val="22"/>
+          <w:rtl/>
+        </w:rPr>
+        <w:t>•  تعداد تراکنش: ۲۲۴</w:t>
+      </w:r>
+    </w:p>
+    <w:p>
+      <w:pPr>
+        <w:bidi/>
+        <w:jc w:val="start"/>
+      </w:pPr>
+      <w:r>
+        <w:rPr>
+          <w:rFonts w:ascii="Vazirmatn" w:hAnsi="Vazirmatn" w:cs="Vazirmatn" w:eastAsia="Vazirmatn"/>
+          <w:sz w:val="22"/>
+          <w:szCs w:val="22"/>
+          <w:rtl/>
+        </w:rPr>
+        <w:t>•  تراکنش کاشته‌شده: ۲۴</w:t>
+      </w:r>
+    </w:p>
+    <w:p>
+      <w:pPr>
+        <w:bidi/>
+        <w:jc w:val="start"/>
+      </w:pPr>
+      <w:r>
+        <w:rPr>
+          <w:rFonts w:ascii="Vazirmatn" w:hAnsi="Vazirmatn" w:cs="Vazirmatn" w:eastAsia="Vazirmatn"/>
+          <w:sz w:val="22"/>
+          <w:szCs w:val="22"/>
+          <w:rtl/>
+        </w:rPr>
+        <w:t>•  تراکنش عادی: ۲۰۰</w:t>
+      </w:r>
+    </w:p>
+    <w:p>
+      <w:pPr>
+        <w:bidi/>
+        <w:jc w:val="start"/>
+      </w:pPr>
+      <w:r>
+        <w:rPr>
+          <w:rFonts w:ascii="Vazirmatn" w:hAnsi="Vazirmatn" w:cs="Vazirmatn" w:eastAsia="Vazirmatn"/>
+          <w:sz w:val="22"/>
+          <w:szCs w:val="22"/>
+          <w:rtl/>
+        </w:rPr>
+        <w:t>•  حجم تراکنش‌های کاشته‌شده: ۱۲٬۷۳۰ میلیون ریال</w:t>
+      </w:r>
+    </w:p>
+    <w:p>
+      <w:pPr>
+        <w:bidi/>
+        <w:jc w:val="start"/>
+      </w:pPr>
+      <w:r>
+        <w:rPr>
+          <w:rFonts w:ascii="Vazirmatn" w:hAnsi="Vazirmatn" w:cs="Vazirmatn" w:eastAsia="Vazirmatn"/>
+          <w:sz w:val="22"/>
+          <w:szCs w:val="22"/>
+          <w:rtl/>
+        </w:rPr>
+        <w:t>•  بازه: ۱ فروردین ۱۴۰۳ تا ۲۴ اردیبهشت ۱۴۰۳</w:t>
+      </w:r>
+    </w:p>
+    <w:p>
+      <w:pPr>
+        <w:bidi/>
+        <w:jc w:val="start"/>
+      </w:pPr>
+      <w:r>
+        <w:rPr>
+          <w:rFonts w:ascii="Vazirmatn" w:hAnsi="Vazirmatn" w:cs="Vazirmatn" w:eastAsia="Vazirmatn"/>
+          <w:sz w:val="22"/>
+          <w:szCs w:val="22"/>
+          <w:rtl/>
+        </w:rPr>
+        <w:t>•  نقش‌ها: ring_hop (۱۸)، side_path (۶)</w:t>
       </w:r>
     </w:p>
     <w:p>
       <w:pPr>
         <w:pStyle w:val="Heading2"/>
         <w:bidi/>
-        <w:jc w:val="right"/>
-      </w:pPr>
-      <w:r>
-        <w:rPr>
-          <w:rtl/>
-        </w:rPr>
-        <w:t>13.2 نحوه پنهان‌سازی</w:t>
-      </w:r>
-    </w:p>
-    <w:p>
-      <w:pPr>
-        <w:bidi/>
-        <w:jc w:val="right"/>
-      </w:pPr>
-      <w:r>
-        <w:rPr>
-          <w:rFonts w:ascii="Vazirmatn" w:hAnsi="Vazirmatn" w:cs="Vazirmatn" w:eastAsia="Vazirmatn"/>
-          <w:sz w:val="22"/>
-          <w:szCs w:val="22"/>
-          <w:rtl/>
-        </w:rPr>
-        <w:t>- شرح‌ها خالی است</w:t>
-      </w:r>
-    </w:p>
-    <w:p>
-      <w:pPr>
-        <w:bidi/>
-        <w:jc w:val="right"/>
-      </w:pPr>
-      <w:r>
-        <w:rPr>
-          <w:rFonts w:ascii="Vazirmatn" w:hAnsi="Vazirmatn" w:cs="Vazirmatn" w:eastAsia="Vazirmatn"/>
-          <w:sz w:val="22"/>
-          <w:szCs w:val="22"/>
-          <w:rtl/>
-        </w:rPr>
-        <w:t>- تمام حساب‌های حلقه فعالیت عادی هم دارند</w:t>
+        <w:jc w:val="start"/>
+      </w:pPr>
+      <w:r>
+        <w:rPr>
+          <w:rtl/>
+        </w:rPr>
+        <w:t>۱۳.۲ چطور پنهان شده</w:t>
+      </w:r>
+    </w:p>
+    <w:p>
+      <w:pPr>
+        <w:bidi/>
+        <w:jc w:val="start"/>
+      </w:pPr>
+      <w:r>
+        <w:rPr>
+          <w:rFonts w:ascii="Vazirmatn" w:hAnsi="Vazirmatn" w:cs="Vazirmatn" w:eastAsia="Vazirmatn"/>
+          <w:sz w:val="22"/>
+          <w:szCs w:val="22"/>
+          <w:rtl/>
+        </w:rPr>
+        <w:t>•  شرح‌ها خالی است</w:t>
+      </w:r>
+    </w:p>
+    <w:p>
+      <w:pPr>
+        <w:bidi/>
+        <w:jc w:val="start"/>
+      </w:pPr>
+      <w:r>
+        <w:rPr>
+          <w:rFonts w:ascii="Vazirmatn" w:hAnsi="Vazirmatn" w:cs="Vazirmatn" w:eastAsia="Vazirmatn"/>
+          <w:sz w:val="22"/>
+          <w:szCs w:val="22"/>
+          <w:rtl/>
+        </w:rPr>
+        <w:t>•  همه‌ی حساب‌های حلقه فعالیت عادی هم دارند</w:t>
       </w:r>
     </w:p>
     <w:p>
       <w:pPr>
         <w:pStyle w:val="Heading2"/>
         <w:bidi/>
-        <w:jc w:val="right"/>
-      </w:pPr>
-      <w:r>
-        <w:rPr>
-          <w:rtl/>
-        </w:rPr>
-        <w:t>13.3 نشانگرهای تقلب</w:t>
-      </w:r>
-    </w:p>
-    <w:p>
-      <w:pPr>
-        <w:bidi/>
-        <w:jc w:val="right"/>
-      </w:pPr>
-      <w:r>
-        <w:rPr>
-          <w:rFonts w:ascii="Vazirmatn" w:hAnsi="Vazirmatn" w:cs="Vazirmatn" w:eastAsia="Vazirmatn"/>
-          <w:sz w:val="22"/>
-          <w:szCs w:val="22"/>
-          <w:rtl/>
-        </w:rPr>
-        <w:t>- چرخه طولانی که به مبدا برمی‌گردد</w:t>
-      </w:r>
-    </w:p>
-    <w:p>
-      <w:pPr>
-        <w:bidi/>
-        <w:jc w:val="right"/>
-      </w:pPr>
-      <w:r>
-        <w:rPr>
-          <w:rFonts w:ascii="Vazirmatn" w:hAnsi="Vazirmatn" w:cs="Vazirmatn" w:eastAsia="Vazirmatn"/>
-          <w:sz w:val="22"/>
-          <w:szCs w:val="22"/>
-          <w:rtl/>
-        </w:rPr>
-        <w:t>- کاهش یکنواخت مبلغ</w:t>
-      </w:r>
-    </w:p>
-    <w:p>
-      <w:pPr>
-        <w:bidi/>
-        <w:jc w:val="right"/>
-      </w:pPr>
-      <w:r>
-        <w:rPr>
-          <w:rFonts w:ascii="Vazirmatn" w:hAnsi="Vazirmatn" w:cs="Vazirmatn" w:eastAsia="Vazirmatn"/>
-          <w:sz w:val="22"/>
-          <w:szCs w:val="22"/>
-          <w:rtl/>
-        </w:rPr>
-        <w:t>- مسیرهای فرعی هم‌گرا</w:t>
+        <w:jc w:val="start"/>
+      </w:pPr>
+      <w:r>
+        <w:rPr>
+          <w:rtl/>
+        </w:rPr>
+        <w:t>۱۳.۳ نشانه‌های تقلب</w:t>
+      </w:r>
+    </w:p>
+    <w:p>
+      <w:pPr>
+        <w:bidi/>
+        <w:jc w:val="start"/>
+      </w:pPr>
+      <w:r>
+        <w:rPr>
+          <w:rFonts w:ascii="Vazirmatn" w:hAnsi="Vazirmatn" w:cs="Vazirmatn" w:eastAsia="Vazirmatn"/>
+          <w:sz w:val="22"/>
+          <w:szCs w:val="22"/>
+          <w:rtl/>
+        </w:rPr>
+        <w:t>•  چرخه‌ی طولانی که به مبدا برمی‌گردد</w:t>
+      </w:r>
+    </w:p>
+    <w:p>
+      <w:pPr>
+        <w:bidi/>
+        <w:jc w:val="start"/>
+      </w:pPr>
+      <w:r>
+        <w:rPr>
+          <w:rFonts w:ascii="Vazirmatn" w:hAnsi="Vazirmatn" w:cs="Vazirmatn" w:eastAsia="Vazirmatn"/>
+          <w:sz w:val="22"/>
+          <w:szCs w:val="22"/>
+          <w:rtl/>
+        </w:rPr>
+        <w:t>•  کم شدن یکنواخت مبلغ</w:t>
+      </w:r>
+    </w:p>
+    <w:p>
+      <w:pPr>
+        <w:bidi/>
+        <w:jc w:val="start"/>
+      </w:pPr>
+      <w:r>
+        <w:rPr>
+          <w:rFonts w:ascii="Vazirmatn" w:hAnsi="Vazirmatn" w:cs="Vazirmatn" w:eastAsia="Vazirmatn"/>
+          <w:sz w:val="22"/>
+          <w:szCs w:val="22"/>
+          <w:rtl/>
+        </w:rPr>
+        <w:t>•  مسیرهای فرعی که دوباره به حلقه می‌پیوندند</w:t>
       </w:r>
     </w:p>
     <w:p>
       <w:pPr>
         <w:pStyle w:val="Heading2"/>
         <w:bidi/>
-        <w:jc w:val="right"/>
-      </w:pPr>
-      <w:r>
-        <w:rPr>
-          <w:rtl/>
-        </w:rPr>
-        <w:t>13.4 تصاویر</w:t>
+        <w:jc w:val="start"/>
+      </w:pPr>
+      <w:r>
+        <w:rPr>
+          <w:rtl/>
+        </w:rPr>
+        <w:t>۱۳.۴ نمودارها</w:t>
       </w:r>
     </w:p>
     <w:p>
@@ -8792,7 +8792,7 @@
           <w:szCs w:val="18"/>
           <w:rtl/>
         </w:rPr>
-        <w:t>جریان کاشته‌شده - سناریوی 08</w:t>
+        <w:t>جریان پول کاشته‌شده، سناریوی ۰۸</w:t>
       </w:r>
     </w:p>
     <w:p>
@@ -8846,7 +8846,7 @@
           <w:szCs w:val="18"/>
           <w:rtl/>
         </w:rPr>
-        <w:t>توزیع مبالغ - سناریوی 08</w:t>
+        <w:t>توزیع مبالغ، سناریوی ۰۸</w:t>
       </w:r>
     </w:p>
     <w:p>
@@ -8900,20 +8900,20 @@
           <w:szCs w:val="18"/>
           <w:rtl/>
         </w:rPr>
-        <w:t>توزیع کانال - سناریوی 08</w:t>
+        <w:t>توزیع کانال‌ها، سناریوی ۰۸</w:t>
       </w:r>
     </w:p>
     <w:p>
       <w:pPr>
         <w:pStyle w:val="Heading2"/>
         <w:bidi/>
-        <w:jc w:val="right"/>
-      </w:pPr>
-      <w:r>
-        <w:rPr>
-          <w:rtl/>
-        </w:rPr>
-        <w:t>13.5 کوئری تشخیص</w:t>
+        <w:jc w:val="start"/>
+      </w:pPr>
+      <w:r>
+        <w:rPr>
+          <w:rtl/>
+        </w:rPr>
+        <w:t>۱۳.۵ کوئری تشخیص</w:t>
       </w:r>
     </w:p>
     <w:p>
@@ -9058,13 +9058,13 @@
           <w:szCs w:val="18"/>
           <w:rtl/>
         </w:rPr>
-        <w:t>نتیجه کوئری تشخیص - سناریوی 08</w:t>
-      </w:r>
-    </w:p>
-    <w:p>
-      <w:pPr>
-        <w:bidi/>
-        <w:jc w:val="right"/>
+        <w:t>خروجی کوئری تشخیص، سناریوی ۰۸</w:t>
+      </w:r>
+    </w:p>
+    <w:p>
+      <w:pPr>
+        <w:bidi/>
+        <w:jc w:val="start"/>
       </w:pPr>
       <w:r>
         <w:rPr>
@@ -9083,69 +9083,69 @@
           <w:szCs w:val="22"/>
           <w:rtl/>
         </w:rPr>
-        <w:t xml:space="preserve"> کوئری 18 تراکنش برگرداند که 18 مورد آن کاشته‌شده و 0 مورد مثبت کاذب است؛ پوشش 18 از 24 (75٪).</w:t>
-      </w:r>
-    </w:p>
-    <w:p>
-      <w:pPr>
-        <w:bidi/>
-        <w:jc w:val="right"/>
-      </w:pPr>
-      <w:r>
-        <w:rPr>
-          <w:rFonts w:ascii="Vazirmatn" w:hAnsi="Vazirmatn" w:cs="Vazirmatn" w:eastAsia="Vazirmatn"/>
-          <w:sz w:val="22"/>
-          <w:szCs w:val="22"/>
-          <w:rtl/>
-        </w:rPr>
-        <w:t>جستجوی چرخه طولانی بدون قید در Cypher انفجار ترکیبیاتی دارد؛ این کوئری با محدود کردن به تراکنش‌های حداقل ۳۰۰ میلیونی قابل اجرا شده و مسیرهای فرعی ۲۰۰ میلیونی (side_path) را نمی‌بیند.</w:t>
+        <w:t xml:space="preserve"> کوئری ۱۸ تراکنش برگرداند: ۱۸ مورد کاشته‌شده و ۰ مثبت کاذب. از ۲۴ تراکنش کاشته‌شده، ۱۸ مورد پیدا شد (۷۵٪).</w:t>
+      </w:r>
+    </w:p>
+    <w:p>
+      <w:pPr>
+        <w:bidi/>
+        <w:jc w:val="start"/>
+      </w:pPr>
+      <w:r>
+        <w:rPr>
+          <w:rFonts w:ascii="Vazirmatn" w:hAnsi="Vazirmatn" w:cs="Vazirmatn" w:eastAsia="Vazirmatn"/>
+          <w:sz w:val="22"/>
+          <w:szCs w:val="22"/>
+          <w:rtl/>
+        </w:rPr>
+        <w:t>جستجوی چرخه‌ی طولانی بدون محدودیت در Cypher از نظر محاسباتی منفجر می‌شود. این کوئری برای اینکه اجرا شود فقط تراکنش‌های ۳۰۰ میلیون ریال به بالا را بررسی می‌کند و به همین دلیل مسیرهای فرعی ۲۰۰ میلیونی (side_path) را نمی‌بیند.</w:t>
       </w:r>
     </w:p>
     <w:p>
       <w:pPr>
         <w:pStyle w:val="Heading1"/>
         <w:bidi/>
-        <w:jc w:val="right"/>
-      </w:pPr>
-      <w:r>
-        <w:rPr>
-          <w:rtl/>
-        </w:rPr>
-        <w:t>14. سناریوی 09: پخش و تجمیع (Scatter-Gather)</w:t>
+        <w:jc w:val="start"/>
+      </w:pPr>
+      <w:r>
+        <w:rPr>
+          <w:rtl/>
+        </w:rPr>
+        <w:t>۱۴. سناریوی ۰۹: پخش و تجمیع (Scatter-Gather)</w:t>
       </w:r>
     </w:p>
     <w:p>
       <w:pPr>
         <w:pStyle w:val="Heading2"/>
         <w:bidi/>
-        <w:jc w:val="right"/>
-      </w:pPr>
-      <w:r>
-        <w:rPr>
-          <w:rtl/>
-        </w:rPr>
-        <w:t>14.1 توضیح سناریو</w:t>
-      </w:r>
-    </w:p>
-    <w:p>
-      <w:pPr>
-        <w:bidi/>
-        <w:jc w:val="right"/>
-      </w:pPr>
-      <w:r>
-        <w:rPr>
-          <w:rFonts w:ascii="Vazirmatn" w:hAnsi="Vazirmatn" w:cs="Vazirmatn" w:eastAsia="Vazirmatn"/>
-          <w:sz w:val="22"/>
-          <w:szCs w:val="22"/>
-          <w:rtl/>
-        </w:rPr>
-        <w:t>یک حساب مبدا ظرف ۳ روز به ۷ حساب حقیقی هر کدام ۲۸ تا ۵۹ میلیون ریال می‌فرستد. دو شاخه از یک واسط دوم هم عبور می‌کنند. هر شاخه ظرف ۱ تا ۴ روز ۹۵ تا ۹۹٪ دریافتی خود را به یک حساب جمع‌کننده مشترک منتقل می‌کند.</w:t>
-      </w:r>
-    </w:p>
-    <w:p>
-      <w:pPr>
-        <w:bidi/>
-        <w:jc w:val="right"/>
+        <w:jc w:val="start"/>
+      </w:pPr>
+      <w:r>
+        <w:rPr>
+          <w:rtl/>
+        </w:rPr>
+        <w:t>۱۴.۱ شرح سناریو</w:t>
+      </w:r>
+    </w:p>
+    <w:p>
+      <w:pPr>
+        <w:bidi/>
+        <w:jc w:val="start"/>
+      </w:pPr>
+      <w:r>
+        <w:rPr>
+          <w:rFonts w:ascii="Vazirmatn" w:hAnsi="Vazirmatn" w:cs="Vazirmatn" w:eastAsia="Vazirmatn"/>
+          <w:sz w:val="22"/>
+          <w:szCs w:val="22"/>
+          <w:rtl/>
+        </w:rPr>
+        <w:t>یک حساب مبدا در ۳ روز به ۷ حساب حقیقی، هر کدام ۲۸ تا ۵۹ میلیون ریال می‌فرستد. دو تا از این شاخه‌ها از یک حساب واسط دوم هم می‌گذرند. هر شاخه ظرف ۱ تا ۴ روز ۹۵ تا ۹۹٪ پولی را که گرفته به یک حساب جمع‌کننده‌ی مشترک منتقل می‌کند.</w:t>
+      </w:r>
+    </w:p>
+    <w:p>
+      <w:pPr>
+        <w:bidi/>
+        <w:jc w:val="start"/>
       </w:pPr>
       <w:r>
         <w:rPr>
@@ -9161,235 +9161,235 @@
     <w:p>
       <w:pPr>
         <w:bidi/>
-        <w:jc w:val="right"/>
-      </w:pPr>
-      <w:r>
-        <w:rPr>
-          <w:rFonts w:ascii="Vazirmatn" w:hAnsi="Vazirmatn" w:cs="Vazirmatn" w:eastAsia="Vazirmatn"/>
-          <w:sz w:val="22"/>
-          <w:szCs w:val="22"/>
-          <w:rtl/>
-        </w:rPr>
-        <w:t>- الگو: یک مبدا → ۷ واسط → یک جمع‌کننده</w:t>
-      </w:r>
-    </w:p>
-    <w:p>
-      <w:pPr>
-        <w:bidi/>
-        <w:jc w:val="right"/>
-      </w:pPr>
-      <w:r>
-        <w:rPr>
-          <w:rFonts w:ascii="Vazirmatn" w:hAnsi="Vazirmatn" w:cs="Vazirmatn" w:eastAsia="Vazirmatn"/>
-          <w:sz w:val="22"/>
-          <w:szCs w:val="22"/>
-          <w:rtl/>
-        </w:rPr>
-        <w:t>- تعداد تراکنش: 166</w:t>
-      </w:r>
-    </w:p>
-    <w:p>
-      <w:pPr>
-        <w:bidi/>
-        <w:jc w:val="right"/>
-      </w:pPr>
-      <w:r>
-        <w:rPr>
-          <w:rFonts w:ascii="Vazirmatn" w:hAnsi="Vazirmatn" w:cs="Vazirmatn" w:eastAsia="Vazirmatn"/>
-          <w:sz w:val="22"/>
-          <w:szCs w:val="22"/>
-          <w:rtl/>
-        </w:rPr>
-        <w:t>- تراکنش کاشته‌شده: 16</w:t>
-      </w:r>
-    </w:p>
-    <w:p>
-      <w:pPr>
-        <w:bidi/>
-        <w:jc w:val="right"/>
-      </w:pPr>
-      <w:r>
-        <w:rPr>
-          <w:rFonts w:ascii="Vazirmatn" w:hAnsi="Vazirmatn" w:cs="Vazirmatn" w:eastAsia="Vazirmatn"/>
-          <w:sz w:val="22"/>
-          <w:szCs w:val="22"/>
-          <w:rtl/>
-        </w:rPr>
-        <w:t>- تراکنش عادی: 150</w:t>
-      </w:r>
-    </w:p>
-    <w:p>
-      <w:pPr>
-        <w:bidi/>
-        <w:jc w:val="right"/>
-      </w:pPr>
-      <w:r>
-        <w:rPr>
-          <w:rFonts w:ascii="Vazirmatn" w:hAnsi="Vazirmatn" w:cs="Vazirmatn" w:eastAsia="Vazirmatn"/>
-          <w:sz w:val="22"/>
-          <w:szCs w:val="22"/>
-          <w:rtl/>
-        </w:rPr>
-        <w:t>- حجم تراکنش‌های کاشته‌شده: 690M IRR</w:t>
-      </w:r>
-    </w:p>
-    <w:p>
-      <w:pPr>
-        <w:bidi/>
-        <w:jc w:val="right"/>
-      </w:pPr>
-      <w:r>
-        <w:rPr>
-          <w:rFonts w:ascii="Vazirmatn" w:hAnsi="Vazirmatn" w:cs="Vazirmatn" w:eastAsia="Vazirmatn"/>
-          <w:sz w:val="22"/>
-          <w:szCs w:val="22"/>
-          <w:rtl/>
-        </w:rPr>
-        <w:t>- بازه: 14030101 تا 14030130</w:t>
-      </w:r>
-    </w:p>
-    <w:p>
-      <w:pPr>
-        <w:bidi/>
-        <w:jc w:val="right"/>
-      </w:pPr>
-      <w:r>
-        <w:rPr>
-          <w:rFonts w:ascii="Vazirmatn" w:hAnsi="Vazirmatn" w:cs="Vazirmatn" w:eastAsia="Vazirmatn"/>
-          <w:sz w:val="22"/>
-          <w:szCs w:val="22"/>
-          <w:rtl/>
-        </w:rPr>
-        <w:t>- نقش‌ها: scatter (7), relay (2), gather (7)</w:t>
+        <w:jc w:val="start"/>
+      </w:pPr>
+      <w:r>
+        <w:rPr>
+          <w:rFonts w:ascii="Vazirmatn" w:hAnsi="Vazirmatn" w:cs="Vazirmatn" w:eastAsia="Vazirmatn"/>
+          <w:sz w:val="22"/>
+          <w:szCs w:val="22"/>
+          <w:rtl/>
+        </w:rPr>
+        <w:t>•  الگو: یک مبدا → ۷ واسط → یک جمع‌کننده</w:t>
+      </w:r>
+    </w:p>
+    <w:p>
+      <w:pPr>
+        <w:bidi/>
+        <w:jc w:val="start"/>
+      </w:pPr>
+      <w:r>
+        <w:rPr>
+          <w:rFonts w:ascii="Vazirmatn" w:hAnsi="Vazirmatn" w:cs="Vazirmatn" w:eastAsia="Vazirmatn"/>
+          <w:sz w:val="22"/>
+          <w:szCs w:val="22"/>
+          <w:rtl/>
+        </w:rPr>
+        <w:t>•  تعداد تراکنش: ۱۶۶</w:t>
+      </w:r>
+    </w:p>
+    <w:p>
+      <w:pPr>
+        <w:bidi/>
+        <w:jc w:val="start"/>
+      </w:pPr>
+      <w:r>
+        <w:rPr>
+          <w:rFonts w:ascii="Vazirmatn" w:hAnsi="Vazirmatn" w:cs="Vazirmatn" w:eastAsia="Vazirmatn"/>
+          <w:sz w:val="22"/>
+          <w:szCs w:val="22"/>
+          <w:rtl/>
+        </w:rPr>
+        <w:t>•  تراکنش کاشته‌شده: ۱۶</w:t>
+      </w:r>
+    </w:p>
+    <w:p>
+      <w:pPr>
+        <w:bidi/>
+        <w:jc w:val="start"/>
+      </w:pPr>
+      <w:r>
+        <w:rPr>
+          <w:rFonts w:ascii="Vazirmatn" w:hAnsi="Vazirmatn" w:cs="Vazirmatn" w:eastAsia="Vazirmatn"/>
+          <w:sz w:val="22"/>
+          <w:szCs w:val="22"/>
+          <w:rtl/>
+        </w:rPr>
+        <w:t>•  تراکنش عادی: ۱۵۰</w:t>
+      </w:r>
+    </w:p>
+    <w:p>
+      <w:pPr>
+        <w:bidi/>
+        <w:jc w:val="start"/>
+      </w:pPr>
+      <w:r>
+        <w:rPr>
+          <w:rFonts w:ascii="Vazirmatn" w:hAnsi="Vazirmatn" w:cs="Vazirmatn" w:eastAsia="Vazirmatn"/>
+          <w:sz w:val="22"/>
+          <w:szCs w:val="22"/>
+          <w:rtl/>
+        </w:rPr>
+        <w:t>•  حجم تراکنش‌های کاشته‌شده: ۶۹۰ میلیون ریال</w:t>
+      </w:r>
+    </w:p>
+    <w:p>
+      <w:pPr>
+        <w:bidi/>
+        <w:jc w:val="start"/>
+      </w:pPr>
+      <w:r>
+        <w:rPr>
+          <w:rFonts w:ascii="Vazirmatn" w:hAnsi="Vazirmatn" w:cs="Vazirmatn" w:eastAsia="Vazirmatn"/>
+          <w:sz w:val="22"/>
+          <w:szCs w:val="22"/>
+          <w:rtl/>
+        </w:rPr>
+        <w:t>•  بازه: ۱ فروردین ۱۴۰۳ تا ۳۰ فروردین ۱۴۰۳</w:t>
+      </w:r>
+    </w:p>
+    <w:p>
+      <w:pPr>
+        <w:bidi/>
+        <w:jc w:val="start"/>
+      </w:pPr>
+      <w:r>
+        <w:rPr>
+          <w:rFonts w:ascii="Vazirmatn" w:hAnsi="Vazirmatn" w:cs="Vazirmatn" w:eastAsia="Vazirmatn"/>
+          <w:sz w:val="22"/>
+          <w:szCs w:val="22"/>
+          <w:rtl/>
+        </w:rPr>
+        <w:t>•  نقش‌ها: scatter (۷)، relay (۲)، gather (۷)</w:t>
       </w:r>
     </w:p>
     <w:p>
       <w:pPr>
         <w:pStyle w:val="Heading2"/>
         <w:bidi/>
-        <w:jc w:val="right"/>
-      </w:pPr>
-      <w:r>
-        <w:rPr>
-          <w:rtl/>
-        </w:rPr>
-        <w:t>14.2 نحوه پنهان‌سازی</w:t>
-      </w:r>
-    </w:p>
-    <w:p>
-      <w:pPr>
-        <w:bidi/>
-        <w:jc w:val="right"/>
-      </w:pPr>
-      <w:r>
-        <w:rPr>
-          <w:rFonts w:ascii="Vazirmatn" w:hAnsi="Vazirmatn" w:cs="Vazirmatn" w:eastAsia="Vazirmatn"/>
-          <w:sz w:val="22"/>
-          <w:szCs w:val="22"/>
-          <w:rtl/>
-        </w:rPr>
-        <w:t>- هر مبلغ در بازه انتقال‌های شخصی عادی است</w:t>
-      </w:r>
-    </w:p>
-    <w:p>
-      <w:pPr>
-        <w:bidi/>
-        <w:jc w:val="right"/>
-      </w:pPr>
-      <w:r>
-        <w:rPr>
-          <w:rFonts w:ascii="Vazirmatn" w:hAnsi="Vazirmatn" w:cs="Vazirmatn" w:eastAsia="Vazirmatn"/>
-          <w:sz w:val="22"/>
-          <w:szCs w:val="22"/>
-          <w:rtl/>
-        </w:rPr>
-        <w:t>- شرح‌ها خالی است</w:t>
-      </w:r>
-    </w:p>
-    <w:p>
-      <w:pPr>
-        <w:bidi/>
-        <w:jc w:val="right"/>
-      </w:pPr>
-      <w:r>
-        <w:rPr>
-          <w:rFonts w:ascii="Vazirmatn" w:hAnsi="Vazirmatn" w:cs="Vazirmatn" w:eastAsia="Vazirmatn"/>
-          <w:sz w:val="22"/>
-          <w:szCs w:val="22"/>
-          <w:rtl/>
-        </w:rPr>
-        <w:t>- مبدا، واسط‌ها و جمع‌کننده فعالیت عادی هم دارند</w:t>
+        <w:jc w:val="start"/>
+      </w:pPr>
+      <w:r>
+        <w:rPr>
+          <w:rtl/>
+        </w:rPr>
+        <w:t>۱۴.۲ چطور پنهان شده</w:t>
+      </w:r>
+    </w:p>
+    <w:p>
+      <w:pPr>
+        <w:bidi/>
+        <w:jc w:val="start"/>
+      </w:pPr>
+      <w:r>
+        <w:rPr>
+          <w:rFonts w:ascii="Vazirmatn" w:hAnsi="Vazirmatn" w:cs="Vazirmatn" w:eastAsia="Vazirmatn"/>
+          <w:sz w:val="22"/>
+          <w:szCs w:val="22"/>
+          <w:rtl/>
+        </w:rPr>
+        <w:t>•  هر مبلغ در بازه‌ی انتقال‌های شخصی عادی است</w:t>
+      </w:r>
+    </w:p>
+    <w:p>
+      <w:pPr>
+        <w:bidi/>
+        <w:jc w:val="start"/>
+      </w:pPr>
+      <w:r>
+        <w:rPr>
+          <w:rFonts w:ascii="Vazirmatn" w:hAnsi="Vazirmatn" w:cs="Vazirmatn" w:eastAsia="Vazirmatn"/>
+          <w:sz w:val="22"/>
+          <w:szCs w:val="22"/>
+          <w:rtl/>
+        </w:rPr>
+        <w:t>•  شرح‌ها خالی است</w:t>
+      </w:r>
+    </w:p>
+    <w:p>
+      <w:pPr>
+        <w:bidi/>
+        <w:jc w:val="start"/>
+      </w:pPr>
+      <w:r>
+        <w:rPr>
+          <w:rFonts w:ascii="Vazirmatn" w:hAnsi="Vazirmatn" w:cs="Vazirmatn" w:eastAsia="Vazirmatn"/>
+          <w:sz w:val="22"/>
+          <w:szCs w:val="22"/>
+          <w:rtl/>
+        </w:rPr>
+        <w:t>•  مبدا، واسط‌ها و جمع‌کننده تراکنش عادی هم دارند</w:t>
       </w:r>
     </w:p>
     <w:p>
       <w:pPr>
         <w:pStyle w:val="Heading2"/>
         <w:bidi/>
-        <w:jc w:val="right"/>
-      </w:pPr>
-      <w:r>
-        <w:rPr>
-          <w:rtl/>
-        </w:rPr>
-        <w:t>14.3 نشانگرهای تقلب</w:t>
-      </w:r>
-    </w:p>
-    <w:p>
-      <w:pPr>
-        <w:bidi/>
-        <w:jc w:val="right"/>
-      </w:pPr>
-      <w:r>
-        <w:rPr>
-          <w:rFonts w:ascii="Vazirmatn" w:hAnsi="Vazirmatn" w:cs="Vazirmatn" w:eastAsia="Vazirmatn"/>
-          <w:sz w:val="22"/>
-          <w:szCs w:val="22"/>
-          <w:rtl/>
-        </w:rPr>
-        <w:t>- پخش و سپس هم‌گرایی بین همان دو حساب</w:t>
-      </w:r>
-    </w:p>
-    <w:p>
-      <w:pPr>
-        <w:bidi/>
-        <w:jc w:val="right"/>
-      </w:pPr>
-      <w:r>
-        <w:rPr>
-          <w:rFonts w:ascii="Vazirmatn" w:hAnsi="Vazirmatn" w:cs="Vazirmatn" w:eastAsia="Vazirmatn"/>
-          <w:sz w:val="22"/>
-          <w:szCs w:val="22"/>
-          <w:rtl/>
-        </w:rPr>
-        <w:t>- عبور تقریباً کامل وجه</w:t>
-      </w:r>
-    </w:p>
-    <w:p>
-      <w:pPr>
-        <w:bidi/>
-        <w:jc w:val="right"/>
-      </w:pPr>
-      <w:r>
-        <w:rPr>
-          <w:rFonts w:ascii="Vazirmatn" w:hAnsi="Vazirmatn" w:cs="Vazirmatn" w:eastAsia="Vazirmatn"/>
-          <w:sz w:val="22"/>
-          <w:szCs w:val="22"/>
-          <w:rtl/>
-        </w:rPr>
-        <w:t>- زمان نگهداری کوتاه</w:t>
+        <w:jc w:val="start"/>
+      </w:pPr>
+      <w:r>
+        <w:rPr>
+          <w:rtl/>
+        </w:rPr>
+        <w:t>۱۴.۳ نشانه‌های تقلب</w:t>
+      </w:r>
+    </w:p>
+    <w:p>
+      <w:pPr>
+        <w:bidi/>
+        <w:jc w:val="start"/>
+      </w:pPr>
+      <w:r>
+        <w:rPr>
+          <w:rFonts w:ascii="Vazirmatn" w:hAnsi="Vazirmatn" w:cs="Vazirmatn" w:eastAsia="Vazirmatn"/>
+          <w:sz w:val="22"/>
+          <w:szCs w:val="22"/>
+          <w:rtl/>
+        </w:rPr>
+        <w:t>•  پخش پول و جمع شدن دوباره‌ی آن بین همان دو حساب</w:t>
+      </w:r>
+    </w:p>
+    <w:p>
+      <w:pPr>
+        <w:bidi/>
+        <w:jc w:val="start"/>
+      </w:pPr>
+      <w:r>
+        <w:rPr>
+          <w:rFonts w:ascii="Vazirmatn" w:hAnsi="Vazirmatn" w:cs="Vazirmatn" w:eastAsia="Vazirmatn"/>
+          <w:sz w:val="22"/>
+          <w:szCs w:val="22"/>
+          <w:rtl/>
+        </w:rPr>
+        <w:t>•  عبور تقریباً کامل پول از واسط‌ها</w:t>
+      </w:r>
+    </w:p>
+    <w:p>
+      <w:pPr>
+        <w:bidi/>
+        <w:jc w:val="start"/>
+      </w:pPr>
+      <w:r>
+        <w:rPr>
+          <w:rFonts w:ascii="Vazirmatn" w:hAnsi="Vazirmatn" w:cs="Vazirmatn" w:eastAsia="Vazirmatn"/>
+          <w:sz w:val="22"/>
+          <w:szCs w:val="22"/>
+          <w:rtl/>
+        </w:rPr>
+        <w:t>•  نگه داشتن کوتاه پول در هر حساب</w:t>
       </w:r>
     </w:p>
     <w:p>
       <w:pPr>
         <w:pStyle w:val="Heading2"/>
         <w:bidi/>
-        <w:jc w:val="right"/>
-      </w:pPr>
-      <w:r>
-        <w:rPr>
-          <w:rtl/>
-        </w:rPr>
-        <w:t>14.4 تصاویر</w:t>
+        <w:jc w:val="start"/>
+      </w:pPr>
+      <w:r>
+        <w:rPr>
+          <w:rtl/>
+        </w:rPr>
+        <w:t>۱۴.۴ نمودارها</w:t>
       </w:r>
     </w:p>
     <w:p>
@@ -9443,7 +9443,7 @@
           <w:szCs w:val="18"/>
           <w:rtl/>
         </w:rPr>
-        <w:t>جریان کاشته‌شده - سناریوی 09</w:t>
+        <w:t>جریان پول کاشته‌شده، سناریوی ۰۹</w:t>
       </w:r>
     </w:p>
     <w:p>
@@ -9497,7 +9497,7 @@
           <w:szCs w:val="18"/>
           <w:rtl/>
         </w:rPr>
-        <w:t>توزیع مبالغ - سناریوی 09</w:t>
+        <w:t>توزیع مبالغ، سناریوی ۰۹</w:t>
       </w:r>
     </w:p>
     <w:p>
@@ -9551,20 +9551,20 @@
           <w:szCs w:val="18"/>
           <w:rtl/>
         </w:rPr>
-        <w:t>توزیع کانال - سناریوی 09</w:t>
+        <w:t>توزیع کانال‌ها، سناریوی ۰۹</w:t>
       </w:r>
     </w:p>
     <w:p>
       <w:pPr>
         <w:pStyle w:val="Heading2"/>
         <w:bidi/>
-        <w:jc w:val="right"/>
-      </w:pPr>
-      <w:r>
-        <w:rPr>
-          <w:rtl/>
-        </w:rPr>
-        <w:t>14.5 کوئری تشخیص</w:t>
+        <w:jc w:val="start"/>
+      </w:pPr>
+      <w:r>
+        <w:rPr>
+          <w:rtl/>
+        </w:rPr>
+        <w:t>۱۴.۵ کوئری تشخیص</w:t>
       </w:r>
     </w:p>
     <w:p>
@@ -9739,13 +9739,13 @@
           <w:szCs w:val="18"/>
           <w:rtl/>
         </w:rPr>
-        <w:t>نتیجه کوئری تشخیص - سناریوی 09</w:t>
-      </w:r>
-    </w:p>
-    <w:p>
-      <w:pPr>
-        <w:bidi/>
-        <w:jc w:val="right"/>
+        <w:t>خروجی کوئری تشخیص، سناریوی ۰۹</w:t>
+      </w:r>
+    </w:p>
+    <w:p>
+      <w:pPr>
+        <w:bidi/>
+        <w:jc w:val="start"/>
       </w:pPr>
       <w:r>
         <w:rPr>
@@ -9764,35 +9764,35 @@
           <w:szCs w:val="22"/>
           <w:rtl/>
         </w:rPr>
-        <w:t xml:space="preserve"> کوئری 10 تراکنش برگرداند که 10 مورد آن کاشته‌شده و 0 مورد مثبت کاذب است؛ پوشش 10 از 16 (62٪).</w:t>
-      </w:r>
-    </w:p>
-    <w:p>
-      <w:pPr>
-        <w:bidi/>
-        <w:jc w:val="right"/>
-      </w:pPr>
-      <w:r>
-        <w:rPr>
-          <w:rFonts w:ascii="Vazirmatn" w:hAnsi="Vazirmatn" w:cs="Vazirmatn" w:eastAsia="Vazirmatn"/>
-          <w:sz w:val="22"/>
-          <w:szCs w:val="22"/>
-          <w:rtl/>
-        </w:rPr>
-        <w:t>کوئری Cypher فقط شاخه‌های تک‌واسطه را می‌بیند (۵ از ۷). دو شاخه دوواسطه‌ای توسط API بخش ۱۶ پیدا می‌شوند که عمق متغیر را پشتیبانی می‌کند.</w:t>
+        <w:t xml:space="preserve"> کوئری ۱۰ تراکنش برگرداند: ۱۰ مورد کاشته‌شده و ۰ مثبت کاذب. از ۱۶ تراکنش کاشته‌شده، ۱۰ مورد پیدا شد (۶۲٪).</w:t>
+      </w:r>
+    </w:p>
+    <w:p>
+      <w:pPr>
+        <w:bidi/>
+        <w:jc w:val="start"/>
+      </w:pPr>
+      <w:r>
+        <w:rPr>
+          <w:rFonts w:ascii="Vazirmatn" w:hAnsi="Vazirmatn" w:cs="Vazirmatn" w:eastAsia="Vazirmatn"/>
+          <w:sz w:val="22"/>
+          <w:szCs w:val="22"/>
+          <w:rtl/>
+        </w:rPr>
+        <w:t>کوئری Cypher فقط شاخه‌های تک‌واسطه را پیدا می‌کند (۵ از ۷). دو شاخه‌ی دوواسطه‌ای را API بخش ۱۶ پیدا می‌کند، چون در آن عمق مسیر ثابت نیست.</w:t>
       </w:r>
     </w:p>
     <w:p>
       <w:pPr>
         <w:pStyle w:val="Heading1"/>
         <w:bidi/>
-        <w:jc w:val="right"/>
-      </w:pPr>
-      <w:r>
-        <w:rPr>
-          <w:rtl/>
-        </w:rPr>
-        <w:t>15. نتایج تشخیص</w:t>
+        <w:jc w:val="start"/>
+      </w:pPr>
+      <w:r>
+        <w:rPr>
+          <w:rtl/>
+        </w:rPr>
+        <w:t>۱۵. نتایج تشخیص</w:t>
       </w:r>
     </w:p>
     <w:tbl>
@@ -9999,7 +9999,7 @@
                 <w:szCs w:val="18"/>
                 <w:rtl/>
               </w:rPr>
-              <w:t>01</w:t>
+              <w:t>۰۱</w:t>
             </w:r>
           </w:p>
         </w:tc>
@@ -10020,7 +10020,7 @@
                 <w:szCs w:val="18"/>
                 <w:rtl/>
               </w:rPr>
-              <w:t>لایه‌گذاری ساده (Simple Layering)</w:t>
+              <w:t>لایه‌گذاری ساده</w:t>
             </w:r>
           </w:p>
         </w:tc>
@@ -10041,7 +10041,7 @@
                 <w:szCs w:val="18"/>
                 <w:rtl/>
               </w:rPr>
-              <w:t>12</w:t>
+              <w:t>۱۲</w:t>
             </w:r>
           </w:p>
         </w:tc>
@@ -10062,7 +10062,7 @@
                 <w:szCs w:val="18"/>
                 <w:rtl/>
               </w:rPr>
-              <w:t>12</w:t>
+              <w:t>۱۲</w:t>
             </w:r>
           </w:p>
         </w:tc>
@@ -10083,7 +10083,7 @@
                 <w:szCs w:val="18"/>
                 <w:rtl/>
               </w:rPr>
-              <w:t>0</w:t>
+              <w:t>۰</w:t>
             </w:r>
           </w:p>
         </w:tc>
@@ -10104,7 +10104,7 @@
                 <w:szCs w:val="18"/>
                 <w:rtl/>
               </w:rPr>
-              <w:t>15</w:t>
+              <w:t>۱۵</w:t>
             </w:r>
           </w:p>
         </w:tc>
@@ -10125,7 +10125,7 @@
                 <w:szCs w:val="18"/>
                 <w:rtl/>
               </w:rPr>
-              <w:t>80٪</w:t>
+              <w:t>۸۰٪</w:t>
             </w:r>
           </w:p>
         </w:tc>
@@ -10148,7 +10148,7 @@
                 <w:szCs w:val="18"/>
                 <w:rtl/>
               </w:rPr>
-              <w:t>02</w:t>
+              <w:t>۰۲</w:t>
             </w:r>
           </w:p>
         </w:tc>
@@ -10169,7 +10169,7 @@
                 <w:szCs w:val="18"/>
                 <w:rtl/>
               </w:rPr>
-              <w:t>خرد کردن تراکنش (Structuring / Smurfing)</w:t>
+              <w:t>خرد کردن تراکنش</w:t>
             </w:r>
           </w:p>
         </w:tc>
@@ -10190,7 +10190,7 @@
                 <w:szCs w:val="18"/>
                 <w:rtl/>
               </w:rPr>
-              <w:t>30</w:t>
+              <w:t>۳۰</w:t>
             </w:r>
           </w:p>
         </w:tc>
@@ -10211,7 +10211,7 @@
                 <w:szCs w:val="18"/>
                 <w:rtl/>
               </w:rPr>
-              <w:t>30</w:t>
+              <w:t>۳۰</w:t>
             </w:r>
           </w:p>
         </w:tc>
@@ -10232,7 +10232,7 @@
                 <w:szCs w:val="18"/>
                 <w:rtl/>
               </w:rPr>
-              <w:t>0</w:t>
+              <w:t>۰</w:t>
             </w:r>
           </w:p>
         </w:tc>
@@ -10253,7 +10253,7 @@
                 <w:szCs w:val="18"/>
                 <w:rtl/>
               </w:rPr>
-              <w:t>31</w:t>
+              <w:t>۳۱</w:t>
             </w:r>
           </w:p>
         </w:tc>
@@ -10274,7 +10274,7 @@
                 <w:szCs w:val="18"/>
                 <w:rtl/>
               </w:rPr>
-              <w:t>97٪</w:t>
+              <w:t>۹۷٪</w:t>
             </w:r>
           </w:p>
         </w:tc>
@@ -10297,7 +10297,7 @@
                 <w:szCs w:val="18"/>
                 <w:rtl/>
               </w:rPr>
-              <w:t>03</w:t>
+              <w:t>۰۳</w:t>
             </w:r>
           </w:p>
         </w:tc>
@@ -10318,7 +10318,7 @@
                 <w:szCs w:val="18"/>
                 <w:rtl/>
               </w:rPr>
-              <w:t>شبکه شرکت‌های کاغذی (Shell Company Network)</w:t>
+              <w:t>شبکه‌ی شرکت‌های کاغذی</w:t>
             </w:r>
           </w:p>
         </w:tc>
@@ -10339,7 +10339,7 @@
                 <w:szCs w:val="18"/>
                 <w:rtl/>
               </w:rPr>
-              <w:t>12</w:t>
+              <w:t>۱۲</w:t>
             </w:r>
           </w:p>
         </w:tc>
@@ -10360,7 +10360,7 @@
                 <w:szCs w:val="18"/>
                 <w:rtl/>
               </w:rPr>
-              <w:t>12</w:t>
+              <w:t>۱۲</w:t>
             </w:r>
           </w:p>
         </w:tc>
@@ -10381,7 +10381,7 @@
                 <w:szCs w:val="18"/>
                 <w:rtl/>
               </w:rPr>
-              <w:t>0</w:t>
+              <w:t>۰</w:t>
             </w:r>
           </w:p>
         </w:tc>
@@ -10402,7 +10402,7 @@
                 <w:szCs w:val="18"/>
                 <w:rtl/>
               </w:rPr>
-              <w:t>12</w:t>
+              <w:t>۱۲</w:t>
             </w:r>
           </w:p>
         </w:tc>
@@ -10423,7 +10423,7 @@
                 <w:szCs w:val="18"/>
                 <w:rtl/>
               </w:rPr>
-              <w:t>100٪</w:t>
+              <w:t>۱۰۰٪</w:t>
             </w:r>
           </w:p>
         </w:tc>
@@ -10446,7 +10446,7 @@
                 <w:szCs w:val="18"/>
                 <w:rtl/>
               </w:rPr>
-              <w:t>04</w:t>
+              <w:t>۰۴</w:t>
             </w:r>
           </w:p>
         </w:tc>
@@ -10467,7 +10467,7 @@
                 <w:szCs w:val="18"/>
                 <w:rtl/>
               </w:rPr>
-              <w:t>تامین مالی تروریسم (Terrorist Financing)</w:t>
+              <w:t>تأمین مالی تروریسم</w:t>
             </w:r>
           </w:p>
         </w:tc>
@@ -10488,7 +10488,7 @@
                 <w:szCs w:val="18"/>
                 <w:rtl/>
               </w:rPr>
-              <w:t>104</w:t>
+              <w:t>۱۰۴</w:t>
             </w:r>
           </w:p>
         </w:tc>
@@ -10509,7 +10509,7 @@
                 <w:szCs w:val="18"/>
                 <w:rtl/>
               </w:rPr>
-              <w:t>104</w:t>
+              <w:t>۱۰۴</w:t>
             </w:r>
           </w:p>
         </w:tc>
@@ -10530,7 +10530,7 @@
                 <w:szCs w:val="18"/>
                 <w:rtl/>
               </w:rPr>
-              <w:t>0</w:t>
+              <w:t>۰</w:t>
             </w:r>
           </w:p>
         </w:tc>
@@ -10551,7 +10551,7 @@
                 <w:szCs w:val="18"/>
                 <w:rtl/>
               </w:rPr>
-              <w:t>104</w:t>
+              <w:t>۱۰۴</w:t>
             </w:r>
           </w:p>
         </w:tc>
@@ -10572,7 +10572,7 @@
                 <w:szCs w:val="18"/>
                 <w:rtl/>
               </w:rPr>
-              <w:t>100٪</w:t>
+              <w:t>۱۰۰٪</w:t>
             </w:r>
           </w:p>
         </w:tc>
@@ -10595,7 +10595,7 @@
                 <w:szCs w:val="18"/>
                 <w:rtl/>
               </w:rPr>
-              <w:t>05</w:t>
+              <w:t>۰۵</w:t>
             </w:r>
           </w:p>
         </w:tc>
@@ -10616,7 +10616,7 @@
                 <w:szCs w:val="18"/>
                 <w:rtl/>
               </w:rPr>
-              <w:t>تصاحب حساب (Account Takeover)</w:t>
+              <w:t>تصاحب حساب</w:t>
             </w:r>
           </w:p>
         </w:tc>
@@ -10637,7 +10637,7 @@
                 <w:szCs w:val="18"/>
                 <w:rtl/>
               </w:rPr>
-              <w:t>4</w:t>
+              <w:t>۴</w:t>
             </w:r>
           </w:p>
         </w:tc>
@@ -10658,7 +10658,7 @@
                 <w:szCs w:val="18"/>
                 <w:rtl/>
               </w:rPr>
-              <w:t>4</w:t>
+              <w:t>۴</w:t>
             </w:r>
           </w:p>
         </w:tc>
@@ -10679,7 +10679,7 @@
                 <w:szCs w:val="18"/>
                 <w:rtl/>
               </w:rPr>
-              <w:t>0</w:t>
+              <w:t>۰</w:t>
             </w:r>
           </w:p>
         </w:tc>
@@ -10700,7 +10700,7 @@
                 <w:szCs w:val="18"/>
                 <w:rtl/>
               </w:rPr>
-              <w:t>4</w:t>
+              <w:t>۴</w:t>
             </w:r>
           </w:p>
         </w:tc>
@@ -10721,7 +10721,7 @@
                 <w:szCs w:val="18"/>
                 <w:rtl/>
               </w:rPr>
-              <w:t>100٪</w:t>
+              <w:t>۱۰۰٪</w:t>
             </w:r>
           </w:p>
         </w:tc>
@@ -10744,7 +10744,7 @@
                 <w:szCs w:val="18"/>
                 <w:rtl/>
               </w:rPr>
-              <w:t>06</w:t>
+              <w:t>۰۶</w:t>
             </w:r>
           </w:p>
         </w:tc>
@@ -10765,7 +10765,7 @@
                 <w:szCs w:val="18"/>
                 <w:rtl/>
               </w:rPr>
-              <w:t>پولشویی مبتنی بر تجارت (Trade-Based ML)</w:t>
+              <w:t>پولشویی مبتنی بر تجارت</w:t>
             </w:r>
           </w:p>
         </w:tc>
@@ -10786,7 +10786,7 @@
                 <w:szCs w:val="18"/>
                 <w:rtl/>
               </w:rPr>
-              <w:t>10</w:t>
+              <w:t>۱۰</w:t>
             </w:r>
           </w:p>
         </w:tc>
@@ -10807,7 +10807,7 @@
                 <w:szCs w:val="18"/>
                 <w:rtl/>
               </w:rPr>
-              <w:t>10</w:t>
+              <w:t>۱۰</w:t>
             </w:r>
           </w:p>
         </w:tc>
@@ -10828,7 +10828,7 @@
                 <w:szCs w:val="18"/>
                 <w:rtl/>
               </w:rPr>
-              <w:t>0</w:t>
+              <w:t>۰</w:t>
             </w:r>
           </w:p>
         </w:tc>
@@ -10849,7 +10849,7 @@
                 <w:szCs w:val="18"/>
                 <w:rtl/>
               </w:rPr>
-              <w:t>10</w:t>
+              <w:t>۱۰</w:t>
             </w:r>
           </w:p>
         </w:tc>
@@ -10870,7 +10870,7 @@
                 <w:szCs w:val="18"/>
                 <w:rtl/>
               </w:rPr>
-              <w:t>100٪</w:t>
+              <w:t>۱۰۰٪</w:t>
             </w:r>
           </w:p>
         </w:tc>
@@ -10893,7 +10893,7 @@
                 <w:szCs w:val="18"/>
                 <w:rtl/>
               </w:rPr>
-              <w:t>07</w:t>
+              <w:t>۰۷</w:t>
             </w:r>
           </w:p>
         </w:tc>
@@ -10914,7 +10914,7 @@
                 <w:szCs w:val="18"/>
                 <w:rtl/>
               </w:rPr>
-              <w:t>تقلب کارمند بانک (Insider Fraud)</w:t>
+              <w:t>تقلب کارمند بانک</w:t>
             </w:r>
           </w:p>
         </w:tc>
@@ -10935,7 +10935,7 @@
                 <w:szCs w:val="18"/>
                 <w:rtl/>
               </w:rPr>
-              <w:t>6</w:t>
+              <w:t>۶</w:t>
             </w:r>
           </w:p>
         </w:tc>
@@ -10956,7 +10956,7 @@
                 <w:szCs w:val="18"/>
                 <w:rtl/>
               </w:rPr>
-              <w:t>6</w:t>
+              <w:t>۶</w:t>
             </w:r>
           </w:p>
         </w:tc>
@@ -10977,7 +10977,7 @@
                 <w:szCs w:val="18"/>
                 <w:rtl/>
               </w:rPr>
-              <w:t>0</w:t>
+              <w:t>۰</w:t>
             </w:r>
           </w:p>
         </w:tc>
@@ -10998,7 +10998,7 @@
                 <w:szCs w:val="18"/>
                 <w:rtl/>
               </w:rPr>
-              <w:t>12</w:t>
+              <w:t>۱۲</w:t>
             </w:r>
           </w:p>
         </w:tc>
@@ -11019,7 +11019,7 @@
                 <w:szCs w:val="18"/>
                 <w:rtl/>
               </w:rPr>
-              <w:t>50٪</w:t>
+              <w:t>۵۰٪</w:t>
             </w:r>
           </w:p>
         </w:tc>
@@ -11042,7 +11042,7 @@
                 <w:szCs w:val="18"/>
                 <w:rtl/>
               </w:rPr>
-              <w:t>08</w:t>
+              <w:t>۰۸</w:t>
             </w:r>
           </w:p>
         </w:tc>
@@ -11063,7 +11063,7 @@
                 <w:szCs w:val="18"/>
                 <w:rtl/>
               </w:rPr>
-              <w:t>پرداخت‌های دایره‌ای (Circular Payments)</w:t>
+              <w:t>پرداخت‌های دایره‌ای</w:t>
             </w:r>
           </w:p>
         </w:tc>
@@ -11084,7 +11084,7 @@
                 <w:szCs w:val="18"/>
                 <w:rtl/>
               </w:rPr>
-              <w:t>18</w:t>
+              <w:t>۱۸</w:t>
             </w:r>
           </w:p>
         </w:tc>
@@ -11105,7 +11105,7 @@
                 <w:szCs w:val="18"/>
                 <w:rtl/>
               </w:rPr>
-              <w:t>18</w:t>
+              <w:t>۱۸</w:t>
             </w:r>
           </w:p>
         </w:tc>
@@ -11126,7 +11126,7 @@
                 <w:szCs w:val="18"/>
                 <w:rtl/>
               </w:rPr>
-              <w:t>0</w:t>
+              <w:t>۰</w:t>
             </w:r>
           </w:p>
         </w:tc>
@@ -11147,7 +11147,7 @@
                 <w:szCs w:val="18"/>
                 <w:rtl/>
               </w:rPr>
-              <w:t>24</w:t>
+              <w:t>۲۴</w:t>
             </w:r>
           </w:p>
         </w:tc>
@@ -11168,7 +11168,7 @@
                 <w:szCs w:val="18"/>
                 <w:rtl/>
               </w:rPr>
-              <w:t>75٪</w:t>
+              <w:t>۷۵٪</w:t>
             </w:r>
           </w:p>
         </w:tc>
@@ -11191,7 +11191,7 @@
                 <w:szCs w:val="18"/>
                 <w:rtl/>
               </w:rPr>
-              <w:t>09</w:t>
+              <w:t>۰۹</w:t>
             </w:r>
           </w:p>
         </w:tc>
@@ -11212,7 +11212,7 @@
                 <w:szCs w:val="18"/>
                 <w:rtl/>
               </w:rPr>
-              <w:t>پخش و تجمیع (Scatter-Gather)</w:t>
+              <w:t>پخش و تجمیع</w:t>
             </w:r>
           </w:p>
         </w:tc>
@@ -11233,7 +11233,7 @@
                 <w:szCs w:val="18"/>
                 <w:rtl/>
               </w:rPr>
-              <w:t>10</w:t>
+              <w:t>۱۰</w:t>
             </w:r>
           </w:p>
         </w:tc>
@@ -11254,7 +11254,7 @@
                 <w:szCs w:val="18"/>
                 <w:rtl/>
               </w:rPr>
-              <w:t>10</w:t>
+              <w:t>۱۰</w:t>
             </w:r>
           </w:p>
         </w:tc>
@@ -11275,7 +11275,7 @@
                 <w:szCs w:val="18"/>
                 <w:rtl/>
               </w:rPr>
-              <w:t>0</w:t>
+              <w:t>۰</w:t>
             </w:r>
           </w:p>
         </w:tc>
@@ -11296,7 +11296,7 @@
                 <w:szCs w:val="18"/>
                 <w:rtl/>
               </w:rPr>
-              <w:t>16</w:t>
+              <w:t>۱۶</w:t>
             </w:r>
           </w:p>
         </w:tc>
@@ -11317,7 +11317,7 @@
                 <w:szCs w:val="18"/>
                 <w:rtl/>
               </w:rPr>
-              <w:t>62٪</w:t>
+              <w:t>۶۲٪</w:t>
             </w:r>
           </w:p>
         </w:tc>
@@ -11327,7 +11327,7 @@
     <w:p>
       <w:pPr>
         <w:bidi/>
-        <w:jc w:val="right"/>
+        <w:jc w:val="start"/>
       </w:pPr>
       <w:r>
         <w:rPr>
@@ -11346,55 +11346,64 @@
           <w:szCs w:val="22"/>
           <w:rtl/>
         </w:rPr>
-        <w:t xml:space="preserve"> کوئری‌ها با آگاهی از الگوی هر سناریو نوشته شده‌اند و آستانه‌هایشان (نسبت عبور، حداقل مبلغ، تعداد شاخه) بر همین داده تنظیم شده است. بنابراین دقت ۱۰۰٪ نشان می‌دهد که الگو با وجود نویز قابل جداسازی است، نه اینکه این کوئری‌ها روی داده ناشناخته همین دقت را دارند. پوشش کمتر از ۱۰۰٪ در همه موارد مربوط به گام‌هایی است که بیرون از مسیر بازگشتی کوئری قرار دارند.</w:t>
+        <w:t xml:space="preserve"> کوئری‌ها را با دانستن الگوی هر سناریو نوشته‌ایم و آستانه‌هایشان (نسبت عبور، حداقل مبلغ، تعداد شاخه) را روی همین داده تنظیم کرده‌ایم. پس دقت ۱۰۰٪ یعنی این الگوها با وجود نویز از فعالیت عادی جدا می‌شوند؛ دقت همین کوئری‌ها روی داده‌ای که ندیده‌اند معلوم نیست. هر جا پوشش کمتر از ۱۰۰٪ است، تراکنش‌های جاافتاده گام‌هایی‌اند که بیرون از مسیر برگشتی کوئری قرار دارند.</w:t>
       </w:r>
     </w:p>
     <w:p>
       <w:pPr>
         <w:pStyle w:val="Heading1"/>
         <w:bidi/>
-        <w:jc w:val="right"/>
-      </w:pPr>
-      <w:r>
-        <w:rPr>
-          <w:rtl/>
-        </w:rPr>
-        <w:t>16. API تحلیل مسیر</w:t>
-      </w:r>
-    </w:p>
-    <w:p>
-      <w:pPr>
-        <w:bidi/>
-        <w:jc w:val="right"/>
-      </w:pPr>
-      <w:r>
-        <w:rPr>
-          <w:rFonts w:ascii="Vazirmatn" w:hAnsi="Vazirmatn" w:cs="Vazirmatn" w:eastAsia="Vazirmatn"/>
-          <w:sz w:val="22"/>
-          <w:szCs w:val="22"/>
-          <w:rtl/>
-        </w:rPr>
-        <w:t>یک سرویس FastAPI روی Neo4j دو پرسش اصلی را پاسخ می‌دهد. جستجو روی کل گراف انجام می‌شود و همه مسیرها ترتیب زمانی دارند: یک گام فقط وقتی شمرده می‌شود که پول پیش از آن رسیده باشد.</w:t>
+        <w:jc w:val="start"/>
+      </w:pPr>
+      <w:r>
+        <w:rPr>
+          <w:rtl/>
+        </w:rPr>
+        <w:t>۱۶. سرویس تحلیل مسیر</w:t>
+      </w:r>
+    </w:p>
+    <w:p>
+      <w:pPr>
+        <w:bidi/>
+        <w:jc w:val="start"/>
+      </w:pPr>
+      <w:r>
+        <w:rPr>
+          <w:rFonts w:ascii="Vazirmatn" w:hAnsi="Vazirmatn" w:cs="Vazirmatn" w:eastAsia="Vazirmatn"/>
+          <w:sz w:val="22"/>
+          <w:szCs w:val="22"/>
+          <w:rtl/>
+        </w:rPr>
+        <w:t>سرویسی که با FastAPI روی Neo4j ساخته شده، به دو پرسش جواب می‌دهد. جستجو روی کل گراف انجام می‌شود و مسیرها ترتیب زمانی دارند: هر گام فقط وقتی حساب می‌شود که پول پیش از آن به حساب رسیده باشد.</w:t>
       </w:r>
     </w:p>
     <w:p>
       <w:pPr>
         <w:pStyle w:val="Heading2"/>
         <w:bidi/>
-        <w:jc w:val="right"/>
-      </w:pPr>
-      <w:r>
-        <w:rPr>
-          <w:rtl/>
-        </w:rPr>
-        <w:t>16.1 مشارکت یک شبا در الگوی پخش و تجمیع</w:t>
-      </w:r>
-    </w:p>
-    <w:p>
-      <w:pPr>
-        <w:bidi/>
-        <w:jc w:val="right"/>
-      </w:pPr>
+        <w:jc w:val="start"/>
+      </w:pPr>
+      <w:r>
+        <w:rPr>
+          <w:rtl/>
+        </w:rPr>
+        <w:t>۱۶.۱ نقش یک شبا در الگوی پخش و تجمیع</w:t>
+      </w:r>
+    </w:p>
+    <w:p>
+      <w:pPr>
+        <w:bidi/>
+        <w:jc w:val="start"/>
+      </w:pPr>
+      <w:r>
+        <w:rPr>
+          <w:rFonts w:ascii="Vazirmatn" w:hAnsi="Vazirmatn" w:cs="Vazirmatn" w:eastAsia="Vazirmatn"/>
+          <w:sz w:val="22"/>
+          <w:szCs w:val="22"/>
+          <w:rtl/>
+        </w:rPr>
+        <w:t xml:space="preserve">مسیر: </w:t>
+      </w:r>
       <w:r>
         <w:rPr>
           <w:rFonts w:ascii="Courier New" w:hAnsi="Courier New" w:cs="Courier New" w:eastAsia="Courier New"/>
@@ -11408,36 +11417,45 @@
     <w:p>
       <w:pPr>
         <w:bidi/>
-        <w:jc w:val="right"/>
-      </w:pPr>
-      <w:r>
-        <w:rPr>
-          <w:rFonts w:ascii="Vazirmatn" w:hAnsi="Vazirmatn" w:cs="Vazirmatn" w:eastAsia="Vazirmatn"/>
-          <w:sz w:val="22"/>
-          <w:szCs w:val="22"/>
-          <w:rtl/>
-        </w:rPr>
-        <w:t>مشخص می‌کند شبا در الگوی پخش و سپس تجمیع پول شرکت داشته یا نه، و با چه نقشی: مبدا، مقصد یا واسط. برای هر الگو همه شاخه‌ها با جزئیات کامل تراکنش‌ها، مبلغ پخش‌شده و جمع‌شده، درصد کسرشده و مدت زمان برگردانده می‌شود. مبدا می‌تواند یک حساب یا واریز نقدی باشد. پارامترها: حداقل تعداد شاخه (۲)، حداکثر واسط در هر شاخه (۳)، پنجره زمانی (۳۰ روز) و حداقل نسبت عبور (۰٫۸).</w:t>
+        <w:jc w:val="start"/>
+      </w:pPr>
+      <w:r>
+        <w:rPr>
+          <w:rFonts w:ascii="Vazirmatn" w:hAnsi="Vazirmatn" w:cs="Vazirmatn" w:eastAsia="Vazirmatn"/>
+          <w:sz w:val="22"/>
+          <w:szCs w:val="22"/>
+          <w:rtl/>
+        </w:rPr>
+        <w:t>این سرویس مشخص می‌کند یک شبا در الگوی پخش و تجمیع پول بوده یا نه، و اگر بوده نقشش مبدا بوده، مقصد یا واسط. برای هر الگو همه‌ی شاخه‌ها با جزئیات تراکنش‌ها برمی‌گردد، همراه با مبلغ پخش‌شده و جمع‌شده، درصدی که در راه کم شده و مدت الگو. مبدا می‌تواند یک حساب باشد یا واریزهای نقدی. پارامترهای قابل تنظیم و مقدار پیش‌فرضشان: حداقل تعداد شاخه (۲)، حداکثر واسط در هر شاخه (۳)، بازه‌ی زمانی (۳۰ روز) و حداقل سهمی که هر حساب باید جلو بفرستد (۰٫۸).</w:t>
       </w:r>
     </w:p>
     <w:p>
       <w:pPr>
         <w:pStyle w:val="Heading2"/>
         <w:bidi/>
-        <w:jc w:val="right"/>
-      </w:pPr>
-      <w:r>
-        <w:rPr>
-          <w:rtl/>
-        </w:rPr>
-        <w:t>16.2 رابطه بین شباها</w:t>
-      </w:r>
-    </w:p>
-    <w:p>
-      <w:pPr>
-        <w:bidi/>
-        <w:jc w:val="right"/>
-      </w:pPr>
+        <w:jc w:val="start"/>
+      </w:pPr>
+      <w:r>
+        <w:rPr>
+          <w:rtl/>
+        </w:rPr>
+        <w:t>۱۶.۲ رابطه‌ی بین شباها</w:t>
+      </w:r>
+    </w:p>
+    <w:p>
+      <w:pPr>
+        <w:bidi/>
+        <w:jc w:val="start"/>
+      </w:pPr>
+      <w:r>
+        <w:rPr>
+          <w:rFonts w:ascii="Vazirmatn" w:hAnsi="Vazirmatn" w:cs="Vazirmatn" w:eastAsia="Vazirmatn"/>
+          <w:sz w:val="22"/>
+          <w:szCs w:val="22"/>
+          <w:rtl/>
+        </w:rPr>
+        <w:t xml:space="preserve">مسیر: </w:t>
+      </w:r>
       <w:r>
         <w:rPr>
           <w:rFonts w:ascii="Courier New" w:hAnsi="Courier New" w:cs="Courier New" w:eastAsia="Courier New"/>
@@ -11451,281 +11469,282 @@
     <w:p>
       <w:pPr>
         <w:bidi/>
-        <w:jc w:val="right"/>
-      </w:pPr>
-      <w:r>
-        <w:rPr>
-          <w:rFonts w:ascii="Vazirmatn" w:hAnsi="Vazirmatn" w:cs="Vazirmatn" w:eastAsia="Vazirmatn"/>
-          <w:sz w:val="22"/>
-          <w:szCs w:val="22"/>
-          <w:rtl/>
-        </w:rPr>
-        <w:t>فهرستی از شباها می‌گیرد و برای هر جفت بررسی می‌کند که آیا مسیر پولی با هر تعداد واسط، در هر یک از دو جهت، وجود دارد. کوتاه‌ترین مسیر با جزئیات تراکنش‌ها و همچنین مالکان مشترک دو حساب برگردانده می‌شود.</w:t>
+        <w:jc w:val="start"/>
+      </w:pPr>
+      <w:r>
+        <w:rPr>
+          <w:rFonts w:ascii="Vazirmatn" w:hAnsi="Vazirmatn" w:cs="Vazirmatn" w:eastAsia="Vazirmatn"/>
+          <w:sz w:val="22"/>
+          <w:szCs w:val="22"/>
+          <w:rtl/>
+        </w:rPr>
+        <w:t>فهرستی از شباها می‌گیرد و برای هر جفت بررسی می‌کند که در هر کدام از دو جهت، با هر تعداد واسطه، مسیر انتقال پول هست یا نه. کوتاه‌ترین مسیر با جزئیات تراکنش‌ها برمی‌گردد و اگر دو حساب مالک مشترک داشته باشند، آن هم گزارش می‌شود.</w:t>
       </w:r>
     </w:p>
     <w:p>
       <w:pPr>
         <w:pStyle w:val="Heading2"/>
         <w:bidi/>
-        <w:jc w:val="right"/>
-      </w:pPr>
-      <w:r>
-        <w:rPr>
-          <w:rtl/>
-        </w:rPr>
-        <w:t>16.3 نتایج روی داده</w:t>
-      </w:r>
-    </w:p>
-    <w:p>
-      <w:pPr>
-        <w:bidi/>
-        <w:jc w:val="right"/>
-      </w:pPr>
-      <w:r>
-        <w:rPr>
-          <w:rFonts w:ascii="Vazirmatn" w:hAnsi="Vazirmatn" w:cs="Vazirmatn" w:eastAsia="Vazirmatn"/>
-          <w:sz w:val="22"/>
-          <w:szCs w:val="22"/>
-          <w:rtl/>
-        </w:rPr>
-        <w:t>- سناریوی ۰۹: هر ۷ شاخه و هر ۱۶ تراکنش کاشته‌شده پیدا شد، با نقش درست برای مبدا، مقصد و واسط</w:t>
-      </w:r>
-    </w:p>
-    <w:p>
-      <w:pPr>
-        <w:bidi/>
-        <w:jc w:val="right"/>
-      </w:pPr>
-      <w:r>
-        <w:rPr>
-          <w:rFonts w:ascii="Vazirmatn" w:hAnsi="Vazirmatn" w:cs="Vazirmatn" w:eastAsia="Vazirmatn"/>
-          <w:sz w:val="22"/>
-          <w:szCs w:val="22"/>
-          <w:rtl/>
-        </w:rPr>
-        <w:t>- سناریوی ۰۲: به‌صورت الگوی مبدا-نقدی با ۹ شاخه و ۱۸ از ۱۸ تراکنش مربوط پیدا شد</w:t>
-      </w:r>
-    </w:p>
-    <w:p>
-      <w:pPr>
-        <w:bidi/>
-        <w:jc w:val="right"/>
-      </w:pPr>
-      <w:r>
-        <w:rPr>
-          <w:rFonts w:ascii="Vazirmatn" w:hAnsi="Vazirmatn" w:cs="Vazirmatn" w:eastAsia="Vazirmatn"/>
-          <w:sz w:val="22"/>
-          <w:szCs w:val="22"/>
-          <w:rtl/>
-        </w:rPr>
-        <w:t>- در کل گراف فقط ۵ الگوی پخش و تجمیع وجود دارد: دو الگوی کاشته‌شده (۹ و ۷ شاخه) و سه الگوی کوچک ۲ تا ۳ شاخه‌ای که عمدتاً نویز هستند</w:t>
-      </w:r>
-    </w:p>
-    <w:p>
-      <w:pPr>
-        <w:bidi/>
-        <w:jc w:val="right"/>
-      </w:pPr>
-      <w:r>
-        <w:rPr>
-          <w:rFonts w:ascii="Vazirmatn" w:hAnsi="Vazirmatn" w:cs="Vazirmatn" w:eastAsia="Vazirmatn"/>
-          <w:sz w:val="22"/>
-          <w:szCs w:val="22"/>
-          <w:rtl/>
-        </w:rPr>
-        <w:t>- حدود ۷۵٪ جفت‌حساب‌ها مسیر زمانی معتبر به هم دارند؛ بنابراین پاسخ «رابطه دارد یا ندارد» به‌تنهایی کم‌ارزش است و خودِ مسیر (تعداد گام، تاریخ‌ها، مبالغ) اطلاعات مفید را می‌دهد</w:t>
+        <w:jc w:val="start"/>
+      </w:pPr>
+      <w:r>
+        <w:rPr>
+          <w:rtl/>
+        </w:rPr>
+        <w:t>۱۶.۳ نتیجه روی داده</w:t>
+      </w:r>
+    </w:p>
+    <w:p>
+      <w:pPr>
+        <w:bidi/>
+        <w:jc w:val="start"/>
+      </w:pPr>
+      <w:r>
+        <w:rPr>
+          <w:rFonts w:ascii="Vazirmatn" w:hAnsi="Vazirmatn" w:cs="Vazirmatn" w:eastAsia="Vazirmatn"/>
+          <w:sz w:val="22"/>
+          <w:szCs w:val="22"/>
+          <w:rtl/>
+        </w:rPr>
+        <w:t>•  در سناریوی ۰۹ هر ۷ شاخه و هر ۱۶ تراکنش کاشته‌شده پیدا شد و نقش مبدا، مقصد و واسط درست تشخیص داده شد</w:t>
+      </w:r>
+    </w:p>
+    <w:p>
+      <w:pPr>
+        <w:bidi/>
+        <w:jc w:val="start"/>
+      </w:pPr>
+      <w:r>
+        <w:rPr>
+          <w:rFonts w:ascii="Vazirmatn" w:hAnsi="Vazirmatn" w:cs="Vazirmatn" w:eastAsia="Vazirmatn"/>
+          <w:sz w:val="22"/>
+          <w:szCs w:val="22"/>
+          <w:rtl/>
+        </w:rPr>
+        <w:t>•  سناریوی ۰۲ به شکل الگویی با مبدا نقدی و ۹ شاخه پیدا شد و هر ۱۸ تراکنش مربوط در آن بود</w:t>
+      </w:r>
+    </w:p>
+    <w:p>
+      <w:pPr>
+        <w:bidi/>
+        <w:jc w:val="start"/>
+      </w:pPr>
+      <w:r>
+        <w:rPr>
+          <w:rFonts w:ascii="Vazirmatn" w:hAnsi="Vazirmatn" w:cs="Vazirmatn" w:eastAsia="Vazirmatn"/>
+          <w:sz w:val="22"/>
+          <w:szCs w:val="22"/>
+          <w:rtl/>
+        </w:rPr>
+        <w:t>•  در کل گراف فقط ۵ الگوی پخش و تجمیع وجود دارد: دو الگوی کاشته‌شده (۹ و ۷ شاخه) و سه الگوی کوچک ۲ تا ۳ شاخه‌ای که بیشترشان نویزند</w:t>
+      </w:r>
+    </w:p>
+    <w:p>
+      <w:pPr>
+        <w:bidi/>
+        <w:jc w:val="start"/>
+      </w:pPr>
+      <w:r>
+        <w:rPr>
+          <w:rFonts w:ascii="Vazirmatn" w:hAnsi="Vazirmatn" w:cs="Vazirmatn" w:eastAsia="Vazirmatn"/>
+          <w:sz w:val="22"/>
+          <w:szCs w:val="22"/>
+          <w:rtl/>
+        </w:rPr>
+        <w:t>•  حدود ۷۵٪ جفت‌حساب‌ها مسیر زمانیِ معتبری به هم دارند. به همین دلیل جواب «رابطه دارد» به‌تنهایی چیز زیادی نمی‌گوید و باید خود مسیر را دید: تعداد گام‌ها، تاریخ‌ها و مبالغ</w:t>
       </w:r>
     </w:p>
     <w:p>
       <w:pPr>
         <w:pStyle w:val="Heading1"/>
         <w:bidi/>
-        <w:jc w:val="right"/>
-      </w:pPr>
-      <w:r>
-        <w:rPr>
-          <w:rtl/>
-        </w:rPr>
-        <w:t>17. محدودیت‌ها</w:t>
-      </w:r>
-    </w:p>
-    <w:p>
-      <w:pPr>
-        <w:bidi/>
-        <w:jc w:val="right"/>
-      </w:pPr>
-      <w:r>
-        <w:rPr>
-          <w:rFonts w:ascii="Vazirmatn" w:hAnsi="Vazirmatn" w:cs="Vazirmatn" w:eastAsia="Vazirmatn"/>
-          <w:sz w:val="22"/>
-          <w:szCs w:val="22"/>
-          <w:rtl/>
-        </w:rPr>
-        <w:t>- اطلاعات تماس مشترک (تلفن، نشانی، IP) مدل نشده است، چون قالب ۳۰ ستونی گزارش بانکی چنین فیلدی ندارد</w:t>
-      </w:r>
-    </w:p>
-    <w:p>
-      <w:pPr>
-        <w:bidi/>
-        <w:jc w:val="right"/>
-      </w:pPr>
-      <w:r>
-        <w:rPr>
-          <w:rFonts w:ascii="Vazirmatn" w:hAnsi="Vazirmatn" w:cs="Vazirmatn" w:eastAsia="Vazirmatn"/>
-          <w:sz w:val="22"/>
-          <w:szCs w:val="22"/>
-          <w:rtl/>
-        </w:rPr>
-        <w:t>- مقیاس مبالغ همان مقیاس اولیه پروژه است (سقف گزارش‌دهی ۵۰ میلیون ریال) و با سطح ریالی سال ۱۴۰۳ تطبیق داده نشده است</w:t>
-      </w:r>
-    </w:p>
-    <w:p>
-      <w:pPr>
-        <w:bidi/>
-        <w:jc w:val="right"/>
-      </w:pPr>
-      <w:r>
-        <w:rPr>
-          <w:rFonts w:ascii="Vazirmatn" w:hAnsi="Vazirmatn" w:cs="Vazirmatn" w:eastAsia="Vazirmatn"/>
-          <w:sz w:val="22"/>
-          <w:szCs w:val="22"/>
-          <w:rtl/>
-        </w:rPr>
-        <w:t>- همه سناریوها در یک بازه زمانی و روی یک مجموعه حساب مشترک قرار دارند؛ در جستجوی کل گراف، مسیرها می‌توانند از نویز سناریوهای دیگر عبور کنند</w:t>
-      </w:r>
-    </w:p>
-    <w:p>
-      <w:pPr>
-        <w:bidi/>
-        <w:jc w:val="right"/>
-      </w:pPr>
-      <w:r>
-        <w:rPr>
-          <w:rFonts w:ascii="Vazirmatn" w:hAnsi="Vazirmatn" w:cs="Vazirmatn" w:eastAsia="Vazirmatn"/>
-          <w:sz w:val="22"/>
-          <w:szCs w:val="22"/>
-          <w:rtl/>
-        </w:rPr>
-        <w:t>- API در هر درخواست همه تراکنش‌ها را در حافظه می‌خواند که برای این حجم مناسب است، نه برای میلیون‌ها تراکنش</w:t>
-      </w:r>
-    </w:p>
-    <w:p>
-      <w:pPr>
-        <w:bidi/>
-        <w:jc w:val="right"/>
-      </w:pPr>
-      <w:r>
-        <w:rPr>
-          <w:rFonts w:ascii="Vazirmatn" w:hAnsi="Vazirmatn" w:cs="Vazirmatn" w:eastAsia="Vazirmatn"/>
-          <w:sz w:val="22"/>
-          <w:szCs w:val="22"/>
-          <w:rtl/>
-        </w:rPr>
-        <w:t>- تصاویر «نتیجه کوئری» از خروجی واقعی کوئری روی Neo4j رسم شده‌اند، نه اسکرین‌شات Neo4j Browser</w:t>
+        <w:jc w:val="start"/>
+      </w:pPr>
+      <w:r>
+        <w:rPr>
+          <w:rtl/>
+        </w:rPr>
+        <w:t>۱۷. محدودیت‌ها</w:t>
+      </w:r>
+    </w:p>
+    <w:p>
+      <w:pPr>
+        <w:bidi/>
+        <w:jc w:val="start"/>
+      </w:pPr>
+      <w:r>
+        <w:rPr>
+          <w:rFonts w:ascii="Vazirmatn" w:hAnsi="Vazirmatn" w:cs="Vazirmatn" w:eastAsia="Vazirmatn"/>
+          <w:sz w:val="22"/>
+          <w:szCs w:val="22"/>
+          <w:rtl/>
+        </w:rPr>
+        <w:t>•  اطلاعات تماس مشترک مثل تلفن، نشانی یا IP مدل نشده، چون قالب ۳۰ ستونی FATF چنین فیلدی ندارد</w:t>
+      </w:r>
+    </w:p>
+    <w:p>
+      <w:pPr>
+        <w:bidi/>
+        <w:jc w:val="start"/>
+      </w:pPr>
+      <w:r>
+        <w:rPr>
+          <w:rFonts w:ascii="Vazirmatn" w:hAnsi="Vazirmatn" w:cs="Vazirmatn" w:eastAsia="Vazirmatn"/>
+          <w:sz w:val="22"/>
+          <w:szCs w:val="22"/>
+          <w:rtl/>
+        </w:rPr>
+        <w:t>•  مبالغ در همان مقیاس اولیه‌ی پروژه مانده‌اند (سقف گزارش‌دهی ۵۰ میلیون ریال) و با سطح ریالی سال ۱۴۰۳ تطبیق داده نشده‌اند</w:t>
+      </w:r>
+    </w:p>
+    <w:p>
+      <w:pPr>
+        <w:bidi/>
+        <w:jc w:val="start"/>
+      </w:pPr>
+      <w:r>
+        <w:rPr>
+          <w:rFonts w:ascii="Vazirmatn" w:hAnsi="Vazirmatn" w:cs="Vazirmatn" w:eastAsia="Vazirmatn"/>
+          <w:sz w:val="22"/>
+          <w:szCs w:val="22"/>
+          <w:rtl/>
+        </w:rPr>
+        <w:t>•  همه‌ی سناریوها در یک بازه‌ی زمانی و روی یک مجموعه حساب مشترک ساخته شده‌اند، پس در جستجوی کل گراف ممکن است مسیرها از نویز سناریوهای دیگر بگذرند</w:t>
+      </w:r>
+    </w:p>
+    <w:p>
+      <w:pPr>
+        <w:bidi/>
+        <w:jc w:val="start"/>
+      </w:pPr>
+      <w:r>
+        <w:rPr>
+          <w:rFonts w:ascii="Vazirmatn" w:hAnsi="Vazirmatn" w:cs="Vazirmatn" w:eastAsia="Vazirmatn"/>
+          <w:sz w:val="22"/>
+          <w:szCs w:val="22"/>
+          <w:rtl/>
+        </w:rPr>
+        <w:t>•  سرویس تحلیل مسیر در هر درخواست همه‌ی تراکنش‌ها را در حافظه می‌خواند. این روش برای حجم فعلی کار می‌کند ولی برای میلیون‌ها تراکنش باید عوض شود</w:t>
+      </w:r>
+    </w:p>
+    <w:p>
+      <w:pPr>
+        <w:bidi/>
+        <w:jc w:val="start"/>
+      </w:pPr>
+      <w:r>
+        <w:rPr>
+          <w:rFonts w:ascii="Vazirmatn" w:hAnsi="Vazirmatn" w:cs="Vazirmatn" w:eastAsia="Vazirmatn"/>
+          <w:sz w:val="22"/>
+          <w:szCs w:val="22"/>
+          <w:rtl/>
+        </w:rPr>
+        <w:t>•  تصاویر «خروجی کوئری» از نتیجه‌ی واقعی کوئری‌ها روی Neo4j رسم شده‌اند و اسکرین‌شات Neo4j Browser نیستند</w:t>
       </w:r>
     </w:p>
     <w:p>
       <w:pPr>
         <w:pStyle w:val="Heading1"/>
         <w:bidi/>
-        <w:jc w:val="right"/>
-      </w:pPr>
-      <w:r>
-        <w:rPr>
-          <w:rtl/>
-        </w:rPr>
-        <w:t>18. نتیجه‌گیری</w:t>
-      </w:r>
-    </w:p>
-    <w:p>
-      <w:pPr>
-        <w:bidi/>
-        <w:jc w:val="right"/>
-      </w:pPr>
-      <w:r>
-        <w:rPr>
-          <w:rFonts w:ascii="Vazirmatn" w:hAnsi="Vazirmatn" w:cs="Vazirmatn" w:eastAsia="Vazirmatn"/>
-          <w:sz w:val="22"/>
-          <w:szCs w:val="22"/>
-          <w:rtl/>
-        </w:rPr>
-        <w:t>در این پروژه 9 سناریوی تقلب با داده‌های نزدیک به واقعیت شبیه‌سازی و عمداً در میان فعالیت عادی پنهان شد. با وجود هم‌پوشانی مبالغ و شرح‌های خنثی، ساختار گرافی هر الگو (زنجیره، چرخه، هم‌گرایی، پخش و تجمیع) و ترتیب زمانی آن امکان جداسازی از نویز را فراهم می‌کند. کوئری‌های Cypher برای الگوهای با عمق ثابت کافی هستند و برای الگوهای با عمق متغیر و قید زمانی، جستجوی مسیر در API مناسب‌تر است.</w:t>
+        <w:jc w:val="start"/>
+      </w:pPr>
+      <w:r>
+        <w:rPr>
+          <w:rtl/>
+        </w:rPr>
+        <w:t>۱۸. جمع‌بندی</w:t>
+      </w:r>
+    </w:p>
+    <w:p>
+      <w:pPr>
+        <w:bidi/>
+        <w:jc w:val="start"/>
+      </w:pPr>
+      <w:r>
+        <w:rPr>
+          <w:rFonts w:ascii="Vazirmatn" w:hAnsi="Vazirmatn" w:cs="Vazirmatn" w:eastAsia="Vazirmatn"/>
+          <w:sz w:val="22"/>
+          <w:szCs w:val="22"/>
+          <w:rtl/>
+        </w:rPr>
+        <w:t>ساختار گرافی هر الگو (زنجیره، چرخه، هم‌گرایی، پخش و تجمیع) همراه با ترتیب زمانی تراکنش‌ها کافی بود تا الگوها با وجود مبالغ هم‌پوشان و شرح‌های خنثی از نویز جدا شوند. برای الگوهایی که عمقشان ثابت است کوئری Cypher کافی است. وقتی عمق مسیر متغیر است و ترتیب زمانی مهم است، جستجوی مسیر در سرویس API بهتر جواب می‌دهد.</w:t>
       </w:r>
     </w:p>
     <w:p>
       <w:pPr>
         <w:pStyle w:val="Heading1"/>
         <w:bidi/>
-        <w:jc w:val="right"/>
-      </w:pPr>
-      <w:r>
-        <w:rPr>
-          <w:rtl/>
-        </w:rPr>
-        <w:t>مراجع</w:t>
-      </w:r>
-    </w:p>
-    <w:p>
-      <w:pPr>
-        <w:bidi/>
-        <w:jc w:val="right"/>
-      </w:pPr>
-      <w:r>
-        <w:rPr>
-          <w:rFonts w:ascii="Vazirmatn" w:hAnsi="Vazirmatn" w:cs="Vazirmatn" w:eastAsia="Vazirmatn"/>
-          <w:sz w:val="22"/>
-          <w:szCs w:val="22"/>
-          <w:rtl/>
-        </w:rPr>
-        <w:t>- FATF 40 Recommendations</w:t>
-      </w:r>
-    </w:p>
-    <w:p>
-      <w:pPr>
-        <w:bidi/>
-        <w:jc w:val="right"/>
-      </w:pPr>
-      <w:r>
-        <w:rPr>
-          <w:rFonts w:ascii="Vazirmatn" w:hAnsi="Vazirmatn" w:cs="Vazirmatn" w:eastAsia="Vazirmatn"/>
-          <w:sz w:val="22"/>
-          <w:szCs w:val="22"/>
-          <w:rtl/>
-        </w:rPr>
-        <w:t>- FATF Typologies Reports</w:t>
-      </w:r>
-    </w:p>
-    <w:p>
-      <w:pPr>
-        <w:bidi/>
-        <w:jc w:val="right"/>
-      </w:pPr>
-      <w:r>
-        <w:rPr>
-          <w:rFonts w:ascii="Vazirmatn" w:hAnsi="Vazirmatn" w:cs="Vazirmatn" w:eastAsia="Vazirmatn"/>
-          <w:sz w:val="22"/>
-          <w:szCs w:val="22"/>
-          <w:rtl/>
-        </w:rPr>
-        <w:t>- Central Bank of Iran</w:t>
-      </w:r>
-    </w:p>
-    <w:p>
-      <w:pPr>
-        <w:bidi/>
-        <w:jc w:val="right"/>
-      </w:pPr>
-      <w:r>
-        <w:rPr>
-          <w:rFonts w:ascii="Vazirmatn" w:hAnsi="Vazirmatn" w:cs="Vazirmatn" w:eastAsia="Vazirmatn"/>
-          <w:sz w:val="22"/>
-          <w:szCs w:val="22"/>
-          <w:rtl/>
-        </w:rPr>
-        <w:t>- Sheba / IBAN structure — Iran</w:t>
+        <w:jc w:val="start"/>
+      </w:pPr>
+      <w:r>
+        <w:rPr>
+          <w:rtl/>
+        </w:rPr>
+        <w:t>منابع</w:t>
+      </w:r>
+    </w:p>
+    <w:p>
+      <w:pPr>
+        <w:bidi/>
+        <w:jc w:val="start"/>
+      </w:pPr>
+      <w:r>
+        <w:rPr>
+          <w:rFonts w:ascii="Vazirmatn" w:hAnsi="Vazirmatn" w:cs="Vazirmatn" w:eastAsia="Vazirmatn"/>
+          <w:sz w:val="22"/>
+          <w:szCs w:val="22"/>
+          <w:rtl/>
+        </w:rPr>
+        <w:t>•  FATF 40 Recommendations</w:t>
+      </w:r>
+    </w:p>
+    <w:p>
+      <w:pPr>
+        <w:bidi/>
+        <w:jc w:val="start"/>
+      </w:pPr>
+      <w:r>
+        <w:rPr>
+          <w:rFonts w:ascii="Vazirmatn" w:hAnsi="Vazirmatn" w:cs="Vazirmatn" w:eastAsia="Vazirmatn"/>
+          <w:sz w:val="22"/>
+          <w:szCs w:val="22"/>
+          <w:rtl/>
+        </w:rPr>
+        <w:t>•  FATF Typologies Reports</w:t>
+      </w:r>
+    </w:p>
+    <w:p>
+      <w:pPr>
+        <w:bidi/>
+        <w:jc w:val="start"/>
+      </w:pPr>
+      <w:r>
+        <w:rPr>
+          <w:rFonts w:ascii="Vazirmatn" w:hAnsi="Vazirmatn" w:cs="Vazirmatn" w:eastAsia="Vazirmatn"/>
+          <w:sz w:val="22"/>
+          <w:szCs w:val="22"/>
+          <w:rtl/>
+        </w:rPr>
+        <w:t>•  Central Bank of Iran</w:t>
+      </w:r>
+    </w:p>
+    <w:p>
+      <w:pPr>
+        <w:bidi/>
+        <w:jc w:val="start"/>
+      </w:pPr>
+      <w:r>
+        <w:rPr>
+          <w:rFonts w:ascii="Vazirmatn" w:hAnsi="Vazirmatn" w:cs="Vazirmatn" w:eastAsia="Vazirmatn"/>
+          <w:sz w:val="22"/>
+          <w:szCs w:val="22"/>
+          <w:rtl/>
+        </w:rPr>
+        <w:t>•  Sheba / IBAN structure: Iran</w:t>
       </w:r>
     </w:p>
     <w:sectPr>
+      <w:bidi/>
       <w:headerReference w:type="default" r:id="rId7"/>
       <w:footerReference w:type="default" r:id="rId8"/>
       <w:pgSz w:w="11906" w:h="16838" w:orient="portrait"/>
@@ -11782,6 +11801,7 @@
 <w:ftr xmlns:wpc="http://schemas.microsoft.com/office/word/2010/wordprocessingCanvas" xmlns:mc="http://schemas.openxmlformats.org/markup-compatibility/2006" xmlns:o="urn:schemas-microsoft-com:office:office" xmlns:r="http://schemas.openxmlformats.org/officeDocument/2006/relationships" xmlns:m="http://schemas.openxmlformats.org/officeDocument/2006/math" xmlns:v="urn:schemas-microsoft-com:vml" xmlns:wp14="http://schemas.microsoft.com/office/word/2010/wordprocessingDrawing" xmlns:wp="http://schemas.openxmlformats.org/drawingml/2006/wordprocessingDrawing" xmlns:w10="urn:schemas-microsoft-com:office:word" xmlns:w="http://schemas.openxmlformats.org/wordprocessingml/2006/main" xmlns:w14="http://schemas.microsoft.com/office/word/2010/wordml" xmlns:w15="http://schemas.microsoft.com/office/word/2012/wordml" xmlns:wpg="http://schemas.microsoft.com/office/word/2010/wordprocessingGroup" xmlns:wpi="http://schemas.microsoft.com/office/word/2010/wordprocessingInk" xmlns:wne="http://schemas.microsoft.com/office/word/2006/wordml" xmlns:wps="http://schemas.microsoft.com/office/word/2010/wordprocessingShape">
   <w:p>
     <w:pPr>
+      <w:bidi/>
       <w:jc w:val="center"/>
     </w:pPr>
     <w:r>
@@ -11843,6 +11863,7 @@
 <w:hdr xmlns:wpc="http://schemas.microsoft.com/office/word/2010/wordprocessingCanvas" xmlns:mc="http://schemas.openxmlformats.org/markup-compatibility/2006" xmlns:o="urn:schemas-microsoft-com:office:office" xmlns:r="http://schemas.openxmlformats.org/officeDocument/2006/relationships" xmlns:m="http://schemas.openxmlformats.org/officeDocument/2006/math" xmlns:v="urn:schemas-microsoft-com:vml" xmlns:wp14="http://schemas.microsoft.com/office/word/2010/wordprocessingDrawing" xmlns:wp="http://schemas.openxmlformats.org/drawingml/2006/wordprocessingDrawing" xmlns:w10="urn:schemas-microsoft-com:office:word" xmlns:w="http://schemas.openxmlformats.org/wordprocessingml/2006/main" xmlns:w14="http://schemas.microsoft.com/office/word/2010/wordml" xmlns:w15="http://schemas.microsoft.com/office/word/2012/wordml" xmlns:wpg="http://schemas.microsoft.com/office/word/2010/wordprocessingGroup" xmlns:wpi="http://schemas.microsoft.com/office/word/2010/wordprocessingInk" xmlns:wne="http://schemas.microsoft.com/office/word/2006/wordml" xmlns:wps="http://schemas.microsoft.com/office/word/2010/wordprocessingShape" xmlns:cx="http://schemas.microsoft.com/office/drawing/2014/chartex" xmlns:cx1="http://schemas.microsoft.com/office/drawing/2015/9/8/chartex" xmlns:cx2="http://schemas.microsoft.com/office/drawing/2015/10/21/chartex" xmlns:cx3="http://schemas.microsoft.com/office/drawing/2016/5/9/chartex" xmlns:cx4="http://schemas.microsoft.com/office/drawing/2016/5/10/chartex" xmlns:cx5="http://schemas.microsoft.com/office/drawing/2016/5/11/chartex" xmlns:cx6="http://schemas.microsoft.com/office/drawing/2016/5/12/chartex" xmlns:cx7="http://schemas.microsoft.com/office/drawing/2016/5/13/chartex" xmlns:cx8="http://schemas.microsoft.com/office/drawing/2016/5/14/chartex" xmlns:w16cid="http://schemas.microsoft.com/office/word/2016/wordml/cid" xmlns:w16se="http://schemas.microsoft.com/office/word/2015/wordml/symex">
   <w:p>
     <w:pPr>
+      <w:bidi/>
       <w:jc w:val="center"/>
     </w:pPr>
     <w:r>
@@ -11982,9 +12003,10 @@
     <w:next w:val="Normal"/>
     <w:qFormat/>
     <w:rPr>
-      <w:color w:val="2E74B5"/>
+      <w:rFonts w:ascii="Vazirmatn" w:hAnsi="Vazirmatn" w:cs="Vazirmatn" w:eastAsia="Vazirmatn"/>
       <w:sz w:val="32"/>
       <w:szCs w:val="32"/>
+      <w:color w:val="000000"/>
     </w:rPr>
   </w:style>
   <w:style w:type="paragraph" w:styleId="Heading2">
@@ -11993,9 +12015,10 @@
     <w:next w:val="Normal"/>
     <w:qFormat/>
     <w:rPr>
-      <w:color w:val="2E74B5"/>
+      <w:rFonts w:ascii="Vazirmatn" w:hAnsi="Vazirmatn" w:cs="Vazirmatn" w:eastAsia="Vazirmatn"/>
       <w:sz w:val="26"/>
       <w:szCs w:val="26"/>
+      <w:color w:val="000000"/>
     </w:rPr>
   </w:style>
   <w:style w:type="paragraph" w:styleId="Heading3">
